--- a/assets/images/Areas of Expertise -  A Andrés_Hincapié 25 - SCo.docx
+++ b/assets/images/Areas of Expertise -  A Andrés_Hincapié 25 - SCo.docx
@@ -303,35 +303,7 @@
                 <w14:ligatures w14:val="none"/>
               </w:rPr>
               <w:br/>
-              <w:t xml:space="preserve">Project: Flores REDD+/ARR Feasibility Study – </w:t>
-            </w:r>
-            <w:proofErr w:type="spellStart"/>
-            <w:r>
-              <w:rPr>
-                <w:rFonts w:ascii="Times New Roman" w:eastAsia="Times New Roman" w:hAnsi="Times New Roman" w:cs="Times New Roman"/>
-                <w:b/>
-                <w:bCs/>
-                <w:kern w:val="0"/>
-                <w:sz w:val="20"/>
-                <w:szCs w:val="20"/>
-                <w:lang w:eastAsia="en-GB"/>
-                <w14:ligatures w14:val="none"/>
-              </w:rPr>
-              <w:t>BirdLife</w:t>
-            </w:r>
-            <w:proofErr w:type="spellEnd"/>
-            <w:r>
-              <w:rPr>
-                <w:rFonts w:ascii="Times New Roman" w:eastAsia="Times New Roman" w:hAnsi="Times New Roman" w:cs="Times New Roman"/>
-                <w:b/>
-                <w:bCs/>
-                <w:kern w:val="0"/>
-                <w:sz w:val="20"/>
-                <w:szCs w:val="20"/>
-                <w:lang w:eastAsia="en-GB"/>
-                <w14:ligatures w14:val="none"/>
-              </w:rPr>
-              <w:t xml:space="preserve"> International (Indonesia)</w:t>
+              <w:t>Project: Flores REDD+/ARR Feasibility Study – BirdLife International (Indonesia)</w:t>
             </w:r>
             <w:r>
               <w:rPr>
@@ -413,63 +385,7 @@
                 <w14:ligatures w14:val="none"/>
               </w:rPr>
               <w:br/>
-              <w:t xml:space="preserve">Project: </w:t>
-            </w:r>
-            <w:proofErr w:type="spellStart"/>
-            <w:r>
-              <w:rPr>
-                <w:rFonts w:ascii="Times New Roman" w:eastAsia="Times New Roman" w:hAnsi="Times New Roman" w:cs="Times New Roman"/>
-                <w:b/>
-                <w:bCs/>
-                <w:kern w:val="0"/>
-                <w:sz w:val="20"/>
-                <w:szCs w:val="20"/>
-                <w:lang w:eastAsia="en-GB"/>
-                <w14:ligatures w14:val="none"/>
-              </w:rPr>
-              <w:t>Lomphat</w:t>
-            </w:r>
-            <w:proofErr w:type="spellEnd"/>
-            <w:r>
-              <w:rPr>
-                <w:rFonts w:ascii="Times New Roman" w:eastAsia="Times New Roman" w:hAnsi="Times New Roman" w:cs="Times New Roman"/>
-                <w:b/>
-                <w:bCs/>
-                <w:kern w:val="0"/>
-                <w:sz w:val="20"/>
-                <w:szCs w:val="20"/>
-                <w:lang w:eastAsia="en-GB"/>
-                <w14:ligatures w14:val="none"/>
-              </w:rPr>
-              <w:t xml:space="preserve"> Wildlife Sanctuary REDD+ – </w:t>
-            </w:r>
-            <w:proofErr w:type="spellStart"/>
-            <w:r>
-              <w:rPr>
-                <w:rFonts w:ascii="Times New Roman" w:eastAsia="Times New Roman" w:hAnsi="Times New Roman" w:cs="Times New Roman"/>
-                <w:b/>
-                <w:bCs/>
-                <w:kern w:val="0"/>
-                <w:sz w:val="20"/>
-                <w:szCs w:val="20"/>
-                <w:lang w:eastAsia="en-GB"/>
-                <w14:ligatures w14:val="none"/>
-              </w:rPr>
-              <w:t>BirdLife</w:t>
-            </w:r>
-            <w:proofErr w:type="spellEnd"/>
-            <w:r>
-              <w:rPr>
-                <w:rFonts w:ascii="Times New Roman" w:eastAsia="Times New Roman" w:hAnsi="Times New Roman" w:cs="Times New Roman"/>
-                <w:b/>
-                <w:bCs/>
-                <w:kern w:val="0"/>
-                <w:sz w:val="20"/>
-                <w:szCs w:val="20"/>
-                <w:lang w:eastAsia="en-GB"/>
-                <w14:ligatures w14:val="none"/>
-              </w:rPr>
-              <w:t xml:space="preserve"> International (Cambodia)</w:t>
+              <w:t>Project: Lomphat Wildlife Sanctuary REDD+ – BirdLife International (Cambodia)</w:t>
             </w:r>
             <w:r>
               <w:rPr>
@@ -1295,31 +1211,7 @@
                 <w:lang w:eastAsia="en-GB"/>
                 <w14:ligatures w14:val="none"/>
               </w:rPr>
-              <w:t>assessment (SBIA), Theory of change (</w:t>
-            </w:r>
-            <w:proofErr w:type="spellStart"/>
-            <w:r>
-              <w:rPr>
-                <w:rFonts w:ascii="Times New Roman" w:eastAsia="Times New Roman" w:hAnsi="Times New Roman" w:cs="Times New Roman"/>
-                <w:kern w:val="0"/>
-                <w:sz w:val="20"/>
-                <w:szCs w:val="20"/>
-                <w:lang w:eastAsia="en-GB"/>
-                <w14:ligatures w14:val="none"/>
-              </w:rPr>
-              <w:t>ToC</w:t>
-            </w:r>
-            <w:proofErr w:type="spellEnd"/>
-            <w:r>
-              <w:rPr>
-                <w:rFonts w:ascii="Times New Roman" w:eastAsia="Times New Roman" w:hAnsi="Times New Roman" w:cs="Times New Roman"/>
-                <w:kern w:val="0"/>
-                <w:sz w:val="20"/>
-                <w:szCs w:val="20"/>
-                <w:lang w:eastAsia="en-GB"/>
-                <w14:ligatures w14:val="none"/>
-              </w:rPr>
-              <w:t xml:space="preserve">) risk classification, and indicator selection for projects in the </w:t>
+              <w:t xml:space="preserve">assessment (SBIA), Theory of change (ToC) risk classification, and indicator selection for projects in the </w:t>
             </w:r>
             <w:r>
               <w:rPr>
@@ -1510,55 +1402,7 @@
                 <w:lang w:eastAsia="en-GB"/>
                 <w14:ligatures w14:val="none"/>
               </w:rPr>
-              <w:t xml:space="preserve">Ensured compliance with CCB and VCS safeguard requirements related to </w:t>
-            </w:r>
-            <w:proofErr w:type="spellStart"/>
-            <w:r>
-              <w:rPr>
-                <w:rFonts w:ascii="Times New Roman" w:eastAsia="Times New Roman" w:hAnsi="Times New Roman" w:cs="Times New Roman"/>
-                <w:kern w:val="0"/>
-                <w:sz w:val="20"/>
-                <w:szCs w:val="20"/>
-                <w:lang w:eastAsia="en-GB"/>
-                <w14:ligatures w14:val="none"/>
-              </w:rPr>
-              <w:t>labor</w:t>
-            </w:r>
-            <w:proofErr w:type="spellEnd"/>
-            <w:r>
-              <w:rPr>
-                <w:rFonts w:ascii="Times New Roman" w:eastAsia="Times New Roman" w:hAnsi="Times New Roman" w:cs="Times New Roman"/>
-                <w:kern w:val="0"/>
-                <w:sz w:val="20"/>
-                <w:szCs w:val="20"/>
-                <w:lang w:eastAsia="en-GB"/>
-                <w14:ligatures w14:val="none"/>
-              </w:rPr>
-              <w:t xml:space="preserve"> conditions, including health and safety protocols, equitable wages, and non-discrimination in hiring. Provided technical input to </w:t>
-            </w:r>
-            <w:proofErr w:type="spellStart"/>
-            <w:r>
-              <w:rPr>
-                <w:rFonts w:ascii="Times New Roman" w:eastAsia="Times New Roman" w:hAnsi="Times New Roman" w:cs="Times New Roman"/>
-                <w:kern w:val="0"/>
-                <w:sz w:val="20"/>
-                <w:szCs w:val="20"/>
-                <w:lang w:eastAsia="en-GB"/>
-                <w14:ligatures w14:val="none"/>
-              </w:rPr>
-              <w:t>labor</w:t>
-            </w:r>
-            <w:proofErr w:type="spellEnd"/>
-            <w:r>
-              <w:rPr>
-                <w:rFonts w:ascii="Times New Roman" w:eastAsia="Times New Roman" w:hAnsi="Times New Roman" w:cs="Times New Roman"/>
-                <w:kern w:val="0"/>
-                <w:sz w:val="20"/>
-                <w:szCs w:val="20"/>
-                <w:lang w:eastAsia="en-GB"/>
-                <w14:ligatures w14:val="none"/>
-              </w:rPr>
-              <w:t xml:space="preserve"> management sections of project documentation</w:t>
+              <w:t>Ensured compliance with CCB and VCS safeguard requirements related to labor conditions, including health and safety protocols, equitable wages, and non-discrimination in hiring. Provided technical input to labor management sections of project documentation</w:t>
             </w:r>
             <w:r>
               <w:rPr>
@@ -1593,92 +1437,44 @@
                 <w:lang w:eastAsia="en-GB"/>
                 <w14:ligatures w14:val="none"/>
               </w:rPr>
-              <w:t xml:space="preserve">Conducted feasibility and institutional assessments that included evaluating local </w:t>
-            </w:r>
-            <w:proofErr w:type="spellStart"/>
-            <w:r>
-              <w:rPr>
-                <w:rFonts w:ascii="Times New Roman" w:eastAsia="Times New Roman" w:hAnsi="Times New Roman" w:cs="Times New Roman"/>
-                <w:kern w:val="0"/>
-                <w:sz w:val="20"/>
-                <w:szCs w:val="20"/>
-                <w:lang w:eastAsia="en-GB"/>
-                <w14:ligatures w14:val="none"/>
-              </w:rPr>
-              <w:t>labor</w:t>
-            </w:r>
-            <w:proofErr w:type="spellEnd"/>
-            <w:r>
-              <w:rPr>
-                <w:rFonts w:ascii="Times New Roman" w:eastAsia="Times New Roman" w:hAnsi="Times New Roman" w:cs="Times New Roman"/>
-                <w:kern w:val="0"/>
-                <w:sz w:val="20"/>
-                <w:szCs w:val="20"/>
-                <w:lang w:eastAsia="en-GB"/>
-                <w14:ligatures w14:val="none"/>
-              </w:rPr>
-              <w:t xml:space="preserve"> structures and practices.</w:t>
-            </w:r>
-          </w:p>
-          <w:p>
-            <w:pPr>
-              <w:cnfStyle w:val="000000000000" w:firstRow="0" w:lastRow="0" w:firstColumn="0" w:lastColumn="0" w:oddVBand="0" w:evenVBand="0" w:oddHBand="0" w:evenHBand="0" w:firstRowFirstColumn="0" w:firstRowLastColumn="0" w:lastRowFirstColumn="0" w:lastRowLastColumn="0"/>
-              <w:rPr>
-                <w:rFonts w:ascii="Times New Roman" w:eastAsia="Times New Roman" w:hAnsi="Times New Roman" w:cs="Times New Roman"/>
-                <w:kern w:val="0"/>
-                <w:sz w:val="20"/>
-                <w:szCs w:val="20"/>
-                <w:lang w:eastAsia="en-GB"/>
-                <w14:ligatures w14:val="none"/>
-              </w:rPr>
-            </w:pPr>
-          </w:p>
-          <w:p>
-            <w:pPr>
-              <w:cnfStyle w:val="000000000000" w:firstRow="0" w:lastRow="0" w:firstColumn="0" w:lastColumn="0" w:oddVBand="0" w:evenVBand="0" w:oddHBand="0" w:evenHBand="0" w:firstRowFirstColumn="0" w:firstRowLastColumn="0" w:lastRowFirstColumn="0" w:lastRowLastColumn="0"/>
-              <w:rPr>
-                <w:rFonts w:ascii="Times New Roman" w:eastAsia="Times New Roman" w:hAnsi="Times New Roman" w:cs="Times New Roman"/>
-                <w:kern w:val="0"/>
-                <w:sz w:val="20"/>
-                <w:szCs w:val="20"/>
-                <w:lang w:eastAsia="en-GB"/>
-                <w14:ligatures w14:val="none"/>
-              </w:rPr>
-            </w:pPr>
-            <w:r>
-              <w:rPr>
-                <w:rFonts w:ascii="Times New Roman" w:eastAsia="Times New Roman" w:hAnsi="Times New Roman" w:cs="Times New Roman"/>
-                <w:kern w:val="0"/>
-                <w:sz w:val="20"/>
-                <w:szCs w:val="20"/>
-                <w:lang w:eastAsia="en-GB"/>
-                <w14:ligatures w14:val="none"/>
-              </w:rPr>
-              <w:t xml:space="preserve">Helped ensure that working conditions, safety, and local hiring standards aligned with certification requirements and national </w:t>
-            </w:r>
-            <w:proofErr w:type="spellStart"/>
-            <w:r>
-              <w:rPr>
-                <w:rFonts w:ascii="Times New Roman" w:eastAsia="Times New Roman" w:hAnsi="Times New Roman" w:cs="Times New Roman"/>
-                <w:kern w:val="0"/>
-                <w:sz w:val="20"/>
-                <w:szCs w:val="20"/>
-                <w:lang w:eastAsia="en-GB"/>
-                <w14:ligatures w14:val="none"/>
-              </w:rPr>
-              <w:t>labor</w:t>
-            </w:r>
-            <w:proofErr w:type="spellEnd"/>
-            <w:r>
-              <w:rPr>
-                <w:rFonts w:ascii="Times New Roman" w:eastAsia="Times New Roman" w:hAnsi="Times New Roman" w:cs="Times New Roman"/>
-                <w:kern w:val="0"/>
-                <w:sz w:val="20"/>
-                <w:szCs w:val="20"/>
-                <w:lang w:eastAsia="en-GB"/>
-                <w14:ligatures w14:val="none"/>
-              </w:rPr>
-              <w:t xml:space="preserve"> regulations.</w:t>
+              <w:t>Conducted feasibility and institutional assessments that included evaluating local labor structures and practices.</w:t>
+            </w:r>
+          </w:p>
+          <w:p>
+            <w:pPr>
+              <w:cnfStyle w:val="000000000000" w:firstRow="0" w:lastRow="0" w:firstColumn="0" w:lastColumn="0" w:oddVBand="0" w:evenVBand="0" w:oddHBand="0" w:evenHBand="0" w:firstRowFirstColumn="0" w:firstRowLastColumn="0" w:lastRowFirstColumn="0" w:lastRowLastColumn="0"/>
+              <w:rPr>
+                <w:rFonts w:ascii="Times New Roman" w:eastAsia="Times New Roman" w:hAnsi="Times New Roman" w:cs="Times New Roman"/>
+                <w:kern w:val="0"/>
+                <w:sz w:val="20"/>
+                <w:szCs w:val="20"/>
+                <w:lang w:eastAsia="en-GB"/>
+                <w14:ligatures w14:val="none"/>
+              </w:rPr>
+            </w:pPr>
+          </w:p>
+          <w:p>
+            <w:pPr>
+              <w:cnfStyle w:val="000000000000" w:firstRow="0" w:lastRow="0" w:firstColumn="0" w:lastColumn="0" w:oddVBand="0" w:evenVBand="0" w:oddHBand="0" w:evenHBand="0" w:firstRowFirstColumn="0" w:firstRowLastColumn="0" w:lastRowFirstColumn="0" w:lastRowLastColumn="0"/>
+              <w:rPr>
+                <w:rFonts w:ascii="Times New Roman" w:eastAsia="Times New Roman" w:hAnsi="Times New Roman" w:cs="Times New Roman"/>
+                <w:kern w:val="0"/>
+                <w:sz w:val="20"/>
+                <w:szCs w:val="20"/>
+                <w:lang w:eastAsia="en-GB"/>
+                <w14:ligatures w14:val="none"/>
+              </w:rPr>
+            </w:pPr>
+            <w:r>
+              <w:rPr>
+                <w:rFonts w:ascii="Times New Roman" w:eastAsia="Times New Roman" w:hAnsi="Times New Roman" w:cs="Times New Roman"/>
+                <w:kern w:val="0"/>
+                <w:sz w:val="20"/>
+                <w:szCs w:val="20"/>
+                <w:lang w:eastAsia="en-GB"/>
+                <w14:ligatures w14:val="none"/>
+              </w:rPr>
+              <w:t>Helped ensure that working conditions, safety, and local hiring standards aligned with certification requirements and national labor regulations.</w:t>
             </w:r>
           </w:p>
         </w:tc>
@@ -1710,7 +1506,7 @@
                 <w:lang w:eastAsia="en-GB"/>
                 <w14:ligatures w14:val="none"/>
               </w:rPr>
-              <w:t>3. Resource Efficiency and Pollution Prevention</w:t>
+              <w:t>4. Community Health, Safety and Security</w:t>
             </w:r>
           </w:p>
         </w:tc>
@@ -1736,7 +1532,7 @@
                 <w:lang w:eastAsia="en-GB"/>
                 <w14:ligatures w14:val="none"/>
               </w:rPr>
-              <w:t>NO</w:t>
+              <w:t>YES</w:t>
             </w:r>
           </w:p>
         </w:tc>
@@ -1757,6 +1553,17 @@
                 <w14:ligatures w14:val="none"/>
               </w:rPr>
             </w:pPr>
+            <w:r>
+              <w:rPr>
+                <w:rFonts w:ascii="Times New Roman" w:eastAsia="Times New Roman" w:hAnsi="Times New Roman" w:cs="Times New Roman"/>
+                <w:kern w:val="0"/>
+                <w:sz w:val="20"/>
+                <w:szCs w:val="20"/>
+                <w:lang w:eastAsia="en-GB"/>
+                <w14:ligatures w14:val="none"/>
+              </w:rPr>
+              <w:t>1</w:t>
+            </w:r>
           </w:p>
         </w:tc>
         <w:tc>
@@ -1776,6 +1583,225 @@
                 <w14:ligatures w14:val="none"/>
               </w:rPr>
             </w:pPr>
+            <w:r>
+              <w:rPr>
+                <w:rFonts w:ascii="Times New Roman" w:eastAsia="Times New Roman" w:hAnsi="Times New Roman" w:cs="Times New Roman"/>
+                <w:b/>
+                <w:bCs/>
+                <w:kern w:val="0"/>
+                <w:sz w:val="20"/>
+                <w:szCs w:val="20"/>
+                <w:lang w:eastAsia="en-GB"/>
+                <w14:ligatures w14:val="none"/>
+              </w:rPr>
+              <w:t>Contributions</w:t>
+            </w:r>
+            <w:r>
+              <w:rPr>
+                <w:rFonts w:ascii="Times New Roman" w:eastAsia="Times New Roman" w:hAnsi="Times New Roman" w:cs="Times New Roman"/>
+                <w:kern w:val="0"/>
+                <w:sz w:val="20"/>
+                <w:szCs w:val="20"/>
+                <w:lang w:eastAsia="en-GB"/>
+                <w14:ligatures w14:val="none"/>
+              </w:rPr>
+              <w:t xml:space="preserve">: </w:t>
+            </w:r>
+            <w:r>
+              <w:rPr>
+                <w:rFonts w:ascii="Times New Roman" w:eastAsia="Times New Roman" w:hAnsi="Times New Roman" w:cs="Times New Roman"/>
+                <w:kern w:val="0"/>
+                <w:sz w:val="20"/>
+                <w:szCs w:val="20"/>
+                <w:lang w:eastAsia="en-GB"/>
+                <w14:ligatures w14:val="none"/>
+              </w:rPr>
+              <w:br/>
+            </w:r>
+            <w:r>
+              <w:rPr>
+                <w:rFonts w:ascii="Times New Roman" w:eastAsia="Times New Roman" w:hAnsi="Times New Roman" w:cs="Times New Roman"/>
+                <w:kern w:val="0"/>
+                <w:sz w:val="20"/>
+                <w:szCs w:val="20"/>
+                <w:lang w:eastAsia="en-GB"/>
+                <w14:ligatures w14:val="none"/>
+              </w:rPr>
+              <w:t xml:space="preserve">Developed and reviewed </w:t>
+            </w:r>
+            <w:r>
+              <w:rPr>
+                <w:rFonts w:ascii="Times New Roman" w:eastAsia="Times New Roman" w:hAnsi="Times New Roman" w:cs="Times New Roman"/>
+                <w:kern w:val="0"/>
+                <w:sz w:val="20"/>
+                <w:szCs w:val="20"/>
+                <w:lang w:eastAsia="en-GB"/>
+                <w14:ligatures w14:val="none"/>
+              </w:rPr>
+              <w:t xml:space="preserve">the Non-Permanence Risk Tool from CCB for </w:t>
+            </w:r>
+            <w:r>
+              <w:rPr>
+                <w:rFonts w:ascii="Times New Roman" w:eastAsia="Times New Roman" w:hAnsi="Times New Roman" w:cs="Times New Roman"/>
+                <w:kern w:val="0"/>
+                <w:sz w:val="20"/>
+                <w:szCs w:val="20"/>
+                <w:lang w:eastAsia="en-GB"/>
+                <w14:ligatures w14:val="none"/>
+              </w:rPr>
+              <w:t xml:space="preserve">level risk assessments as part of </w:t>
+            </w:r>
+            <w:r>
+              <w:rPr>
+                <w:rFonts w:ascii="Times New Roman" w:eastAsia="Times New Roman" w:hAnsi="Times New Roman" w:cs="Times New Roman"/>
+                <w:kern w:val="0"/>
+                <w:sz w:val="20"/>
+                <w:szCs w:val="20"/>
+                <w:lang w:eastAsia="en-GB"/>
+                <w14:ligatures w14:val="none"/>
+              </w:rPr>
+              <w:t xml:space="preserve">VCS and </w:t>
+            </w:r>
+            <w:r>
+              <w:rPr>
+                <w:rFonts w:ascii="Times New Roman" w:eastAsia="Times New Roman" w:hAnsi="Times New Roman" w:cs="Times New Roman"/>
+                <w:kern w:val="0"/>
+                <w:sz w:val="20"/>
+                <w:szCs w:val="20"/>
+                <w:lang w:eastAsia="en-GB"/>
+                <w14:ligatures w14:val="none"/>
+              </w:rPr>
+              <w:t xml:space="preserve">CCB documentation. </w:t>
+            </w:r>
+            <w:r>
+              <w:rPr>
+                <w:rFonts w:ascii="Times New Roman" w:eastAsia="Times New Roman" w:hAnsi="Times New Roman" w:cs="Times New Roman"/>
+                <w:kern w:val="0"/>
+                <w:sz w:val="20"/>
+                <w:szCs w:val="20"/>
+                <w:lang w:eastAsia="en-GB"/>
+                <w14:ligatures w14:val="none"/>
+              </w:rPr>
+              <w:t>Develop CCB sections to ensure</w:t>
+            </w:r>
+            <w:r>
+              <w:rPr>
+                <w:rFonts w:ascii="Times New Roman" w:eastAsia="Times New Roman" w:hAnsi="Times New Roman" w:cs="Times New Roman"/>
+                <w:kern w:val="0"/>
+                <w:sz w:val="20"/>
+                <w:szCs w:val="20"/>
+                <w:lang w:eastAsia="en-GB"/>
+                <w14:ligatures w14:val="none"/>
+              </w:rPr>
+              <w:t xml:space="preserve"> integration of health, safety, and well-being components in community</w:t>
+            </w:r>
+            <w:r>
+              <w:rPr>
+                <w:rFonts w:ascii="Times New Roman" w:eastAsia="Times New Roman" w:hAnsi="Times New Roman" w:cs="Times New Roman"/>
+                <w:kern w:val="0"/>
+                <w:sz w:val="20"/>
+                <w:szCs w:val="20"/>
+                <w:lang w:eastAsia="en-GB"/>
+                <w14:ligatures w14:val="none"/>
+              </w:rPr>
+              <w:t xml:space="preserve"> projects.</w:t>
+            </w:r>
+          </w:p>
+          <w:p>
+            <w:pPr>
+              <w:cnfStyle w:val="000000000000" w:firstRow="0" w:lastRow="0" w:firstColumn="0" w:lastColumn="0" w:oddVBand="0" w:evenVBand="0" w:oddHBand="0" w:evenHBand="0" w:firstRowFirstColumn="0" w:firstRowLastColumn="0" w:lastRowFirstColumn="0" w:lastRowLastColumn="0"/>
+              <w:rPr>
+                <w:rFonts w:ascii="Times New Roman" w:eastAsia="Times New Roman" w:hAnsi="Times New Roman" w:cs="Times New Roman"/>
+                <w:kern w:val="0"/>
+                <w:sz w:val="20"/>
+                <w:szCs w:val="20"/>
+                <w:lang w:eastAsia="en-GB"/>
+                <w14:ligatures w14:val="none"/>
+              </w:rPr>
+            </w:pPr>
+          </w:p>
+          <w:p>
+            <w:pPr>
+              <w:cnfStyle w:val="000000000000" w:firstRow="0" w:lastRow="0" w:firstColumn="0" w:lastColumn="0" w:oddVBand="0" w:evenVBand="0" w:oddHBand="0" w:evenHBand="0" w:firstRowFirstColumn="0" w:firstRowLastColumn="0" w:lastRowFirstColumn="0" w:lastRowLastColumn="0"/>
+              <w:rPr>
+                <w:rFonts w:ascii="Times New Roman" w:eastAsia="Times New Roman" w:hAnsi="Times New Roman" w:cs="Times New Roman"/>
+                <w:kern w:val="0"/>
+                <w:sz w:val="20"/>
+                <w:szCs w:val="20"/>
+                <w:lang w:eastAsia="en-GB"/>
+                <w14:ligatures w14:val="none"/>
+              </w:rPr>
+            </w:pPr>
+            <w:r>
+              <w:rPr>
+                <w:rFonts w:ascii="Times New Roman" w:eastAsia="Times New Roman" w:hAnsi="Times New Roman" w:cs="Times New Roman"/>
+                <w:kern w:val="0"/>
+                <w:sz w:val="20"/>
+                <w:szCs w:val="20"/>
+                <w:lang w:eastAsia="en-GB"/>
+                <w14:ligatures w14:val="none"/>
+              </w:rPr>
+              <w:t>Integrated environmental risk zoning and cultural safety dimensions into land-use governance</w:t>
+            </w:r>
+            <w:r>
+              <w:rPr>
+                <w:rFonts w:ascii="Times New Roman" w:eastAsia="Times New Roman" w:hAnsi="Times New Roman" w:cs="Times New Roman"/>
+                <w:kern w:val="0"/>
+                <w:sz w:val="20"/>
+                <w:szCs w:val="20"/>
+                <w:lang w:eastAsia="en-GB"/>
+                <w14:ligatures w14:val="none"/>
+              </w:rPr>
+              <w:t xml:space="preserve"> for indigenous territories.</w:t>
+            </w:r>
+          </w:p>
+          <w:p>
+            <w:pPr>
+              <w:cnfStyle w:val="000000000000" w:firstRow="0" w:lastRow="0" w:firstColumn="0" w:lastColumn="0" w:oddVBand="0" w:evenVBand="0" w:oddHBand="0" w:evenHBand="0" w:firstRowFirstColumn="0" w:firstRowLastColumn="0" w:lastRowFirstColumn="0" w:lastRowLastColumn="0"/>
+              <w:rPr>
+                <w:rFonts w:ascii="Times New Roman" w:eastAsia="Times New Roman" w:hAnsi="Times New Roman" w:cs="Times New Roman"/>
+                <w:kern w:val="0"/>
+                <w:sz w:val="20"/>
+                <w:szCs w:val="20"/>
+                <w:lang w:eastAsia="en-GB"/>
+                <w14:ligatures w14:val="none"/>
+              </w:rPr>
+            </w:pPr>
+          </w:p>
+          <w:p>
+            <w:pPr>
+              <w:cnfStyle w:val="000000000000" w:firstRow="0" w:lastRow="0" w:firstColumn="0" w:lastColumn="0" w:oddVBand="0" w:evenVBand="0" w:oddHBand="0" w:evenHBand="0" w:firstRowFirstColumn="0" w:firstRowLastColumn="0" w:lastRowFirstColumn="0" w:lastRowLastColumn="0"/>
+              <w:rPr>
+                <w:rFonts w:ascii="Times New Roman" w:eastAsia="Times New Roman" w:hAnsi="Times New Roman" w:cs="Times New Roman"/>
+                <w:kern w:val="0"/>
+                <w:sz w:val="20"/>
+                <w:szCs w:val="20"/>
+                <w:lang w:eastAsia="en-GB"/>
+                <w14:ligatures w14:val="none"/>
+              </w:rPr>
+            </w:pPr>
+            <w:r>
+              <w:rPr>
+                <w:rFonts w:ascii="Times New Roman" w:eastAsia="Times New Roman" w:hAnsi="Times New Roman" w:cs="Times New Roman"/>
+                <w:kern w:val="0"/>
+                <w:sz w:val="20"/>
+                <w:szCs w:val="20"/>
+                <w:lang w:eastAsia="en-GB"/>
+                <w14:ligatures w14:val="none"/>
+              </w:rPr>
+              <w:t>Participated in the preparation of validation materials,</w:t>
+            </w:r>
+            <w:r>
+              <w:rPr>
+                <w:rFonts w:ascii="Times New Roman" w:eastAsia="Times New Roman" w:hAnsi="Times New Roman" w:cs="Times New Roman"/>
+                <w:kern w:val="0"/>
+                <w:sz w:val="20"/>
+                <w:szCs w:val="20"/>
+                <w:lang w:eastAsia="en-GB"/>
+                <w14:ligatures w14:val="none"/>
+              </w:rPr>
+              <w:t xml:space="preserve"> including social safeguard elements. Supported mechanisms for conflict prevention and local security, adapted to remote and marginalized communities.</w:t>
+            </w:r>
           </w:p>
         </w:tc>
       </w:tr>
@@ -1806,7 +1832,8 @@
                 <w:lang w:eastAsia="en-GB"/>
                 <w14:ligatures w14:val="none"/>
               </w:rPr>
-              <w:t>4. Community Health, Safety and Security</w:t>
+              <w:lastRenderedPageBreak/>
+              <w:t>6. Biodiversity Conservation and Sustainable Management of Living Natural Resources</w:t>
             </w:r>
           </w:p>
         </w:tc>
@@ -1862,7 +1889,7 @@
                 <w:lang w:eastAsia="en-GB"/>
                 <w14:ligatures w14:val="none"/>
               </w:rPr>
-              <w:t>1</w:t>
+              <w:t>2</w:t>
             </w:r>
           </w:p>
         </w:tc>
@@ -1905,7 +1932,7 @@
                 <w:lang w:eastAsia="en-GB"/>
                 <w14:ligatures w14:val="none"/>
               </w:rPr>
-              <w:t xml:space="preserve">: </w:t>
+              <w:t>:</w:t>
             </w:r>
             <w:r>
               <w:rPr>
@@ -1927,181 +1954,69 @@
                 <w:lang w:eastAsia="en-GB"/>
                 <w14:ligatures w14:val="none"/>
               </w:rPr>
-              <w:t xml:space="preserve">Developed and reviewed </w:t>
-            </w:r>
-            <w:r>
-              <w:rPr>
-                <w:rFonts w:ascii="Times New Roman" w:eastAsia="Times New Roman" w:hAnsi="Times New Roman" w:cs="Times New Roman"/>
-                <w:kern w:val="0"/>
-                <w:sz w:val="20"/>
-                <w:szCs w:val="20"/>
-                <w:lang w:eastAsia="en-GB"/>
-                <w14:ligatures w14:val="none"/>
-              </w:rPr>
-              <w:t xml:space="preserve">the Non-Permanence Risk Tool from CCB for </w:t>
-            </w:r>
-            <w:r>
-              <w:rPr>
-                <w:rFonts w:ascii="Times New Roman" w:eastAsia="Times New Roman" w:hAnsi="Times New Roman" w:cs="Times New Roman"/>
-                <w:kern w:val="0"/>
-                <w:sz w:val="20"/>
-                <w:szCs w:val="20"/>
-                <w:lang w:eastAsia="en-GB"/>
-                <w14:ligatures w14:val="none"/>
-              </w:rPr>
-              <w:t xml:space="preserve">level risk assessments as part of </w:t>
-            </w:r>
-            <w:r>
-              <w:rPr>
-                <w:rFonts w:ascii="Times New Roman" w:eastAsia="Times New Roman" w:hAnsi="Times New Roman" w:cs="Times New Roman"/>
-                <w:kern w:val="0"/>
-                <w:sz w:val="20"/>
-                <w:szCs w:val="20"/>
-                <w:lang w:eastAsia="en-GB"/>
-                <w14:ligatures w14:val="none"/>
-              </w:rPr>
-              <w:t xml:space="preserve">VCS and </w:t>
-            </w:r>
-            <w:r>
-              <w:rPr>
-                <w:rFonts w:ascii="Times New Roman" w:eastAsia="Times New Roman" w:hAnsi="Times New Roman" w:cs="Times New Roman"/>
-                <w:kern w:val="0"/>
-                <w:sz w:val="20"/>
-                <w:szCs w:val="20"/>
-                <w:lang w:eastAsia="en-GB"/>
-                <w14:ligatures w14:val="none"/>
-              </w:rPr>
-              <w:t xml:space="preserve">CCB documentation. </w:t>
-            </w:r>
-            <w:r>
-              <w:rPr>
-                <w:rFonts w:ascii="Times New Roman" w:eastAsia="Times New Roman" w:hAnsi="Times New Roman" w:cs="Times New Roman"/>
-                <w:kern w:val="0"/>
-                <w:sz w:val="20"/>
-                <w:szCs w:val="20"/>
-                <w:lang w:eastAsia="en-GB"/>
-                <w14:ligatures w14:val="none"/>
-              </w:rPr>
-              <w:t>Develop CCB sections to ensure</w:t>
-            </w:r>
-            <w:r>
-              <w:rPr>
-                <w:rFonts w:ascii="Times New Roman" w:eastAsia="Times New Roman" w:hAnsi="Times New Roman" w:cs="Times New Roman"/>
-                <w:kern w:val="0"/>
-                <w:sz w:val="20"/>
-                <w:szCs w:val="20"/>
-                <w:lang w:eastAsia="en-GB"/>
-                <w14:ligatures w14:val="none"/>
-              </w:rPr>
-              <w:t xml:space="preserve"> integration of health, safety, and well-being components in community</w:t>
-            </w:r>
-            <w:r>
-              <w:rPr>
-                <w:rFonts w:ascii="Times New Roman" w:eastAsia="Times New Roman" w:hAnsi="Times New Roman" w:cs="Times New Roman"/>
-                <w:kern w:val="0"/>
-                <w:sz w:val="20"/>
-                <w:szCs w:val="20"/>
-                <w:lang w:eastAsia="en-GB"/>
-                <w14:ligatures w14:val="none"/>
-              </w:rPr>
-              <w:t xml:space="preserve"> projects.</w:t>
-            </w:r>
-          </w:p>
-          <w:p>
-            <w:pPr>
-              <w:cnfStyle w:val="000000000000" w:firstRow="0" w:lastRow="0" w:firstColumn="0" w:lastColumn="0" w:oddVBand="0" w:evenVBand="0" w:oddHBand="0" w:evenHBand="0" w:firstRowFirstColumn="0" w:firstRowLastColumn="0" w:lastRowFirstColumn="0" w:lastRowLastColumn="0"/>
-              <w:rPr>
-                <w:rFonts w:ascii="Times New Roman" w:eastAsia="Times New Roman" w:hAnsi="Times New Roman" w:cs="Times New Roman"/>
-                <w:kern w:val="0"/>
-                <w:sz w:val="20"/>
-                <w:szCs w:val="20"/>
-                <w:lang w:eastAsia="en-GB"/>
-                <w14:ligatures w14:val="none"/>
-              </w:rPr>
-            </w:pPr>
-          </w:p>
-          <w:p>
-            <w:pPr>
-              <w:cnfStyle w:val="000000000000" w:firstRow="0" w:lastRow="0" w:firstColumn="0" w:lastColumn="0" w:oddVBand="0" w:evenVBand="0" w:oddHBand="0" w:evenHBand="0" w:firstRowFirstColumn="0" w:firstRowLastColumn="0" w:lastRowFirstColumn="0" w:lastRowLastColumn="0"/>
-              <w:rPr>
-                <w:rFonts w:ascii="Times New Roman" w:eastAsia="Times New Roman" w:hAnsi="Times New Roman" w:cs="Times New Roman"/>
-                <w:kern w:val="0"/>
-                <w:sz w:val="20"/>
-                <w:szCs w:val="20"/>
-                <w:lang w:eastAsia="en-GB"/>
-                <w14:ligatures w14:val="none"/>
-              </w:rPr>
-            </w:pPr>
-            <w:r>
-              <w:rPr>
-                <w:rFonts w:ascii="Times New Roman" w:eastAsia="Times New Roman" w:hAnsi="Times New Roman" w:cs="Times New Roman"/>
-                <w:kern w:val="0"/>
-                <w:sz w:val="20"/>
-                <w:szCs w:val="20"/>
-                <w:lang w:eastAsia="en-GB"/>
-                <w14:ligatures w14:val="none"/>
-              </w:rPr>
-              <w:t>Integrated environmental risk zoning and cultural safety dimensions into land-use governance</w:t>
-            </w:r>
-            <w:r>
-              <w:rPr>
-                <w:rFonts w:ascii="Times New Roman" w:eastAsia="Times New Roman" w:hAnsi="Times New Roman" w:cs="Times New Roman"/>
-                <w:kern w:val="0"/>
-                <w:sz w:val="20"/>
-                <w:szCs w:val="20"/>
-                <w:lang w:eastAsia="en-GB"/>
-                <w14:ligatures w14:val="none"/>
-              </w:rPr>
-              <w:t xml:space="preserve"> for indigenous territories.</w:t>
-            </w:r>
-          </w:p>
-          <w:p>
-            <w:pPr>
-              <w:cnfStyle w:val="000000000000" w:firstRow="0" w:lastRow="0" w:firstColumn="0" w:lastColumn="0" w:oddVBand="0" w:evenVBand="0" w:oddHBand="0" w:evenHBand="0" w:firstRowFirstColumn="0" w:firstRowLastColumn="0" w:lastRowFirstColumn="0" w:lastRowLastColumn="0"/>
-              <w:rPr>
-                <w:rFonts w:ascii="Times New Roman" w:eastAsia="Times New Roman" w:hAnsi="Times New Roman" w:cs="Times New Roman"/>
-                <w:kern w:val="0"/>
-                <w:sz w:val="20"/>
-                <w:szCs w:val="20"/>
-                <w:lang w:eastAsia="en-GB"/>
-                <w14:ligatures w14:val="none"/>
-              </w:rPr>
-            </w:pPr>
-          </w:p>
-          <w:p>
-            <w:pPr>
-              <w:cnfStyle w:val="000000000000" w:firstRow="0" w:lastRow="0" w:firstColumn="0" w:lastColumn="0" w:oddVBand="0" w:evenVBand="0" w:oddHBand="0" w:evenHBand="0" w:firstRowFirstColumn="0" w:firstRowLastColumn="0" w:lastRowFirstColumn="0" w:lastRowLastColumn="0"/>
-              <w:rPr>
-                <w:rFonts w:ascii="Times New Roman" w:eastAsia="Times New Roman" w:hAnsi="Times New Roman" w:cs="Times New Roman"/>
-                <w:kern w:val="0"/>
-                <w:sz w:val="20"/>
-                <w:szCs w:val="20"/>
-                <w:lang w:eastAsia="en-GB"/>
-                <w14:ligatures w14:val="none"/>
-              </w:rPr>
-            </w:pPr>
-            <w:r>
-              <w:rPr>
-                <w:rFonts w:ascii="Times New Roman" w:eastAsia="Times New Roman" w:hAnsi="Times New Roman" w:cs="Times New Roman"/>
-                <w:kern w:val="0"/>
-                <w:sz w:val="20"/>
-                <w:szCs w:val="20"/>
-                <w:lang w:eastAsia="en-GB"/>
-                <w14:ligatures w14:val="none"/>
-              </w:rPr>
-              <w:t>Participated in the preparation of validation materials,</w:t>
-            </w:r>
-            <w:r>
-              <w:rPr>
-                <w:rFonts w:ascii="Times New Roman" w:eastAsia="Times New Roman" w:hAnsi="Times New Roman" w:cs="Times New Roman"/>
-                <w:kern w:val="0"/>
-                <w:sz w:val="20"/>
-                <w:szCs w:val="20"/>
-                <w:lang w:eastAsia="en-GB"/>
-                <w14:ligatures w14:val="none"/>
-              </w:rPr>
-              <w:t xml:space="preserve"> including social safeguard elements. Supported mechanisms for conflict prevention and local security, adapted to remote and marginalized communities.</w:t>
-            </w:r>
+              <w:t>Led technical design and feasibility assessments for projects enhancing forest conservation and reforestation. Integrated biodiversity co-benefits in project baselines and monitoring frameworks under CCB and VCS standards. Provided strategic input for project locations with high conservation value</w:t>
+            </w:r>
+            <w:r>
+              <w:rPr>
+                <w:rFonts w:ascii="Times New Roman" w:eastAsia="Times New Roman" w:hAnsi="Times New Roman" w:cs="Times New Roman"/>
+                <w:kern w:val="0"/>
+                <w:sz w:val="20"/>
+                <w:szCs w:val="20"/>
+                <w:lang w:eastAsia="en-GB"/>
+                <w14:ligatures w14:val="none"/>
+              </w:rPr>
+              <w:t xml:space="preserve"> in REDD and ARR projects.</w:t>
+            </w:r>
+          </w:p>
+          <w:p>
+            <w:pPr>
+              <w:cnfStyle w:val="000000000000" w:firstRow="0" w:lastRow="0" w:firstColumn="0" w:lastColumn="0" w:oddVBand="0" w:evenVBand="0" w:oddHBand="0" w:evenHBand="0" w:firstRowFirstColumn="0" w:firstRowLastColumn="0" w:lastRowFirstColumn="0" w:lastRowLastColumn="0"/>
+              <w:rPr>
+                <w:rFonts w:ascii="Times New Roman" w:eastAsia="Times New Roman" w:hAnsi="Times New Roman" w:cs="Times New Roman"/>
+                <w:kern w:val="0"/>
+                <w:sz w:val="20"/>
+                <w:szCs w:val="20"/>
+                <w:lang w:eastAsia="en-GB"/>
+                <w14:ligatures w14:val="none"/>
+              </w:rPr>
+            </w:pPr>
+          </w:p>
+          <w:p>
+            <w:pPr>
+              <w:cnfStyle w:val="000000000000" w:firstRow="0" w:lastRow="0" w:firstColumn="0" w:lastColumn="0" w:oddVBand="0" w:evenVBand="0" w:oddHBand="0" w:evenHBand="0" w:firstRowFirstColumn="0" w:firstRowLastColumn="0" w:lastRowFirstColumn="0" w:lastRowLastColumn="0"/>
+              <w:rPr>
+                <w:rFonts w:ascii="Times New Roman" w:eastAsia="Times New Roman" w:hAnsi="Times New Roman" w:cs="Times New Roman"/>
+                <w:kern w:val="0"/>
+                <w:sz w:val="20"/>
+                <w:szCs w:val="20"/>
+                <w:lang w:eastAsia="en-GB"/>
+                <w14:ligatures w14:val="none"/>
+              </w:rPr>
+            </w:pPr>
+            <w:r>
+              <w:rPr>
+                <w:rFonts w:ascii="Times New Roman" w:eastAsia="Times New Roman" w:hAnsi="Times New Roman" w:cs="Times New Roman"/>
+                <w:kern w:val="0"/>
+                <w:sz w:val="20"/>
+                <w:szCs w:val="20"/>
+                <w:lang w:eastAsia="en-GB"/>
+                <w14:ligatures w14:val="none"/>
+              </w:rPr>
+              <w:t>Supported monitoring and verification of biodiversity indicators. Collaborated with Instituto Homem Pantaneiro to integrate conservation of Pantanal wetland ecosystems into carbon accounting processes.</w:t>
+            </w:r>
+          </w:p>
+          <w:p>
+            <w:pPr>
+              <w:cnfStyle w:val="000000000000" w:firstRow="0" w:lastRow="0" w:firstColumn="0" w:lastColumn="0" w:oddVBand="0" w:evenVBand="0" w:oddHBand="0" w:evenHBand="0" w:firstRowFirstColumn="0" w:firstRowLastColumn="0" w:lastRowFirstColumn="0" w:lastRowLastColumn="0"/>
+              <w:rPr>
+                <w:rFonts w:ascii="Times New Roman" w:eastAsia="Times New Roman" w:hAnsi="Times New Roman" w:cs="Times New Roman"/>
+                <w:kern w:val="0"/>
+                <w:sz w:val="20"/>
+                <w:szCs w:val="20"/>
+                <w:lang w:eastAsia="en-GB"/>
+                <w14:ligatures w14:val="none"/>
+              </w:rPr>
+            </w:pPr>
           </w:p>
         </w:tc>
       </w:tr>
@@ -2132,7 +2047,7 @@
                 <w:lang w:eastAsia="en-GB"/>
                 <w14:ligatures w14:val="none"/>
               </w:rPr>
-              <w:t>5. Land Acquisition and Involuntary Resettlement</w:t>
+              <w:t>7. Indigenous Peoples</w:t>
             </w:r>
           </w:p>
         </w:tc>
@@ -2158,7 +2073,7 @@
                 <w:lang w:eastAsia="en-GB"/>
                 <w14:ligatures w14:val="none"/>
               </w:rPr>
-              <w:t>NO</w:t>
+              <w:t>YES</w:t>
             </w:r>
           </w:p>
         </w:tc>
@@ -2179,6 +2094,17 @@
                 <w14:ligatures w14:val="none"/>
               </w:rPr>
             </w:pPr>
+            <w:r>
+              <w:rPr>
+                <w:rFonts w:ascii="Times New Roman" w:eastAsia="Times New Roman" w:hAnsi="Times New Roman" w:cs="Times New Roman"/>
+                <w:kern w:val="0"/>
+                <w:sz w:val="20"/>
+                <w:szCs w:val="20"/>
+                <w:lang w:eastAsia="en-GB"/>
+                <w14:ligatures w14:val="none"/>
+              </w:rPr>
+              <w:t>4</w:t>
+            </w:r>
           </w:p>
         </w:tc>
         <w:tc>
@@ -2198,6 +2124,286 @@
                 <w14:ligatures w14:val="none"/>
               </w:rPr>
             </w:pPr>
+            <w:r>
+              <w:rPr>
+                <w:rFonts w:ascii="Times New Roman" w:eastAsia="Times New Roman" w:hAnsi="Times New Roman" w:cs="Times New Roman"/>
+                <w:b/>
+                <w:bCs/>
+                <w:kern w:val="0"/>
+                <w:sz w:val="20"/>
+                <w:szCs w:val="20"/>
+                <w:lang w:eastAsia="en-GB"/>
+                <w14:ligatures w14:val="none"/>
+              </w:rPr>
+              <w:t>Contributions</w:t>
+            </w:r>
+            <w:r>
+              <w:rPr>
+                <w:rFonts w:ascii="Times New Roman" w:eastAsia="Times New Roman" w:hAnsi="Times New Roman" w:cs="Times New Roman"/>
+                <w:kern w:val="0"/>
+                <w:sz w:val="20"/>
+                <w:szCs w:val="20"/>
+                <w:lang w:eastAsia="en-GB"/>
+                <w14:ligatures w14:val="none"/>
+              </w:rPr>
+              <w:t>:</w:t>
+            </w:r>
+          </w:p>
+          <w:p>
+            <w:pPr>
+              <w:cnfStyle w:val="000000000000" w:firstRow="0" w:lastRow="0" w:firstColumn="0" w:lastColumn="0" w:oddVBand="0" w:evenVBand="0" w:oddHBand="0" w:evenHBand="0" w:firstRowFirstColumn="0" w:firstRowLastColumn="0" w:lastRowFirstColumn="0" w:lastRowLastColumn="0"/>
+              <w:rPr>
+                <w:rFonts w:ascii="Times New Roman" w:eastAsia="Times New Roman" w:hAnsi="Times New Roman" w:cs="Times New Roman"/>
+                <w:kern w:val="0"/>
+                <w:sz w:val="20"/>
+                <w:szCs w:val="20"/>
+                <w:lang w:eastAsia="en-GB"/>
+                <w14:ligatures w14:val="none"/>
+              </w:rPr>
+            </w:pPr>
+            <w:r>
+              <w:rPr>
+                <w:rFonts w:ascii="Times New Roman" w:eastAsia="Times New Roman" w:hAnsi="Times New Roman" w:cs="Times New Roman"/>
+                <w:kern w:val="0"/>
+                <w:sz w:val="20"/>
+                <w:szCs w:val="20"/>
+                <w:lang w:eastAsia="en-GB"/>
+                <w14:ligatures w14:val="none"/>
+              </w:rPr>
+              <w:t xml:space="preserve">Directed stakeholder engagement and FPIC-aligned consultation processes with Indigenous communities in multiple projects. </w:t>
+            </w:r>
+          </w:p>
+          <w:p>
+            <w:pPr>
+              <w:cnfStyle w:val="000000000000" w:firstRow="0" w:lastRow="0" w:firstColumn="0" w:lastColumn="0" w:oddVBand="0" w:evenVBand="0" w:oddHBand="0" w:evenHBand="0" w:firstRowFirstColumn="0" w:firstRowLastColumn="0" w:lastRowFirstColumn="0" w:lastRowLastColumn="0"/>
+              <w:rPr>
+                <w:rFonts w:ascii="Times New Roman" w:eastAsia="Times New Roman" w:hAnsi="Times New Roman" w:cs="Times New Roman"/>
+                <w:kern w:val="0"/>
+                <w:sz w:val="20"/>
+                <w:szCs w:val="20"/>
+                <w:lang w:eastAsia="en-GB"/>
+                <w14:ligatures w14:val="none"/>
+              </w:rPr>
+            </w:pPr>
+          </w:p>
+          <w:p>
+            <w:pPr>
+              <w:cnfStyle w:val="000000000000" w:firstRow="0" w:lastRow="0" w:firstColumn="0" w:lastColumn="0" w:oddVBand="0" w:evenVBand="0" w:oddHBand="0" w:evenHBand="0" w:firstRowFirstColumn="0" w:firstRowLastColumn="0" w:lastRowFirstColumn="0" w:lastRowLastColumn="0"/>
+              <w:rPr>
+                <w:rFonts w:ascii="Times New Roman" w:eastAsia="Times New Roman" w:hAnsi="Times New Roman" w:cs="Times New Roman"/>
+                <w:kern w:val="0"/>
+                <w:sz w:val="20"/>
+                <w:szCs w:val="20"/>
+                <w:lang w:eastAsia="en-GB"/>
+                <w14:ligatures w14:val="none"/>
+              </w:rPr>
+            </w:pPr>
+            <w:r>
+              <w:rPr>
+                <w:rFonts w:ascii="Times New Roman" w:eastAsia="Times New Roman" w:hAnsi="Times New Roman" w:cs="Times New Roman"/>
+                <w:kern w:val="0"/>
+                <w:sz w:val="20"/>
+                <w:szCs w:val="20"/>
+                <w:lang w:eastAsia="en-GB"/>
+                <w14:ligatures w14:val="none"/>
+              </w:rPr>
+              <w:t>Assessment of inclusion</w:t>
+            </w:r>
+            <w:r>
+              <w:rPr>
+                <w:rFonts w:ascii="Times New Roman" w:eastAsia="Times New Roman" w:hAnsi="Times New Roman" w:cs="Times New Roman"/>
+                <w:kern w:val="0"/>
+                <w:sz w:val="20"/>
+                <w:szCs w:val="20"/>
+                <w:lang w:eastAsia="en-GB"/>
+                <w14:ligatures w14:val="none"/>
+              </w:rPr>
+              <w:t xml:space="preserve"> of Indigenous Peoples’ rights, customary governance, and benefit-sharing in CCB documentation.</w:t>
+            </w:r>
+            <w:r>
+              <w:rPr>
+                <w:rFonts w:ascii="Times New Roman" w:eastAsia="Times New Roman" w:hAnsi="Times New Roman" w:cs="Times New Roman"/>
+                <w:kern w:val="0"/>
+                <w:sz w:val="20"/>
+                <w:szCs w:val="20"/>
+                <w:lang w:eastAsia="en-GB"/>
+                <w14:ligatures w14:val="none"/>
+              </w:rPr>
+              <w:t xml:space="preserve"> </w:t>
+            </w:r>
+            <w:r>
+              <w:rPr>
+                <w:rFonts w:ascii="Times New Roman" w:eastAsia="Times New Roman" w:hAnsi="Times New Roman" w:cs="Times New Roman"/>
+                <w:kern w:val="0"/>
+                <w:sz w:val="20"/>
+                <w:szCs w:val="20"/>
+                <w:lang w:eastAsia="en-GB"/>
+                <w14:ligatures w14:val="none"/>
+              </w:rPr>
+              <w:t>Conducted site assessments and supported safeguard documentation for REDD+ projects involving Indigenous communities. Ensured adherence to FPIC, land tenure recognition, and culturally sensitive stakeholder engagement.</w:t>
+            </w:r>
+          </w:p>
+          <w:p>
+            <w:pPr>
+              <w:cnfStyle w:val="000000000000" w:firstRow="0" w:lastRow="0" w:firstColumn="0" w:lastColumn="0" w:oddVBand="0" w:evenVBand="0" w:oddHBand="0" w:evenHBand="0" w:firstRowFirstColumn="0" w:firstRowLastColumn="0" w:lastRowFirstColumn="0" w:lastRowLastColumn="0"/>
+              <w:rPr>
+                <w:rFonts w:ascii="Times New Roman" w:eastAsia="Times New Roman" w:hAnsi="Times New Roman" w:cs="Times New Roman"/>
+                <w:kern w:val="0"/>
+                <w:sz w:val="20"/>
+                <w:szCs w:val="20"/>
+                <w:lang w:eastAsia="en-GB"/>
+                <w14:ligatures w14:val="none"/>
+              </w:rPr>
+            </w:pPr>
+          </w:p>
+          <w:p>
+            <w:pPr>
+              <w:cnfStyle w:val="000000000000" w:firstRow="0" w:lastRow="0" w:firstColumn="0" w:lastColumn="0" w:oddVBand="0" w:evenVBand="0" w:oddHBand="0" w:evenHBand="0" w:firstRowFirstColumn="0" w:firstRowLastColumn="0" w:lastRowFirstColumn="0" w:lastRowLastColumn="0"/>
+              <w:rPr>
+                <w:rFonts w:ascii="Times New Roman" w:eastAsia="Times New Roman" w:hAnsi="Times New Roman" w:cs="Times New Roman"/>
+                <w:kern w:val="0"/>
+                <w:sz w:val="20"/>
+                <w:szCs w:val="20"/>
+                <w:lang w:eastAsia="en-GB"/>
+                <w14:ligatures w14:val="none"/>
+              </w:rPr>
+            </w:pPr>
+            <w:r>
+              <w:rPr>
+                <w:rFonts w:ascii="Times New Roman" w:eastAsia="Times New Roman" w:hAnsi="Times New Roman" w:cs="Times New Roman"/>
+                <w:kern w:val="0"/>
+                <w:sz w:val="20"/>
+                <w:szCs w:val="20"/>
+                <w:lang w:eastAsia="en-GB"/>
+                <w14:ligatures w14:val="none"/>
+              </w:rPr>
+              <w:t xml:space="preserve">Supported community revalidation </w:t>
+            </w:r>
+            <w:r>
+              <w:rPr>
+                <w:rFonts w:ascii="Times New Roman" w:eastAsia="Times New Roman" w:hAnsi="Times New Roman" w:cs="Times New Roman"/>
+                <w:kern w:val="0"/>
+                <w:sz w:val="20"/>
+                <w:szCs w:val="20"/>
+                <w:lang w:eastAsia="en-GB"/>
+                <w14:ligatures w14:val="none"/>
+              </w:rPr>
+              <w:t xml:space="preserve">baseline </w:t>
+            </w:r>
+            <w:r>
+              <w:rPr>
+                <w:rFonts w:ascii="Times New Roman" w:eastAsia="Times New Roman" w:hAnsi="Times New Roman" w:cs="Times New Roman"/>
+                <w:kern w:val="0"/>
+                <w:sz w:val="20"/>
+                <w:szCs w:val="20"/>
+                <w:lang w:eastAsia="en-GB"/>
+                <w14:ligatures w14:val="none"/>
+              </w:rPr>
+              <w:t xml:space="preserve">of Chyulu Hills REDD+ (Kenya), engaging Indigenous Maasai communities in </w:t>
+            </w:r>
+            <w:r>
+              <w:rPr>
+                <w:rFonts w:ascii="Times New Roman" w:eastAsia="Times New Roman" w:hAnsi="Times New Roman" w:cs="Times New Roman"/>
+                <w:kern w:val="0"/>
+                <w:sz w:val="20"/>
+                <w:szCs w:val="20"/>
+                <w:lang w:eastAsia="en-GB"/>
+                <w14:ligatures w14:val="none"/>
+              </w:rPr>
+              <w:t xml:space="preserve">indicators for </w:t>
+            </w:r>
+            <w:r>
+              <w:rPr>
+                <w:rFonts w:ascii="Times New Roman" w:eastAsia="Times New Roman" w:hAnsi="Times New Roman" w:cs="Times New Roman"/>
+                <w:kern w:val="0"/>
+                <w:sz w:val="20"/>
+                <w:szCs w:val="20"/>
+                <w:lang w:eastAsia="en-GB"/>
+                <w14:ligatures w14:val="none"/>
+              </w:rPr>
+              <w:t>monitoring and decision-making.</w:t>
+            </w:r>
+          </w:p>
+          <w:p>
+            <w:pPr>
+              <w:cnfStyle w:val="000000000000" w:firstRow="0" w:lastRow="0" w:firstColumn="0" w:lastColumn="0" w:oddVBand="0" w:evenVBand="0" w:oddHBand="0" w:evenHBand="0" w:firstRowFirstColumn="0" w:firstRowLastColumn="0" w:lastRowFirstColumn="0" w:lastRowLastColumn="0"/>
+              <w:rPr>
+                <w:rFonts w:ascii="Times New Roman" w:eastAsia="Times New Roman" w:hAnsi="Times New Roman" w:cs="Times New Roman"/>
+                <w:kern w:val="0"/>
+                <w:sz w:val="20"/>
+                <w:szCs w:val="20"/>
+                <w:lang w:eastAsia="en-GB"/>
+                <w14:ligatures w14:val="none"/>
+              </w:rPr>
+            </w:pPr>
+          </w:p>
+          <w:p>
+            <w:pPr>
+              <w:cnfStyle w:val="000000000000" w:firstRow="0" w:lastRow="0" w:firstColumn="0" w:lastColumn="0" w:oddVBand="0" w:evenVBand="0" w:oddHBand="0" w:evenHBand="0" w:firstRowFirstColumn="0" w:firstRowLastColumn="0" w:lastRowFirstColumn="0" w:lastRowLastColumn="0"/>
+              <w:rPr>
+                <w:rFonts w:ascii="Times New Roman" w:eastAsia="Times New Roman" w:hAnsi="Times New Roman" w:cs="Times New Roman"/>
+                <w:kern w:val="0"/>
+                <w:sz w:val="20"/>
+                <w:szCs w:val="20"/>
+                <w:lang w:eastAsia="en-GB"/>
+                <w14:ligatures w14:val="none"/>
+              </w:rPr>
+            </w:pPr>
+            <w:r>
+              <w:rPr>
+                <w:rFonts w:ascii="Times New Roman" w:eastAsia="Times New Roman" w:hAnsi="Times New Roman" w:cs="Times New Roman"/>
+                <w:kern w:val="0"/>
+                <w:sz w:val="20"/>
+                <w:szCs w:val="20"/>
+                <w:lang w:eastAsia="en-GB"/>
+                <w14:ligatures w14:val="none"/>
+              </w:rPr>
+              <w:t>Integrated</w:t>
+            </w:r>
+            <w:r>
+              <w:rPr>
+                <w:rFonts w:ascii="Times New Roman" w:eastAsia="Times New Roman" w:hAnsi="Times New Roman" w:cs="Times New Roman"/>
+                <w:kern w:val="0"/>
+                <w:sz w:val="20"/>
+                <w:szCs w:val="20"/>
+                <w:lang w:eastAsia="en-GB"/>
+                <w14:ligatures w14:val="none"/>
+              </w:rPr>
+              <w:t xml:space="preserve"> spatial planning, land tenure, and environmental safeguards into development plans</w:t>
+            </w:r>
+            <w:r>
+              <w:rPr>
+                <w:rFonts w:ascii="Times New Roman" w:eastAsia="Times New Roman" w:hAnsi="Times New Roman" w:cs="Times New Roman"/>
+                <w:kern w:val="0"/>
+                <w:sz w:val="20"/>
+                <w:szCs w:val="20"/>
+                <w:lang w:eastAsia="en-GB"/>
+                <w14:ligatures w14:val="none"/>
+              </w:rPr>
+              <w:t xml:space="preserve"> (life plans)</w:t>
+            </w:r>
+            <w:r>
+              <w:rPr>
+                <w:rFonts w:ascii="Times New Roman" w:eastAsia="Times New Roman" w:hAnsi="Times New Roman" w:cs="Times New Roman"/>
+                <w:kern w:val="0"/>
+                <w:sz w:val="20"/>
+                <w:szCs w:val="20"/>
+                <w:lang w:eastAsia="en-GB"/>
+                <w14:ligatures w14:val="none"/>
+              </w:rPr>
+              <w:t xml:space="preserve"> for Indigenous territories</w:t>
+            </w:r>
+            <w:r>
+              <w:rPr>
+                <w:rFonts w:ascii="Times New Roman" w:eastAsia="Times New Roman" w:hAnsi="Times New Roman" w:cs="Times New Roman"/>
+                <w:kern w:val="0"/>
+                <w:sz w:val="20"/>
+                <w:szCs w:val="20"/>
+                <w:lang w:eastAsia="en-GB"/>
+                <w14:ligatures w14:val="none"/>
+              </w:rPr>
+              <w:t xml:space="preserve"> in Colombia.</w:t>
+            </w:r>
           </w:p>
         </w:tc>
       </w:tr>
@@ -2228,8 +2434,7 @@
                 <w:lang w:eastAsia="en-GB"/>
                 <w14:ligatures w14:val="none"/>
               </w:rPr>
-              <w:lastRenderedPageBreak/>
-              <w:t>6. Biodiversity Conservation and Sustainable Management of Living Natural Resources</w:t>
+              <w:t>8. Cultural Heritage</w:t>
             </w:r>
           </w:p>
         </w:tc>
@@ -2285,7 +2490,7 @@
                 <w:lang w:eastAsia="en-GB"/>
                 <w14:ligatures w14:val="none"/>
               </w:rPr>
-              <w:t>2</w:t>
+              <w:t>4+</w:t>
             </w:r>
           </w:p>
         </w:tc>
@@ -2350,79 +2555,69 @@
                 <w:lang w:eastAsia="en-GB"/>
                 <w14:ligatures w14:val="none"/>
               </w:rPr>
-              <w:t>Led technical design and feasibility assessments for projects enhancing forest conservation and reforestation. Integrated biodiversity co-benefits in project baselines and monitoring frameworks under CCB and VCS standards. Provided strategic input for project locations with high conservation value</w:t>
-            </w:r>
-            <w:r>
-              <w:rPr>
-                <w:rFonts w:ascii="Times New Roman" w:eastAsia="Times New Roman" w:hAnsi="Times New Roman" w:cs="Times New Roman"/>
-                <w:kern w:val="0"/>
-                <w:sz w:val="20"/>
-                <w:szCs w:val="20"/>
-                <w:lang w:eastAsia="en-GB"/>
-                <w14:ligatures w14:val="none"/>
-              </w:rPr>
-              <w:t xml:space="preserve"> in REDD and ARR projects.</w:t>
-            </w:r>
-          </w:p>
-          <w:p>
-            <w:pPr>
-              <w:cnfStyle w:val="000000000000" w:firstRow="0" w:lastRow="0" w:firstColumn="0" w:lastColumn="0" w:oddVBand="0" w:evenVBand="0" w:oddHBand="0" w:evenHBand="0" w:firstRowFirstColumn="0" w:firstRowLastColumn="0" w:lastRowFirstColumn="0" w:lastRowLastColumn="0"/>
-              <w:rPr>
-                <w:rFonts w:ascii="Times New Roman" w:eastAsia="Times New Roman" w:hAnsi="Times New Roman" w:cs="Times New Roman"/>
-                <w:kern w:val="0"/>
-                <w:sz w:val="20"/>
-                <w:szCs w:val="20"/>
-                <w:lang w:eastAsia="en-GB"/>
-                <w14:ligatures w14:val="none"/>
-              </w:rPr>
-            </w:pPr>
-          </w:p>
-          <w:p>
-            <w:pPr>
-              <w:cnfStyle w:val="000000000000" w:firstRow="0" w:lastRow="0" w:firstColumn="0" w:lastColumn="0" w:oddVBand="0" w:evenVBand="0" w:oddHBand="0" w:evenHBand="0" w:firstRowFirstColumn="0" w:firstRowLastColumn="0" w:lastRowFirstColumn="0" w:lastRowLastColumn="0"/>
-              <w:rPr>
-                <w:rFonts w:ascii="Times New Roman" w:eastAsia="Times New Roman" w:hAnsi="Times New Roman" w:cs="Times New Roman"/>
-                <w:kern w:val="0"/>
-                <w:sz w:val="20"/>
-                <w:szCs w:val="20"/>
-                <w:lang w:eastAsia="en-GB"/>
-                <w14:ligatures w14:val="none"/>
-              </w:rPr>
-            </w:pPr>
-            <w:r>
-              <w:rPr>
-                <w:rFonts w:ascii="Times New Roman" w:eastAsia="Times New Roman" w:hAnsi="Times New Roman" w:cs="Times New Roman"/>
-                <w:kern w:val="0"/>
-                <w:sz w:val="20"/>
-                <w:szCs w:val="20"/>
-                <w:lang w:eastAsia="en-GB"/>
-                <w14:ligatures w14:val="none"/>
-              </w:rPr>
-              <w:t xml:space="preserve">Supported monitoring and verification of biodiversity indicators. Collaborated with Instituto Homem </w:t>
-            </w:r>
-            <w:proofErr w:type="spellStart"/>
-            <w:r>
-              <w:rPr>
-                <w:rFonts w:ascii="Times New Roman" w:eastAsia="Times New Roman" w:hAnsi="Times New Roman" w:cs="Times New Roman"/>
-                <w:kern w:val="0"/>
-                <w:sz w:val="20"/>
-                <w:szCs w:val="20"/>
-                <w:lang w:eastAsia="en-GB"/>
-                <w14:ligatures w14:val="none"/>
-              </w:rPr>
-              <w:t>Pantaneiro</w:t>
-            </w:r>
-            <w:proofErr w:type="spellEnd"/>
-            <w:r>
-              <w:rPr>
-                <w:rFonts w:ascii="Times New Roman" w:eastAsia="Times New Roman" w:hAnsi="Times New Roman" w:cs="Times New Roman"/>
-                <w:kern w:val="0"/>
-                <w:sz w:val="20"/>
-                <w:szCs w:val="20"/>
-                <w:lang w:eastAsia="en-GB"/>
-                <w14:ligatures w14:val="none"/>
-              </w:rPr>
-              <w:t xml:space="preserve"> to integrate conservation of Pantanal wetland ecosystems into carbon accounting processes.</w:t>
+              <w:t>Integrated cultural heritage safeguards into CCB documentation across REDD+ and ARR projects, ensuring respect for Indigenous traditions and local values.</w:t>
+            </w:r>
+          </w:p>
+          <w:p>
+            <w:pPr>
+              <w:cnfStyle w:val="000000000000" w:firstRow="0" w:lastRow="0" w:firstColumn="0" w:lastColumn="0" w:oddVBand="0" w:evenVBand="0" w:oddHBand="0" w:evenHBand="0" w:firstRowFirstColumn="0" w:firstRowLastColumn="0" w:lastRowFirstColumn="0" w:lastRowLastColumn="0"/>
+              <w:rPr>
+                <w:rFonts w:ascii="Times New Roman" w:eastAsia="Times New Roman" w:hAnsi="Times New Roman" w:cs="Times New Roman"/>
+                <w:kern w:val="0"/>
+                <w:sz w:val="20"/>
+                <w:szCs w:val="20"/>
+                <w:lang w:eastAsia="en-GB"/>
+                <w14:ligatures w14:val="none"/>
+              </w:rPr>
+            </w:pPr>
+          </w:p>
+          <w:p>
+            <w:pPr>
+              <w:cnfStyle w:val="000000000000" w:firstRow="0" w:lastRow="0" w:firstColumn="0" w:lastColumn="0" w:oddVBand="0" w:evenVBand="0" w:oddHBand="0" w:evenHBand="0" w:firstRowFirstColumn="0" w:firstRowLastColumn="0" w:lastRowFirstColumn="0" w:lastRowLastColumn="0"/>
+              <w:rPr>
+                <w:rFonts w:ascii="Times New Roman" w:eastAsia="Times New Roman" w:hAnsi="Times New Roman" w:cs="Times New Roman"/>
+                <w:kern w:val="0"/>
+                <w:sz w:val="20"/>
+                <w:szCs w:val="20"/>
+                <w:lang w:eastAsia="en-GB"/>
+                <w14:ligatures w14:val="none"/>
+              </w:rPr>
+            </w:pPr>
+            <w:r>
+              <w:rPr>
+                <w:rFonts w:ascii="Times New Roman" w:eastAsia="Times New Roman" w:hAnsi="Times New Roman" w:cs="Times New Roman"/>
+                <w:kern w:val="0"/>
+                <w:sz w:val="20"/>
+                <w:szCs w:val="20"/>
+                <w:lang w:eastAsia="en-GB"/>
+                <w14:ligatures w14:val="none"/>
+              </w:rPr>
+              <w:t>Developed spatial planning tools that incorporated sacred sites and traditional land use for Indigenous Livelihood Plans in Colombia.</w:t>
+            </w:r>
+          </w:p>
+          <w:p>
+            <w:pPr>
+              <w:cnfStyle w:val="000000000000" w:firstRow="0" w:lastRow="0" w:firstColumn="0" w:lastColumn="0" w:oddVBand="0" w:evenVBand="0" w:oddHBand="0" w:evenHBand="0" w:firstRowFirstColumn="0" w:firstRowLastColumn="0" w:lastRowFirstColumn="0" w:lastRowLastColumn="0"/>
+              <w:rPr>
+                <w:rFonts w:ascii="Times New Roman" w:eastAsia="Times New Roman" w:hAnsi="Times New Roman" w:cs="Times New Roman"/>
+                <w:kern w:val="0"/>
+                <w:sz w:val="20"/>
+                <w:szCs w:val="20"/>
+                <w:lang w:eastAsia="en-GB"/>
+                <w14:ligatures w14:val="none"/>
+              </w:rPr>
+            </w:pPr>
+            <w:r>
+              <w:rPr>
+                <w:rFonts w:ascii="Times New Roman" w:eastAsia="Times New Roman" w:hAnsi="Times New Roman" w:cs="Times New Roman"/>
+                <w:kern w:val="0"/>
+                <w:sz w:val="20"/>
+                <w:szCs w:val="20"/>
+                <w:lang w:eastAsia="en-GB"/>
+                <w14:ligatures w14:val="none"/>
+              </w:rPr>
+              <w:lastRenderedPageBreak/>
+              <w:t>Conducted field consultations with Indigenous communities in Colombia, Indonesia, and Kenya to identify and protect culturally significant practices and landscapes.</w:t>
             </w:r>
           </w:p>
           <w:p>
@@ -2467,7 +2662,8 @@
                 <w:lang w:eastAsia="en-GB"/>
                 <w14:ligatures w14:val="none"/>
               </w:rPr>
-              <w:t>7. Indigenous Peoples</w:t>
+              <w:lastRenderedPageBreak/>
+              <w:t>9. Stakeholder Engagement and Information Disclosure</w:t>
             </w:r>
           </w:p>
         </w:tc>
@@ -2523,7 +2719,7 @@
                 <w:lang w:eastAsia="en-GB"/>
                 <w14:ligatures w14:val="none"/>
               </w:rPr>
-              <w:t>4</w:t>
+              <w:t>2+</w:t>
             </w:r>
           </w:p>
         </w:tc>
@@ -2555,90 +2751,7 @@
                 <w:lang w:eastAsia="en-GB"/>
                 <w14:ligatures w14:val="none"/>
               </w:rPr>
-              <w:t>Contributions</w:t>
-            </w:r>
-            <w:r>
-              <w:rPr>
-                <w:rFonts w:ascii="Times New Roman" w:eastAsia="Times New Roman" w:hAnsi="Times New Roman" w:cs="Times New Roman"/>
-                <w:kern w:val="0"/>
-                <w:sz w:val="20"/>
-                <w:szCs w:val="20"/>
-                <w:lang w:eastAsia="en-GB"/>
-                <w14:ligatures w14:val="none"/>
-              </w:rPr>
-              <w:t>:</w:t>
-            </w:r>
-          </w:p>
-          <w:p>
-            <w:pPr>
-              <w:cnfStyle w:val="000000000000" w:firstRow="0" w:lastRow="0" w:firstColumn="0" w:lastColumn="0" w:oddVBand="0" w:evenVBand="0" w:oddHBand="0" w:evenHBand="0" w:firstRowFirstColumn="0" w:firstRowLastColumn="0" w:lastRowFirstColumn="0" w:lastRowLastColumn="0"/>
-              <w:rPr>
-                <w:rFonts w:ascii="Times New Roman" w:eastAsia="Times New Roman" w:hAnsi="Times New Roman" w:cs="Times New Roman"/>
-                <w:kern w:val="0"/>
-                <w:sz w:val="20"/>
-                <w:szCs w:val="20"/>
-                <w:lang w:eastAsia="en-GB"/>
-                <w14:ligatures w14:val="none"/>
-              </w:rPr>
-            </w:pPr>
-            <w:r>
-              <w:rPr>
-                <w:rFonts w:ascii="Times New Roman" w:eastAsia="Times New Roman" w:hAnsi="Times New Roman" w:cs="Times New Roman"/>
-                <w:kern w:val="0"/>
-                <w:sz w:val="20"/>
-                <w:szCs w:val="20"/>
-                <w:lang w:eastAsia="en-GB"/>
-                <w14:ligatures w14:val="none"/>
-              </w:rPr>
-              <w:t xml:space="preserve">Directed stakeholder engagement and FPIC-aligned consultation processes with Indigenous communities in multiple projects. </w:t>
-            </w:r>
-          </w:p>
-          <w:p>
-            <w:pPr>
-              <w:cnfStyle w:val="000000000000" w:firstRow="0" w:lastRow="0" w:firstColumn="0" w:lastColumn="0" w:oddVBand="0" w:evenVBand="0" w:oddHBand="0" w:evenHBand="0" w:firstRowFirstColumn="0" w:firstRowLastColumn="0" w:lastRowFirstColumn="0" w:lastRowLastColumn="0"/>
-              <w:rPr>
-                <w:rFonts w:ascii="Times New Roman" w:eastAsia="Times New Roman" w:hAnsi="Times New Roman" w:cs="Times New Roman"/>
-                <w:kern w:val="0"/>
-                <w:sz w:val="20"/>
-                <w:szCs w:val="20"/>
-                <w:lang w:eastAsia="en-GB"/>
-                <w14:ligatures w14:val="none"/>
-              </w:rPr>
-            </w:pPr>
-          </w:p>
-          <w:p>
-            <w:pPr>
-              <w:cnfStyle w:val="000000000000" w:firstRow="0" w:lastRow="0" w:firstColumn="0" w:lastColumn="0" w:oddVBand="0" w:evenVBand="0" w:oddHBand="0" w:evenHBand="0" w:firstRowFirstColumn="0" w:firstRowLastColumn="0" w:lastRowFirstColumn="0" w:lastRowLastColumn="0"/>
-              <w:rPr>
-                <w:rFonts w:ascii="Times New Roman" w:eastAsia="Times New Roman" w:hAnsi="Times New Roman" w:cs="Times New Roman"/>
-                <w:kern w:val="0"/>
-                <w:sz w:val="20"/>
-                <w:szCs w:val="20"/>
-                <w:lang w:eastAsia="en-GB"/>
-                <w14:ligatures w14:val="none"/>
-              </w:rPr>
-            </w:pPr>
-            <w:r>
-              <w:rPr>
-                <w:rFonts w:ascii="Times New Roman" w:eastAsia="Times New Roman" w:hAnsi="Times New Roman" w:cs="Times New Roman"/>
-                <w:kern w:val="0"/>
-                <w:sz w:val="20"/>
-                <w:szCs w:val="20"/>
-                <w:lang w:eastAsia="en-GB"/>
-                <w14:ligatures w14:val="none"/>
-              </w:rPr>
-              <w:t>Assessment of inclusion</w:t>
-            </w:r>
-            <w:r>
-              <w:rPr>
-                <w:rFonts w:ascii="Times New Roman" w:eastAsia="Times New Roman" w:hAnsi="Times New Roman" w:cs="Times New Roman"/>
-                <w:kern w:val="0"/>
-                <w:sz w:val="20"/>
-                <w:szCs w:val="20"/>
-                <w:lang w:eastAsia="en-GB"/>
-                <w14:ligatures w14:val="none"/>
-              </w:rPr>
-              <w:t xml:space="preserve"> of Indigenous Peoples’ rights, customary governance, and benefit-sharing in CCB documentation.</w:t>
+              <w:t>Contribution:</w:t>
             </w:r>
             <w:r>
               <w:rPr>
@@ -2651,202 +2764,173 @@
               </w:rPr>
               <w:t xml:space="preserve"> </w:t>
             </w:r>
-            <w:r>
-              <w:rPr>
-                <w:rFonts w:ascii="Times New Roman" w:eastAsia="Times New Roman" w:hAnsi="Times New Roman" w:cs="Times New Roman"/>
-                <w:kern w:val="0"/>
-                <w:sz w:val="20"/>
-                <w:szCs w:val="20"/>
-                <w:lang w:eastAsia="en-GB"/>
-                <w14:ligatures w14:val="none"/>
-              </w:rPr>
-              <w:t>Conducted site assessments and supported safeguard documentation for REDD+ projects involving Indigenous communities. Ensured adherence to FPIC, land tenure recognition, and culturally sensitive stakeholder engagement.</w:t>
-            </w:r>
-          </w:p>
-          <w:p>
-            <w:pPr>
-              <w:cnfStyle w:val="000000000000" w:firstRow="0" w:lastRow="0" w:firstColumn="0" w:lastColumn="0" w:oddVBand="0" w:evenVBand="0" w:oddHBand="0" w:evenHBand="0" w:firstRowFirstColumn="0" w:firstRowLastColumn="0" w:lastRowFirstColumn="0" w:lastRowLastColumn="0"/>
-              <w:rPr>
-                <w:rFonts w:ascii="Times New Roman" w:eastAsia="Times New Roman" w:hAnsi="Times New Roman" w:cs="Times New Roman"/>
-                <w:kern w:val="0"/>
-                <w:sz w:val="20"/>
-                <w:szCs w:val="20"/>
-                <w:lang w:eastAsia="en-GB"/>
-                <w14:ligatures w14:val="none"/>
-              </w:rPr>
-            </w:pPr>
-          </w:p>
-          <w:p>
-            <w:pPr>
-              <w:cnfStyle w:val="000000000000" w:firstRow="0" w:lastRow="0" w:firstColumn="0" w:lastColumn="0" w:oddVBand="0" w:evenVBand="0" w:oddHBand="0" w:evenHBand="0" w:firstRowFirstColumn="0" w:firstRowLastColumn="0" w:lastRowFirstColumn="0" w:lastRowLastColumn="0"/>
-              <w:rPr>
-                <w:rFonts w:ascii="Times New Roman" w:eastAsia="Times New Roman" w:hAnsi="Times New Roman" w:cs="Times New Roman"/>
-                <w:kern w:val="0"/>
-                <w:sz w:val="20"/>
-                <w:szCs w:val="20"/>
-                <w:lang w:eastAsia="en-GB"/>
-                <w14:ligatures w14:val="none"/>
-              </w:rPr>
-            </w:pPr>
-            <w:r>
-              <w:rPr>
-                <w:rFonts w:ascii="Times New Roman" w:eastAsia="Times New Roman" w:hAnsi="Times New Roman" w:cs="Times New Roman"/>
-                <w:kern w:val="0"/>
-                <w:sz w:val="20"/>
-                <w:szCs w:val="20"/>
-                <w:lang w:eastAsia="en-GB"/>
-                <w14:ligatures w14:val="none"/>
-              </w:rPr>
-              <w:t xml:space="preserve">Supported community revalidation </w:t>
-            </w:r>
-            <w:r>
-              <w:rPr>
-                <w:rFonts w:ascii="Times New Roman" w:eastAsia="Times New Roman" w:hAnsi="Times New Roman" w:cs="Times New Roman"/>
-                <w:kern w:val="0"/>
-                <w:sz w:val="20"/>
-                <w:szCs w:val="20"/>
-                <w:lang w:eastAsia="en-GB"/>
-                <w14:ligatures w14:val="none"/>
-              </w:rPr>
-              <w:t xml:space="preserve">baseline </w:t>
-            </w:r>
-            <w:r>
-              <w:rPr>
-                <w:rFonts w:ascii="Times New Roman" w:eastAsia="Times New Roman" w:hAnsi="Times New Roman" w:cs="Times New Roman"/>
-                <w:kern w:val="0"/>
-                <w:sz w:val="20"/>
-                <w:szCs w:val="20"/>
-                <w:lang w:eastAsia="en-GB"/>
-                <w14:ligatures w14:val="none"/>
-              </w:rPr>
-              <w:t xml:space="preserve">of </w:t>
-            </w:r>
-            <w:proofErr w:type="spellStart"/>
-            <w:r>
-              <w:rPr>
-                <w:rFonts w:ascii="Times New Roman" w:eastAsia="Times New Roman" w:hAnsi="Times New Roman" w:cs="Times New Roman"/>
-                <w:kern w:val="0"/>
-                <w:sz w:val="20"/>
-                <w:szCs w:val="20"/>
-                <w:lang w:eastAsia="en-GB"/>
-                <w14:ligatures w14:val="none"/>
-              </w:rPr>
-              <w:t>Chyulu</w:t>
-            </w:r>
-            <w:proofErr w:type="spellEnd"/>
-            <w:r>
-              <w:rPr>
-                <w:rFonts w:ascii="Times New Roman" w:eastAsia="Times New Roman" w:hAnsi="Times New Roman" w:cs="Times New Roman"/>
-                <w:kern w:val="0"/>
-                <w:sz w:val="20"/>
-                <w:szCs w:val="20"/>
-                <w:lang w:eastAsia="en-GB"/>
-                <w14:ligatures w14:val="none"/>
-              </w:rPr>
-              <w:t xml:space="preserve"> Hills REDD+ (Kenya), engaging Indigenous Maasai communities in </w:t>
-            </w:r>
-            <w:r>
-              <w:rPr>
-                <w:rFonts w:ascii="Times New Roman" w:eastAsia="Times New Roman" w:hAnsi="Times New Roman" w:cs="Times New Roman"/>
-                <w:kern w:val="0"/>
-                <w:sz w:val="20"/>
-                <w:szCs w:val="20"/>
-                <w:lang w:eastAsia="en-GB"/>
-                <w14:ligatures w14:val="none"/>
-              </w:rPr>
-              <w:t xml:space="preserve">indicators for </w:t>
-            </w:r>
-            <w:r>
-              <w:rPr>
-                <w:rFonts w:ascii="Times New Roman" w:eastAsia="Times New Roman" w:hAnsi="Times New Roman" w:cs="Times New Roman"/>
-                <w:kern w:val="0"/>
-                <w:sz w:val="20"/>
-                <w:szCs w:val="20"/>
-                <w:lang w:eastAsia="en-GB"/>
-                <w14:ligatures w14:val="none"/>
-              </w:rPr>
-              <w:t>monitoring and decision-making.</w:t>
-            </w:r>
-          </w:p>
-          <w:p>
-            <w:pPr>
-              <w:cnfStyle w:val="000000000000" w:firstRow="0" w:lastRow="0" w:firstColumn="0" w:lastColumn="0" w:oddVBand="0" w:evenVBand="0" w:oddHBand="0" w:evenHBand="0" w:firstRowFirstColumn="0" w:firstRowLastColumn="0" w:lastRowFirstColumn="0" w:lastRowLastColumn="0"/>
-              <w:rPr>
-                <w:rFonts w:ascii="Times New Roman" w:eastAsia="Times New Roman" w:hAnsi="Times New Roman" w:cs="Times New Roman"/>
-                <w:kern w:val="0"/>
-                <w:sz w:val="20"/>
-                <w:szCs w:val="20"/>
-                <w:lang w:eastAsia="en-GB"/>
-                <w14:ligatures w14:val="none"/>
-              </w:rPr>
-            </w:pPr>
-          </w:p>
-          <w:p>
-            <w:pPr>
-              <w:cnfStyle w:val="000000000000" w:firstRow="0" w:lastRow="0" w:firstColumn="0" w:lastColumn="0" w:oddVBand="0" w:evenVBand="0" w:oddHBand="0" w:evenHBand="0" w:firstRowFirstColumn="0" w:firstRowLastColumn="0" w:lastRowFirstColumn="0" w:lastRowLastColumn="0"/>
-              <w:rPr>
-                <w:rFonts w:ascii="Times New Roman" w:eastAsia="Times New Roman" w:hAnsi="Times New Roman" w:cs="Times New Roman"/>
-                <w:kern w:val="0"/>
-                <w:sz w:val="20"/>
-                <w:szCs w:val="20"/>
-                <w:lang w:eastAsia="en-GB"/>
-                <w14:ligatures w14:val="none"/>
-              </w:rPr>
-            </w:pPr>
-            <w:r>
-              <w:rPr>
-                <w:rFonts w:ascii="Times New Roman" w:eastAsia="Times New Roman" w:hAnsi="Times New Roman" w:cs="Times New Roman"/>
-                <w:kern w:val="0"/>
-                <w:sz w:val="20"/>
-                <w:szCs w:val="20"/>
-                <w:lang w:eastAsia="en-GB"/>
-                <w14:ligatures w14:val="none"/>
-              </w:rPr>
-              <w:t>Integrated</w:t>
-            </w:r>
-            <w:r>
-              <w:rPr>
-                <w:rFonts w:ascii="Times New Roman" w:eastAsia="Times New Roman" w:hAnsi="Times New Roman" w:cs="Times New Roman"/>
-                <w:kern w:val="0"/>
-                <w:sz w:val="20"/>
-                <w:szCs w:val="20"/>
-                <w:lang w:eastAsia="en-GB"/>
-                <w14:ligatures w14:val="none"/>
-              </w:rPr>
-              <w:t xml:space="preserve"> spatial planning, land tenure, and environmental safeguards into development plans</w:t>
-            </w:r>
-            <w:r>
-              <w:rPr>
-                <w:rFonts w:ascii="Times New Roman" w:eastAsia="Times New Roman" w:hAnsi="Times New Roman" w:cs="Times New Roman"/>
-                <w:kern w:val="0"/>
-                <w:sz w:val="20"/>
-                <w:szCs w:val="20"/>
-                <w:lang w:eastAsia="en-GB"/>
-                <w14:ligatures w14:val="none"/>
-              </w:rPr>
-              <w:t xml:space="preserve"> (life plans)</w:t>
-            </w:r>
-            <w:r>
-              <w:rPr>
-                <w:rFonts w:ascii="Times New Roman" w:eastAsia="Times New Roman" w:hAnsi="Times New Roman" w:cs="Times New Roman"/>
-                <w:kern w:val="0"/>
-                <w:sz w:val="20"/>
-                <w:szCs w:val="20"/>
-                <w:lang w:eastAsia="en-GB"/>
-                <w14:ligatures w14:val="none"/>
-              </w:rPr>
-              <w:t xml:space="preserve"> for Indigenous territories</w:t>
-            </w:r>
-            <w:r>
-              <w:rPr>
-                <w:rFonts w:ascii="Times New Roman" w:eastAsia="Times New Roman" w:hAnsi="Times New Roman" w:cs="Times New Roman"/>
-                <w:kern w:val="0"/>
-                <w:sz w:val="20"/>
-                <w:szCs w:val="20"/>
-                <w:lang w:eastAsia="en-GB"/>
-                <w14:ligatures w14:val="none"/>
-              </w:rPr>
-              <w:t xml:space="preserve"> in Colombia.</w:t>
+          </w:p>
+          <w:p>
+            <w:pPr>
+              <w:cnfStyle w:val="000000000000" w:firstRow="0" w:lastRow="0" w:firstColumn="0" w:lastColumn="0" w:oddVBand="0" w:evenVBand="0" w:oddHBand="0" w:evenHBand="0" w:firstRowFirstColumn="0" w:firstRowLastColumn="0" w:lastRowFirstColumn="0" w:lastRowLastColumn="0"/>
+              <w:rPr>
+                <w:rFonts w:ascii="Times New Roman" w:eastAsia="Times New Roman" w:hAnsi="Times New Roman" w:cs="Times New Roman"/>
+                <w:kern w:val="0"/>
+                <w:sz w:val="20"/>
+                <w:szCs w:val="20"/>
+                <w:lang w:eastAsia="en-GB"/>
+                <w14:ligatures w14:val="none"/>
+              </w:rPr>
+            </w:pPr>
+            <w:r>
+              <w:rPr>
+                <w:rFonts w:ascii="Times New Roman" w:eastAsia="Times New Roman" w:hAnsi="Times New Roman" w:cs="Times New Roman"/>
+                <w:kern w:val="0"/>
+                <w:sz w:val="20"/>
+                <w:szCs w:val="20"/>
+                <w:lang w:eastAsia="en-GB"/>
+                <w14:ligatures w14:val="none"/>
+              </w:rPr>
+              <w:t>Facilitated engagement processes across five Indigenous territories. Developed and disseminated culturally appropriate planning materials and supported consensus-building among diverse local governance bodies.</w:t>
+            </w:r>
+          </w:p>
+          <w:p>
+            <w:pPr>
+              <w:cnfStyle w:val="000000000000" w:firstRow="0" w:lastRow="0" w:firstColumn="0" w:lastColumn="0" w:oddVBand="0" w:evenVBand="0" w:oddHBand="0" w:evenHBand="0" w:firstRowFirstColumn="0" w:firstRowLastColumn="0" w:lastRowFirstColumn="0" w:lastRowLastColumn="0"/>
+              <w:rPr>
+                <w:rFonts w:ascii="Times New Roman" w:eastAsia="Times New Roman" w:hAnsi="Times New Roman" w:cs="Times New Roman"/>
+                <w:kern w:val="0"/>
+                <w:sz w:val="20"/>
+                <w:szCs w:val="20"/>
+                <w:lang w:eastAsia="en-GB"/>
+                <w14:ligatures w14:val="none"/>
+              </w:rPr>
+            </w:pPr>
+          </w:p>
+          <w:p>
+            <w:pPr>
+              <w:cnfStyle w:val="000000000000" w:firstRow="0" w:lastRow="0" w:firstColumn="0" w:lastColumn="0" w:oddVBand="0" w:evenVBand="0" w:oddHBand="0" w:evenHBand="0" w:firstRowFirstColumn="0" w:firstRowLastColumn="0" w:lastRowFirstColumn="0" w:lastRowLastColumn="0"/>
+              <w:rPr>
+                <w:rFonts w:ascii="Times New Roman" w:eastAsia="Times New Roman" w:hAnsi="Times New Roman" w:cs="Times New Roman"/>
+                <w:kern w:val="0"/>
+                <w:sz w:val="20"/>
+                <w:szCs w:val="20"/>
+                <w:lang w:eastAsia="en-GB"/>
+                <w14:ligatures w14:val="none"/>
+              </w:rPr>
+            </w:pPr>
+            <w:r>
+              <w:rPr>
+                <w:rFonts w:ascii="Times New Roman" w:eastAsia="Times New Roman" w:hAnsi="Times New Roman" w:cs="Times New Roman"/>
+                <w:kern w:val="0"/>
+                <w:sz w:val="20"/>
+                <w:szCs w:val="20"/>
+                <w:lang w:eastAsia="en-GB"/>
+                <w14:ligatures w14:val="none"/>
+              </w:rPr>
+              <w:t>Promoted inter-ethnic dialogue platforms and legal frameworks to enhance participatory governance</w:t>
+            </w:r>
+            <w:r>
+              <w:rPr>
+                <w:rFonts w:ascii="Times New Roman" w:eastAsia="Times New Roman" w:hAnsi="Times New Roman" w:cs="Times New Roman"/>
+                <w:kern w:val="0"/>
+                <w:sz w:val="20"/>
+                <w:szCs w:val="20"/>
+                <w:lang w:eastAsia="en-GB"/>
+                <w14:ligatures w14:val="none"/>
+              </w:rPr>
+              <w:t xml:space="preserve"> in </w:t>
+            </w:r>
+            <w:r>
+              <w:rPr>
+                <w:rFonts w:ascii="Times New Roman" w:eastAsia="Times New Roman" w:hAnsi="Times New Roman" w:cs="Times New Roman"/>
+                <w:kern w:val="0"/>
+                <w:sz w:val="20"/>
+                <w:szCs w:val="20"/>
+                <w:lang w:eastAsia="en-GB"/>
+                <w14:ligatures w14:val="none"/>
+              </w:rPr>
+              <w:t>Latin America</w:t>
+            </w:r>
+            <w:r>
+              <w:rPr>
+                <w:rFonts w:ascii="Times New Roman" w:eastAsia="Times New Roman" w:hAnsi="Times New Roman" w:cs="Times New Roman"/>
+                <w:kern w:val="0"/>
+                <w:sz w:val="20"/>
+                <w:szCs w:val="20"/>
+                <w:lang w:eastAsia="en-GB"/>
+                <w14:ligatures w14:val="none"/>
+              </w:rPr>
+              <w:t>.</w:t>
+            </w:r>
+          </w:p>
+          <w:p>
+            <w:pPr>
+              <w:cnfStyle w:val="000000000000" w:firstRow="0" w:lastRow="0" w:firstColumn="0" w:lastColumn="0" w:oddVBand="0" w:evenVBand="0" w:oddHBand="0" w:evenHBand="0" w:firstRowFirstColumn="0" w:firstRowLastColumn="0" w:lastRowFirstColumn="0" w:lastRowLastColumn="0"/>
+              <w:rPr>
+                <w:rFonts w:ascii="Times New Roman" w:eastAsia="Times New Roman" w:hAnsi="Times New Roman" w:cs="Times New Roman"/>
+                <w:kern w:val="0"/>
+                <w:sz w:val="20"/>
+                <w:szCs w:val="20"/>
+                <w:lang w:eastAsia="en-GB"/>
+                <w14:ligatures w14:val="none"/>
+              </w:rPr>
+            </w:pPr>
+          </w:p>
+          <w:p>
+            <w:pPr>
+              <w:cnfStyle w:val="000000000000" w:firstRow="0" w:lastRow="0" w:firstColumn="0" w:lastColumn="0" w:oddVBand="0" w:evenVBand="0" w:oddHBand="0" w:evenHBand="0" w:firstRowFirstColumn="0" w:firstRowLastColumn="0" w:lastRowFirstColumn="0" w:lastRowLastColumn="0"/>
+              <w:rPr>
+                <w:rFonts w:ascii="Times New Roman" w:eastAsia="Times New Roman" w:hAnsi="Times New Roman" w:cs="Times New Roman"/>
+                <w:kern w:val="0"/>
+                <w:sz w:val="20"/>
+                <w:szCs w:val="20"/>
+                <w:lang w:eastAsia="en-GB"/>
+                <w14:ligatures w14:val="none"/>
+              </w:rPr>
+            </w:pPr>
+            <w:r>
+              <w:rPr>
+                <w:rFonts w:ascii="Times New Roman" w:eastAsia="Times New Roman" w:hAnsi="Times New Roman" w:cs="Times New Roman"/>
+                <w:kern w:val="0"/>
+                <w:sz w:val="20"/>
+                <w:szCs w:val="20"/>
+                <w:lang w:eastAsia="en-GB"/>
+                <w14:ligatures w14:val="none"/>
+              </w:rPr>
+              <w:t>Led community engagement for REDD+ design, including stakeholder identification, consultation, and capacity-building for informed participation of Indigenous groups.</w:t>
+            </w:r>
+          </w:p>
+          <w:p>
+            <w:pPr>
+              <w:cnfStyle w:val="000000000000" w:firstRow="0" w:lastRow="0" w:firstColumn="0" w:lastColumn="0" w:oddVBand="0" w:evenVBand="0" w:oddHBand="0" w:evenHBand="0" w:firstRowFirstColumn="0" w:firstRowLastColumn="0" w:lastRowFirstColumn="0" w:lastRowLastColumn="0"/>
+              <w:rPr>
+                <w:rFonts w:ascii="Times New Roman" w:eastAsia="Times New Roman" w:hAnsi="Times New Roman" w:cs="Times New Roman"/>
+                <w:kern w:val="0"/>
+                <w:sz w:val="20"/>
+                <w:szCs w:val="20"/>
+                <w:lang w:eastAsia="en-GB"/>
+                <w14:ligatures w14:val="none"/>
+              </w:rPr>
+            </w:pPr>
+          </w:p>
+          <w:p>
+            <w:pPr>
+              <w:cnfStyle w:val="000000000000" w:firstRow="0" w:lastRow="0" w:firstColumn="0" w:lastColumn="0" w:oddVBand="0" w:evenVBand="0" w:oddHBand="0" w:evenHBand="0" w:firstRowFirstColumn="0" w:firstRowLastColumn="0" w:lastRowFirstColumn="0" w:lastRowLastColumn="0"/>
+              <w:rPr>
+                <w:rFonts w:ascii="Times New Roman" w:eastAsia="Times New Roman" w:hAnsi="Times New Roman" w:cs="Times New Roman"/>
+                <w:kern w:val="0"/>
+                <w:sz w:val="20"/>
+                <w:szCs w:val="20"/>
+                <w:lang w:eastAsia="en-GB"/>
+                <w14:ligatures w14:val="none"/>
+              </w:rPr>
+            </w:pPr>
+            <w:r>
+              <w:rPr>
+                <w:rFonts w:ascii="Times New Roman" w:eastAsia="Times New Roman" w:hAnsi="Times New Roman" w:cs="Times New Roman"/>
+                <w:kern w:val="0"/>
+                <w:sz w:val="20"/>
+                <w:szCs w:val="20"/>
+                <w:lang w:eastAsia="en-GB"/>
+                <w14:ligatures w14:val="none"/>
+              </w:rPr>
+              <w:t>Conducted field-based stakeholder consultations and institutional analysis for REDD+ feasibility.</w:t>
             </w:r>
           </w:p>
         </w:tc>
@@ -2878,7 +2962,7 @@
                 <w:lang w:eastAsia="en-GB"/>
                 <w14:ligatures w14:val="none"/>
               </w:rPr>
-              <w:t>8. Cultural Heritage</w:t>
+              <w:t>12. Grievance Redress Mechanisms</w:t>
             </w:r>
           </w:p>
         </w:tc>
@@ -2934,7 +3018,7 @@
                 <w:lang w:eastAsia="en-GB"/>
                 <w14:ligatures w14:val="none"/>
               </w:rPr>
-              <w:t>4+</w:t>
+              <w:t>+1</w:t>
             </w:r>
           </w:p>
         </w:tc>
@@ -2966,116 +3050,80 @@
                 <w:lang w:eastAsia="en-GB"/>
                 <w14:ligatures w14:val="none"/>
               </w:rPr>
-              <w:t>Contributions</w:t>
-            </w:r>
-            <w:r>
-              <w:rPr>
-                <w:rFonts w:ascii="Times New Roman" w:eastAsia="Times New Roman" w:hAnsi="Times New Roman" w:cs="Times New Roman"/>
-                <w:kern w:val="0"/>
-                <w:sz w:val="20"/>
-                <w:szCs w:val="20"/>
-                <w:lang w:eastAsia="en-GB"/>
-                <w14:ligatures w14:val="none"/>
-              </w:rPr>
-              <w:t>:</w:t>
-            </w:r>
-            <w:r>
-              <w:rPr>
-                <w:rFonts w:ascii="Times New Roman" w:eastAsia="Times New Roman" w:hAnsi="Times New Roman" w:cs="Times New Roman"/>
-                <w:kern w:val="0"/>
-                <w:sz w:val="20"/>
-                <w:szCs w:val="20"/>
-                <w:lang w:eastAsia="en-GB"/>
-                <w14:ligatures w14:val="none"/>
-              </w:rPr>
-              <w:br/>
-            </w:r>
-            <w:r>
-              <w:rPr>
-                <w:rFonts w:ascii="Times New Roman" w:eastAsia="Times New Roman" w:hAnsi="Times New Roman" w:cs="Times New Roman"/>
-                <w:kern w:val="0"/>
-                <w:sz w:val="20"/>
-                <w:szCs w:val="20"/>
-                <w:lang w:eastAsia="en-GB"/>
-                <w14:ligatures w14:val="none"/>
-              </w:rPr>
-              <w:t>Integrated cultural heritage safeguards into CCB documentation across REDD+ and ARR projects, ensuring respect for Indigenous traditions and local values.</w:t>
-            </w:r>
-          </w:p>
-          <w:p>
-            <w:pPr>
-              <w:cnfStyle w:val="000000000000" w:firstRow="0" w:lastRow="0" w:firstColumn="0" w:lastColumn="0" w:oddVBand="0" w:evenVBand="0" w:oddHBand="0" w:evenHBand="0" w:firstRowFirstColumn="0" w:firstRowLastColumn="0" w:lastRowFirstColumn="0" w:lastRowLastColumn="0"/>
-              <w:rPr>
-                <w:rFonts w:ascii="Times New Roman" w:eastAsia="Times New Roman" w:hAnsi="Times New Roman" w:cs="Times New Roman"/>
-                <w:kern w:val="0"/>
-                <w:sz w:val="20"/>
-                <w:szCs w:val="20"/>
-                <w:lang w:eastAsia="en-GB"/>
-                <w14:ligatures w14:val="none"/>
-              </w:rPr>
-            </w:pPr>
-          </w:p>
-          <w:p>
-            <w:pPr>
-              <w:cnfStyle w:val="000000000000" w:firstRow="0" w:lastRow="0" w:firstColumn="0" w:lastColumn="0" w:oddVBand="0" w:evenVBand="0" w:oddHBand="0" w:evenHBand="0" w:firstRowFirstColumn="0" w:firstRowLastColumn="0" w:lastRowFirstColumn="0" w:lastRowLastColumn="0"/>
-              <w:rPr>
-                <w:rFonts w:ascii="Times New Roman" w:eastAsia="Times New Roman" w:hAnsi="Times New Roman" w:cs="Times New Roman"/>
-                <w:kern w:val="0"/>
-                <w:sz w:val="20"/>
-                <w:szCs w:val="20"/>
-                <w:lang w:eastAsia="en-GB"/>
-                <w14:ligatures w14:val="none"/>
-              </w:rPr>
-            </w:pPr>
-            <w:r>
-              <w:rPr>
-                <w:rFonts w:ascii="Times New Roman" w:eastAsia="Times New Roman" w:hAnsi="Times New Roman" w:cs="Times New Roman"/>
-                <w:kern w:val="0"/>
-                <w:sz w:val="20"/>
-                <w:szCs w:val="20"/>
-                <w:lang w:eastAsia="en-GB"/>
-                <w14:ligatures w14:val="none"/>
-              </w:rPr>
-              <w:t>Developed spatial planning tools that incorporated sacred sites and traditional land use for Indigenous Livelihood Plans in Colombia.</w:t>
-            </w:r>
-          </w:p>
-          <w:p>
-            <w:pPr>
-              <w:cnfStyle w:val="000000000000" w:firstRow="0" w:lastRow="0" w:firstColumn="0" w:lastColumn="0" w:oddVBand="0" w:evenVBand="0" w:oddHBand="0" w:evenHBand="0" w:firstRowFirstColumn="0" w:firstRowLastColumn="0" w:lastRowFirstColumn="0" w:lastRowLastColumn="0"/>
-              <w:rPr>
-                <w:rFonts w:ascii="Times New Roman" w:eastAsia="Times New Roman" w:hAnsi="Times New Roman" w:cs="Times New Roman"/>
-                <w:kern w:val="0"/>
-                <w:sz w:val="20"/>
-                <w:szCs w:val="20"/>
-                <w:lang w:eastAsia="en-GB"/>
-                <w14:ligatures w14:val="none"/>
-              </w:rPr>
-            </w:pPr>
-            <w:r>
-              <w:rPr>
-                <w:rFonts w:ascii="Times New Roman" w:eastAsia="Times New Roman" w:hAnsi="Times New Roman" w:cs="Times New Roman"/>
-                <w:kern w:val="0"/>
-                <w:sz w:val="20"/>
-                <w:szCs w:val="20"/>
-                <w:lang w:eastAsia="en-GB"/>
-                <w14:ligatures w14:val="none"/>
-              </w:rPr>
-              <w:lastRenderedPageBreak/>
-              <w:t>Conducted field consultations with Indigenous communities in Colombia, Indonesia, and Kenya to identify and protect culturally significant practices and landscapes.</w:t>
-            </w:r>
-          </w:p>
-          <w:p>
-            <w:pPr>
-              <w:cnfStyle w:val="000000000000" w:firstRow="0" w:lastRow="0" w:firstColumn="0" w:lastColumn="0" w:oddVBand="0" w:evenVBand="0" w:oddHBand="0" w:evenHBand="0" w:firstRowFirstColumn="0" w:firstRowLastColumn="0" w:lastRowFirstColumn="0" w:lastRowLastColumn="0"/>
-              <w:rPr>
-                <w:rFonts w:ascii="Times New Roman" w:eastAsia="Times New Roman" w:hAnsi="Times New Roman" w:cs="Times New Roman"/>
-                <w:kern w:val="0"/>
-                <w:sz w:val="20"/>
-                <w:szCs w:val="20"/>
-                <w:lang w:eastAsia="en-GB"/>
-                <w14:ligatures w14:val="none"/>
-              </w:rPr>
-            </w:pPr>
+              <w:t>Contribution:</w:t>
+            </w:r>
+            <w:r>
+              <w:rPr>
+                <w:rFonts w:ascii="Times New Roman" w:eastAsia="Times New Roman" w:hAnsi="Times New Roman" w:cs="Times New Roman"/>
+                <w:kern w:val="0"/>
+                <w:sz w:val="20"/>
+                <w:szCs w:val="20"/>
+                <w:lang w:eastAsia="en-GB"/>
+                <w14:ligatures w14:val="none"/>
+              </w:rPr>
+              <w:t xml:space="preserve"> </w:t>
+            </w:r>
+          </w:p>
+          <w:p>
+            <w:pPr>
+              <w:cnfStyle w:val="000000000000" w:firstRow="0" w:lastRow="0" w:firstColumn="0" w:lastColumn="0" w:oddVBand="0" w:evenVBand="0" w:oddHBand="0" w:evenHBand="0" w:firstRowFirstColumn="0" w:firstRowLastColumn="0" w:lastRowFirstColumn="0" w:lastRowLastColumn="0"/>
+              <w:rPr>
+                <w:rFonts w:ascii="Times New Roman" w:eastAsia="Times New Roman" w:hAnsi="Times New Roman" w:cs="Times New Roman"/>
+                <w:kern w:val="0"/>
+                <w:sz w:val="20"/>
+                <w:szCs w:val="20"/>
+                <w:lang w:eastAsia="en-GB"/>
+                <w14:ligatures w14:val="none"/>
+              </w:rPr>
+            </w:pPr>
+            <w:r>
+              <w:rPr>
+                <w:rFonts w:ascii="Times New Roman" w:eastAsia="Times New Roman" w:hAnsi="Times New Roman" w:cs="Times New Roman"/>
+                <w:kern w:val="0"/>
+                <w:sz w:val="20"/>
+                <w:szCs w:val="20"/>
+                <w:lang w:eastAsia="en-GB"/>
+                <w14:ligatures w14:val="none"/>
+              </w:rPr>
+              <w:t>Designed and reviewed stakeholder engagement plans and grievance redress procedures as part of CCB documentation for AFOLU projects. Led the community revalidation process for the Chyulu Hills REDD+ project (Kenya), ensuring accessible, transparent, and culturally appropriate grievance pathways in line with CCB and VCS standards.</w:t>
+            </w:r>
+          </w:p>
+          <w:p>
+            <w:pPr>
+              <w:cnfStyle w:val="000000000000" w:firstRow="0" w:lastRow="0" w:firstColumn="0" w:lastColumn="0" w:oddVBand="0" w:evenVBand="0" w:oddHBand="0" w:evenHBand="0" w:firstRowFirstColumn="0" w:firstRowLastColumn="0" w:lastRowFirstColumn="0" w:lastRowLastColumn="0"/>
+              <w:rPr>
+                <w:rFonts w:ascii="Times New Roman" w:eastAsia="Times New Roman" w:hAnsi="Times New Roman" w:cs="Times New Roman"/>
+                <w:kern w:val="0"/>
+                <w:sz w:val="20"/>
+                <w:szCs w:val="20"/>
+                <w:lang w:eastAsia="en-GB"/>
+                <w14:ligatures w14:val="none"/>
+              </w:rPr>
+            </w:pPr>
+          </w:p>
+          <w:p>
+            <w:pPr>
+              <w:cnfStyle w:val="000000000000" w:firstRow="0" w:lastRow="0" w:firstColumn="0" w:lastColumn="0" w:oddVBand="0" w:evenVBand="0" w:oddHBand="0" w:evenHBand="0" w:firstRowFirstColumn="0" w:firstRowLastColumn="0" w:lastRowFirstColumn="0" w:lastRowLastColumn="0"/>
+              <w:rPr>
+                <w:rFonts w:ascii="Times New Roman" w:eastAsia="Times New Roman" w:hAnsi="Times New Roman" w:cs="Times New Roman"/>
+                <w:kern w:val="0"/>
+                <w:sz w:val="20"/>
+                <w:szCs w:val="20"/>
+                <w:lang w:eastAsia="en-GB"/>
+                <w14:ligatures w14:val="none"/>
+              </w:rPr>
+            </w:pPr>
+            <w:r>
+              <w:rPr>
+                <w:rFonts w:ascii="Times New Roman" w:eastAsia="Times New Roman" w:hAnsi="Times New Roman" w:cs="Times New Roman"/>
+                <w:kern w:val="0"/>
+                <w:sz w:val="20"/>
+                <w:szCs w:val="20"/>
+                <w:lang w:eastAsia="en-GB"/>
+                <w14:ligatures w14:val="none"/>
+              </w:rPr>
+              <w:t>Led the design and review of grievance redress procedures in CCB documentation for REDD+/ARR projects across Africa, Latin America, and Southeast Asia.</w:t>
+            </w:r>
           </w:p>
         </w:tc>
       </w:tr>
@@ -3106,8 +3154,7 @@
                 <w:lang w:eastAsia="en-GB"/>
                 <w14:ligatures w14:val="none"/>
               </w:rPr>
-              <w:lastRenderedPageBreak/>
-              <w:t>9. Stakeholder Engagement and Information Disclosure</w:t>
+              <w:t>13. Gender Equality</w:t>
             </w:r>
           </w:p>
         </w:tc>
@@ -3163,7 +3210,7 @@
                 <w:lang w:eastAsia="en-GB"/>
                 <w14:ligatures w14:val="none"/>
               </w:rPr>
-              <w:t>2+</w:t>
+              <w:t>+2</w:t>
             </w:r>
           </w:p>
         </w:tc>
@@ -3195,186 +3242,215 @@
                 <w:lang w:eastAsia="en-GB"/>
                 <w14:ligatures w14:val="none"/>
               </w:rPr>
-              <w:t>Contribution:</w:t>
-            </w:r>
-            <w:r>
-              <w:rPr>
-                <w:rFonts w:ascii="Times New Roman" w:eastAsia="Times New Roman" w:hAnsi="Times New Roman" w:cs="Times New Roman"/>
-                <w:kern w:val="0"/>
-                <w:sz w:val="20"/>
-                <w:szCs w:val="20"/>
-                <w:lang w:eastAsia="en-GB"/>
-                <w14:ligatures w14:val="none"/>
-              </w:rPr>
-              <w:t xml:space="preserve"> </w:t>
-            </w:r>
-          </w:p>
-          <w:p>
-            <w:pPr>
-              <w:cnfStyle w:val="000000000000" w:firstRow="0" w:lastRow="0" w:firstColumn="0" w:lastColumn="0" w:oddVBand="0" w:evenVBand="0" w:oddHBand="0" w:evenHBand="0" w:firstRowFirstColumn="0" w:firstRowLastColumn="0" w:lastRowFirstColumn="0" w:lastRowLastColumn="0"/>
-              <w:rPr>
-                <w:rFonts w:ascii="Times New Roman" w:eastAsia="Times New Roman" w:hAnsi="Times New Roman" w:cs="Times New Roman"/>
-                <w:kern w:val="0"/>
-                <w:sz w:val="20"/>
-                <w:szCs w:val="20"/>
-                <w:lang w:eastAsia="en-GB"/>
-                <w14:ligatures w14:val="none"/>
-              </w:rPr>
-            </w:pPr>
-            <w:r>
-              <w:rPr>
-                <w:rFonts w:ascii="Times New Roman" w:eastAsia="Times New Roman" w:hAnsi="Times New Roman" w:cs="Times New Roman"/>
-                <w:kern w:val="0"/>
-                <w:sz w:val="20"/>
-                <w:szCs w:val="20"/>
-                <w:lang w:eastAsia="en-GB"/>
-                <w14:ligatures w14:val="none"/>
-              </w:rPr>
-              <w:t>Facilitated engagement processes across five Indigenous territories. Developed and disseminated culturally appropriate planning materials and supported consensus-building among diverse local governance bodies.</w:t>
-            </w:r>
-          </w:p>
-          <w:p>
-            <w:pPr>
-              <w:cnfStyle w:val="000000000000" w:firstRow="0" w:lastRow="0" w:firstColumn="0" w:lastColumn="0" w:oddVBand="0" w:evenVBand="0" w:oddHBand="0" w:evenHBand="0" w:firstRowFirstColumn="0" w:firstRowLastColumn="0" w:lastRowFirstColumn="0" w:lastRowLastColumn="0"/>
-              <w:rPr>
-                <w:rFonts w:ascii="Times New Roman" w:eastAsia="Times New Roman" w:hAnsi="Times New Roman" w:cs="Times New Roman"/>
-                <w:kern w:val="0"/>
-                <w:sz w:val="20"/>
-                <w:szCs w:val="20"/>
-                <w:lang w:eastAsia="en-GB"/>
-                <w14:ligatures w14:val="none"/>
-              </w:rPr>
-            </w:pPr>
-          </w:p>
-          <w:p>
-            <w:pPr>
-              <w:cnfStyle w:val="000000000000" w:firstRow="0" w:lastRow="0" w:firstColumn="0" w:lastColumn="0" w:oddVBand="0" w:evenVBand="0" w:oddHBand="0" w:evenHBand="0" w:firstRowFirstColumn="0" w:firstRowLastColumn="0" w:lastRowFirstColumn="0" w:lastRowLastColumn="0"/>
-              <w:rPr>
-                <w:rFonts w:ascii="Times New Roman" w:eastAsia="Times New Roman" w:hAnsi="Times New Roman" w:cs="Times New Roman"/>
-                <w:kern w:val="0"/>
-                <w:sz w:val="20"/>
-                <w:szCs w:val="20"/>
-                <w:lang w:eastAsia="en-GB"/>
-                <w14:ligatures w14:val="none"/>
-              </w:rPr>
-            </w:pPr>
-            <w:r>
-              <w:rPr>
-                <w:rFonts w:ascii="Times New Roman" w:eastAsia="Times New Roman" w:hAnsi="Times New Roman" w:cs="Times New Roman"/>
-                <w:kern w:val="0"/>
-                <w:sz w:val="20"/>
-                <w:szCs w:val="20"/>
-                <w:lang w:eastAsia="en-GB"/>
-                <w14:ligatures w14:val="none"/>
-              </w:rPr>
-              <w:t>Promoted inter-ethnic dialogue platforms and legal frameworks to enhance participatory governance</w:t>
-            </w:r>
-            <w:r>
-              <w:rPr>
-                <w:rFonts w:ascii="Times New Roman" w:eastAsia="Times New Roman" w:hAnsi="Times New Roman" w:cs="Times New Roman"/>
-                <w:kern w:val="0"/>
-                <w:sz w:val="20"/>
-                <w:szCs w:val="20"/>
-                <w:lang w:eastAsia="en-GB"/>
-                <w14:ligatures w14:val="none"/>
-              </w:rPr>
-              <w:t xml:space="preserve"> in </w:t>
-            </w:r>
-            <w:r>
-              <w:rPr>
-                <w:rFonts w:ascii="Times New Roman" w:eastAsia="Times New Roman" w:hAnsi="Times New Roman" w:cs="Times New Roman"/>
-                <w:kern w:val="0"/>
-                <w:sz w:val="20"/>
-                <w:szCs w:val="20"/>
-                <w:lang w:eastAsia="en-GB"/>
-                <w14:ligatures w14:val="none"/>
-              </w:rPr>
-              <w:t>Latin America</w:t>
-            </w:r>
-            <w:r>
-              <w:rPr>
-                <w:rFonts w:ascii="Times New Roman" w:eastAsia="Times New Roman" w:hAnsi="Times New Roman" w:cs="Times New Roman"/>
-                <w:kern w:val="0"/>
-                <w:sz w:val="20"/>
-                <w:szCs w:val="20"/>
-                <w:lang w:eastAsia="en-GB"/>
-                <w14:ligatures w14:val="none"/>
-              </w:rPr>
-              <w:t>.</w:t>
-            </w:r>
-          </w:p>
-          <w:p>
-            <w:pPr>
-              <w:cnfStyle w:val="000000000000" w:firstRow="0" w:lastRow="0" w:firstColumn="0" w:lastColumn="0" w:oddVBand="0" w:evenVBand="0" w:oddHBand="0" w:evenHBand="0" w:firstRowFirstColumn="0" w:firstRowLastColumn="0" w:lastRowFirstColumn="0" w:lastRowLastColumn="0"/>
-              <w:rPr>
-                <w:rFonts w:ascii="Times New Roman" w:eastAsia="Times New Roman" w:hAnsi="Times New Roman" w:cs="Times New Roman"/>
-                <w:kern w:val="0"/>
-                <w:sz w:val="20"/>
-                <w:szCs w:val="20"/>
-                <w:lang w:eastAsia="en-GB"/>
-                <w14:ligatures w14:val="none"/>
-              </w:rPr>
-            </w:pPr>
-          </w:p>
-          <w:p>
-            <w:pPr>
-              <w:cnfStyle w:val="000000000000" w:firstRow="0" w:lastRow="0" w:firstColumn="0" w:lastColumn="0" w:oddVBand="0" w:evenVBand="0" w:oddHBand="0" w:evenHBand="0" w:firstRowFirstColumn="0" w:firstRowLastColumn="0" w:lastRowFirstColumn="0" w:lastRowLastColumn="0"/>
-              <w:rPr>
-                <w:rFonts w:ascii="Times New Roman" w:eastAsia="Times New Roman" w:hAnsi="Times New Roman" w:cs="Times New Roman"/>
-                <w:kern w:val="0"/>
-                <w:sz w:val="20"/>
-                <w:szCs w:val="20"/>
-                <w:lang w:eastAsia="en-GB"/>
-                <w14:ligatures w14:val="none"/>
-              </w:rPr>
-            </w:pPr>
-            <w:r>
-              <w:rPr>
-                <w:rFonts w:ascii="Times New Roman" w:eastAsia="Times New Roman" w:hAnsi="Times New Roman" w:cs="Times New Roman"/>
-                <w:kern w:val="0"/>
-                <w:sz w:val="20"/>
-                <w:szCs w:val="20"/>
-                <w:lang w:eastAsia="en-GB"/>
-                <w14:ligatures w14:val="none"/>
-              </w:rPr>
-              <w:t>Led community engagement for REDD+ design, including stakeholder identification, consultation, and capacity-building for informed participation of Indigenous groups.</w:t>
-            </w:r>
-          </w:p>
-          <w:p>
-            <w:pPr>
-              <w:cnfStyle w:val="000000000000" w:firstRow="0" w:lastRow="0" w:firstColumn="0" w:lastColumn="0" w:oddVBand="0" w:evenVBand="0" w:oddHBand="0" w:evenHBand="0" w:firstRowFirstColumn="0" w:firstRowLastColumn="0" w:lastRowFirstColumn="0" w:lastRowLastColumn="0"/>
-              <w:rPr>
-                <w:rFonts w:ascii="Times New Roman" w:eastAsia="Times New Roman" w:hAnsi="Times New Roman" w:cs="Times New Roman"/>
-                <w:kern w:val="0"/>
-                <w:sz w:val="20"/>
-                <w:szCs w:val="20"/>
-                <w:lang w:eastAsia="en-GB"/>
-                <w14:ligatures w14:val="none"/>
-              </w:rPr>
-            </w:pPr>
-          </w:p>
-          <w:p>
-            <w:pPr>
-              <w:cnfStyle w:val="000000000000" w:firstRow="0" w:lastRow="0" w:firstColumn="0" w:lastColumn="0" w:oddVBand="0" w:evenVBand="0" w:oddHBand="0" w:evenHBand="0" w:firstRowFirstColumn="0" w:firstRowLastColumn="0" w:lastRowFirstColumn="0" w:lastRowLastColumn="0"/>
-              <w:rPr>
-                <w:rFonts w:ascii="Times New Roman" w:eastAsia="Times New Roman" w:hAnsi="Times New Roman" w:cs="Times New Roman"/>
-                <w:kern w:val="0"/>
-                <w:sz w:val="20"/>
-                <w:szCs w:val="20"/>
-                <w:lang w:eastAsia="en-GB"/>
-                <w14:ligatures w14:val="none"/>
-              </w:rPr>
-            </w:pPr>
-            <w:r>
-              <w:rPr>
-                <w:rFonts w:ascii="Times New Roman" w:eastAsia="Times New Roman" w:hAnsi="Times New Roman" w:cs="Times New Roman"/>
-                <w:kern w:val="0"/>
-                <w:sz w:val="20"/>
-                <w:szCs w:val="20"/>
-                <w:lang w:eastAsia="en-GB"/>
-                <w14:ligatures w14:val="none"/>
-              </w:rPr>
-              <w:t>Conducted field-based stakeholder consultations and institutional analysis for REDD+ feasibility.</w:t>
+              <w:t>Contributions:</w:t>
+            </w:r>
+            <w:r>
+              <w:rPr>
+                <w:rFonts w:ascii="Times New Roman" w:eastAsia="Times New Roman" w:hAnsi="Times New Roman" w:cs="Times New Roman"/>
+                <w:kern w:val="0"/>
+                <w:sz w:val="20"/>
+                <w:szCs w:val="20"/>
+                <w:lang w:eastAsia="en-GB"/>
+                <w14:ligatures w14:val="none"/>
+              </w:rPr>
+              <w:br/>
+            </w:r>
+            <w:r>
+              <w:rPr>
+                <w:rFonts w:ascii="Times New Roman" w:eastAsia="Times New Roman" w:hAnsi="Times New Roman" w:cs="Times New Roman"/>
+                <w:kern w:val="0"/>
+                <w:sz w:val="20"/>
+                <w:szCs w:val="20"/>
+                <w:lang w:eastAsia="en-GB"/>
+                <w14:ligatures w14:val="none"/>
+              </w:rPr>
+              <w:t>Integrated gender-responsive planning in Indigenous Livelihood Plans (Colombia), ensuring women’s participation in land-use decisions.</w:t>
+            </w:r>
+          </w:p>
+          <w:p>
+            <w:pPr>
+              <w:cnfStyle w:val="000000000000" w:firstRow="0" w:lastRow="0" w:firstColumn="0" w:lastColumn="0" w:oddVBand="0" w:evenVBand="0" w:oddHBand="0" w:evenHBand="0" w:firstRowFirstColumn="0" w:firstRowLastColumn="0" w:lastRowFirstColumn="0" w:lastRowLastColumn="0"/>
+              <w:rPr>
+                <w:rFonts w:ascii="Times New Roman" w:eastAsia="Times New Roman" w:hAnsi="Times New Roman" w:cs="Times New Roman"/>
+                <w:kern w:val="0"/>
+                <w:sz w:val="20"/>
+                <w:szCs w:val="20"/>
+                <w:lang w:eastAsia="en-GB"/>
+                <w14:ligatures w14:val="none"/>
+              </w:rPr>
+            </w:pPr>
+          </w:p>
+          <w:p>
+            <w:pPr>
+              <w:cnfStyle w:val="000000000000" w:firstRow="0" w:lastRow="0" w:firstColumn="0" w:lastColumn="0" w:oddVBand="0" w:evenVBand="0" w:oddHBand="0" w:evenHBand="0" w:firstRowFirstColumn="0" w:firstRowLastColumn="0" w:lastRowFirstColumn="0" w:lastRowLastColumn="0"/>
+              <w:rPr>
+                <w:rFonts w:ascii="Times New Roman" w:eastAsia="Times New Roman" w:hAnsi="Times New Roman" w:cs="Times New Roman"/>
+                <w:kern w:val="0"/>
+                <w:sz w:val="20"/>
+                <w:szCs w:val="20"/>
+                <w:lang w:eastAsia="en-GB"/>
+                <w14:ligatures w14:val="none"/>
+              </w:rPr>
+            </w:pPr>
+            <w:r>
+              <w:rPr>
+                <w:rFonts w:ascii="Times New Roman" w:eastAsia="Times New Roman" w:hAnsi="Times New Roman" w:cs="Times New Roman"/>
+                <w:kern w:val="0"/>
+                <w:sz w:val="20"/>
+                <w:szCs w:val="20"/>
+                <w:lang w:eastAsia="en-GB"/>
+                <w14:ligatures w14:val="none"/>
+              </w:rPr>
+              <w:t>Applied gender-aware methodologies during stakeholder consultations for REDD+, identifying differentiated roles and impacts.</w:t>
+            </w:r>
+          </w:p>
+          <w:p>
+            <w:pPr>
+              <w:cnfStyle w:val="000000000000" w:firstRow="0" w:lastRow="0" w:firstColumn="0" w:lastColumn="0" w:oddVBand="0" w:evenVBand="0" w:oddHBand="0" w:evenHBand="0" w:firstRowFirstColumn="0" w:firstRowLastColumn="0" w:lastRowFirstColumn="0" w:lastRowLastColumn="0"/>
+              <w:rPr>
+                <w:rFonts w:ascii="Times New Roman" w:eastAsia="Times New Roman" w:hAnsi="Times New Roman" w:cs="Times New Roman"/>
+                <w:kern w:val="0"/>
+                <w:sz w:val="20"/>
+                <w:szCs w:val="20"/>
+                <w:lang w:eastAsia="en-GB"/>
+                <w14:ligatures w14:val="none"/>
+              </w:rPr>
+            </w:pPr>
+          </w:p>
+          <w:p>
+            <w:pPr>
+              <w:cnfStyle w:val="000000000000" w:firstRow="0" w:lastRow="0" w:firstColumn="0" w:lastColumn="0" w:oddVBand="0" w:evenVBand="0" w:oddHBand="0" w:evenHBand="0" w:firstRowFirstColumn="0" w:firstRowLastColumn="0" w:lastRowFirstColumn="0" w:lastRowLastColumn="0"/>
+              <w:rPr>
+                <w:rFonts w:ascii="Times New Roman" w:eastAsia="Times New Roman" w:hAnsi="Times New Roman" w:cs="Times New Roman"/>
+                <w:kern w:val="0"/>
+                <w:sz w:val="20"/>
+                <w:szCs w:val="20"/>
+                <w:lang w:eastAsia="en-GB"/>
+                <w14:ligatures w14:val="none"/>
+              </w:rPr>
+            </w:pPr>
+            <w:r>
+              <w:rPr>
+                <w:rFonts w:ascii="Times New Roman" w:eastAsia="Times New Roman" w:hAnsi="Times New Roman" w:cs="Times New Roman"/>
+                <w:kern w:val="0"/>
+                <w:sz w:val="20"/>
+                <w:szCs w:val="20"/>
+                <w:lang w:eastAsia="en-GB"/>
+                <w14:ligatures w14:val="none"/>
+              </w:rPr>
+              <w:lastRenderedPageBreak/>
+              <w:t>Promoted women’s inclusion in inter-ethnic governance dialogues during advocacy work against illegal mining (WWF-OIA, Colombia).</w:t>
+            </w:r>
+          </w:p>
+          <w:p>
+            <w:pPr>
+              <w:cnfStyle w:val="000000000000" w:firstRow="0" w:lastRow="0" w:firstColumn="0" w:lastColumn="0" w:oddVBand="0" w:evenVBand="0" w:oddHBand="0" w:evenHBand="0" w:firstRowFirstColumn="0" w:firstRowLastColumn="0" w:lastRowFirstColumn="0" w:lastRowLastColumn="0"/>
+              <w:rPr>
+                <w:rFonts w:ascii="Times New Roman" w:eastAsia="Times New Roman" w:hAnsi="Times New Roman" w:cs="Times New Roman"/>
+                <w:kern w:val="0"/>
+                <w:sz w:val="20"/>
+                <w:szCs w:val="20"/>
+                <w:lang w:eastAsia="en-GB"/>
+                <w14:ligatures w14:val="none"/>
+              </w:rPr>
+            </w:pPr>
+          </w:p>
+          <w:p>
+            <w:pPr>
+              <w:cnfStyle w:val="000000000000" w:firstRow="0" w:lastRow="0" w:firstColumn="0" w:lastColumn="0" w:oddVBand="0" w:evenVBand="0" w:oddHBand="0" w:evenHBand="0" w:firstRowFirstColumn="0" w:firstRowLastColumn="0" w:lastRowFirstColumn="0" w:lastRowLastColumn="0"/>
+              <w:rPr>
+                <w:rFonts w:ascii="Times New Roman" w:eastAsia="Times New Roman" w:hAnsi="Times New Roman" w:cs="Times New Roman"/>
+                <w:kern w:val="0"/>
+                <w:sz w:val="20"/>
+                <w:szCs w:val="20"/>
+                <w:lang w:eastAsia="en-GB"/>
+                <w14:ligatures w14:val="none"/>
+              </w:rPr>
+            </w:pPr>
+            <w:r>
+              <w:rPr>
+                <w:rFonts w:ascii="Times New Roman" w:eastAsia="Times New Roman" w:hAnsi="Times New Roman" w:cs="Times New Roman"/>
+                <w:kern w:val="0"/>
+                <w:sz w:val="20"/>
+                <w:szCs w:val="20"/>
+                <w:lang w:eastAsia="en-GB"/>
+                <w14:ligatures w14:val="none"/>
+              </w:rPr>
+              <w:t>Promoted gender-sensitive stakeholder engagement and baseline assessments in multiple CCB projects.</w:t>
+            </w:r>
+          </w:p>
+          <w:p>
+            <w:pPr>
+              <w:cnfStyle w:val="000000000000" w:firstRow="0" w:lastRow="0" w:firstColumn="0" w:lastColumn="0" w:oddVBand="0" w:evenVBand="0" w:oddHBand="0" w:evenHBand="0" w:firstRowFirstColumn="0" w:firstRowLastColumn="0" w:lastRowFirstColumn="0" w:lastRowLastColumn="0"/>
+              <w:rPr>
+                <w:rFonts w:ascii="Times New Roman" w:eastAsia="Times New Roman" w:hAnsi="Times New Roman" w:cs="Times New Roman"/>
+                <w:kern w:val="0"/>
+                <w:sz w:val="20"/>
+                <w:szCs w:val="20"/>
+                <w:lang w:eastAsia="en-GB"/>
+                <w14:ligatures w14:val="none"/>
+              </w:rPr>
+            </w:pPr>
+          </w:p>
+          <w:p>
+            <w:pPr>
+              <w:cnfStyle w:val="000000000000" w:firstRow="0" w:lastRow="0" w:firstColumn="0" w:lastColumn="0" w:oddVBand="0" w:evenVBand="0" w:oddHBand="0" w:evenHBand="0" w:firstRowFirstColumn="0" w:firstRowLastColumn="0" w:lastRowFirstColumn="0" w:lastRowLastColumn="0"/>
+              <w:rPr>
+                <w:rFonts w:ascii="Times New Roman" w:eastAsia="Times New Roman" w:hAnsi="Times New Roman" w:cs="Times New Roman"/>
+                <w:kern w:val="0"/>
+                <w:sz w:val="20"/>
+                <w:szCs w:val="20"/>
+                <w:lang w:eastAsia="en-GB"/>
+                <w14:ligatures w14:val="none"/>
+              </w:rPr>
+            </w:pPr>
+            <w:r>
+              <w:rPr>
+                <w:rFonts w:ascii="Times New Roman" w:eastAsia="Times New Roman" w:hAnsi="Times New Roman" w:cs="Times New Roman"/>
+                <w:kern w:val="0"/>
+                <w:sz w:val="20"/>
+                <w:szCs w:val="20"/>
+                <w:lang w:eastAsia="en-GB"/>
+                <w14:ligatures w14:val="none"/>
+              </w:rPr>
+              <w:t>Reviewed gender-related safeguards in CCB documentation for REDD+ and ARR projects across Latin America, Africa, and Southeast Asia.</w:t>
+            </w:r>
+          </w:p>
+          <w:p>
+            <w:pPr>
+              <w:cnfStyle w:val="000000000000" w:firstRow="0" w:lastRow="0" w:firstColumn="0" w:lastColumn="0" w:oddVBand="0" w:evenVBand="0" w:oddHBand="0" w:evenHBand="0" w:firstRowFirstColumn="0" w:firstRowLastColumn="0" w:lastRowFirstColumn="0" w:lastRowLastColumn="0"/>
+              <w:rPr>
+                <w:rFonts w:ascii="Times New Roman" w:eastAsia="Times New Roman" w:hAnsi="Times New Roman" w:cs="Times New Roman"/>
+                <w:kern w:val="0"/>
+                <w:sz w:val="20"/>
+                <w:szCs w:val="20"/>
+                <w:lang w:eastAsia="en-GB"/>
+                <w14:ligatures w14:val="none"/>
+              </w:rPr>
+            </w:pPr>
+          </w:p>
+          <w:p>
+            <w:pPr>
+              <w:cnfStyle w:val="000000000000" w:firstRow="0" w:lastRow="0" w:firstColumn="0" w:lastColumn="0" w:oddVBand="0" w:evenVBand="0" w:oddHBand="0" w:evenHBand="0" w:firstRowFirstColumn="0" w:firstRowLastColumn="0" w:lastRowFirstColumn="0" w:lastRowLastColumn="0"/>
+              <w:rPr>
+                <w:rFonts w:ascii="Times New Roman" w:eastAsia="Times New Roman" w:hAnsi="Times New Roman" w:cs="Times New Roman"/>
+                <w:kern w:val="0"/>
+                <w:sz w:val="20"/>
+                <w:szCs w:val="20"/>
+                <w:lang w:eastAsia="en-GB"/>
+                <w14:ligatures w14:val="none"/>
+              </w:rPr>
+            </w:pPr>
+            <w:r>
+              <w:rPr>
+                <w:rFonts w:ascii="Times New Roman" w:eastAsia="Times New Roman" w:hAnsi="Times New Roman" w:cs="Times New Roman"/>
+                <w:kern w:val="0"/>
+                <w:sz w:val="20"/>
+                <w:szCs w:val="20"/>
+                <w:lang w:eastAsia="en-GB"/>
+                <w14:ligatures w14:val="none"/>
+              </w:rPr>
+              <w:t>Supported the design of inclusive consultation processes under FPIC frameworks, with attention to women’s roles and access to benefits.</w:t>
             </w:r>
           </w:p>
         </w:tc>
@@ -3390,23 +3466,20 @@
             <w:pPr>
               <w:rPr>
                 <w:rFonts w:ascii="Times New Roman" w:eastAsia="Times New Roman" w:hAnsi="Times New Roman" w:cs="Times New Roman"/>
-                <w:b w:val="0"/>
-                <w:bCs w:val="0"/>
-                <w:kern w:val="0"/>
-                <w:lang w:eastAsia="en-GB"/>
-                <w14:ligatures w14:val="none"/>
-              </w:rPr>
-            </w:pPr>
-            <w:r>
-              <w:rPr>
-                <w:rFonts w:ascii="Times New Roman" w:eastAsia="Times New Roman" w:hAnsi="Times New Roman" w:cs="Times New Roman"/>
-                <w:b w:val="0"/>
-                <w:bCs w:val="0"/>
-                <w:kern w:val="0"/>
-                <w:lang w:eastAsia="en-GB"/>
-                <w14:ligatures w14:val="none"/>
-              </w:rPr>
-              <w:t>10. Climate Change Resilience and Adaptation</w:t>
+                <w:kern w:val="0"/>
+                <w:lang w:eastAsia="en-GB"/>
+                <w14:ligatures w14:val="none"/>
+              </w:rPr>
+            </w:pPr>
+            <w:r>
+              <w:rPr>
+                <w:rFonts w:ascii="Times New Roman" w:eastAsia="Times New Roman" w:hAnsi="Times New Roman" w:cs="Times New Roman"/>
+                <w:kern w:val="0"/>
+                <w:lang w:eastAsia="en-GB"/>
+                <w14:ligatures w14:val="none"/>
+              </w:rPr>
+              <w:lastRenderedPageBreak/>
+              <w:t>Environmental and Social Safeguards for REDD+ Jurisdictional Programmes</w:t>
             </w:r>
           </w:p>
         </w:tc>
@@ -3432,7 +3505,7 @@
                 <w:lang w:eastAsia="en-GB"/>
                 <w14:ligatures w14:val="none"/>
               </w:rPr>
-              <w:t>NO</w:t>
+              <w:t>YES</w:t>
             </w:r>
           </w:p>
         </w:tc>
@@ -3453,6 +3526,17 @@
                 <w14:ligatures w14:val="none"/>
               </w:rPr>
             </w:pPr>
+            <w:r>
+              <w:rPr>
+                <w:rFonts w:ascii="Times New Roman" w:eastAsia="Times New Roman" w:hAnsi="Times New Roman" w:cs="Times New Roman"/>
+                <w:kern w:val="0"/>
+                <w:sz w:val="20"/>
+                <w:szCs w:val="20"/>
+                <w:lang w:eastAsia="en-GB"/>
+                <w14:ligatures w14:val="none"/>
+              </w:rPr>
+              <w:t>2+</w:t>
+            </w:r>
           </w:p>
         </w:tc>
         <w:tc>
@@ -3460,6 +3544,347 @@
             <w:tcW w:w="5768" w:type="dxa"/>
             <w:hideMark/>
           </w:tcPr>
+          <w:p>
+            <w:pPr>
+              <w:cnfStyle w:val="000000000000" w:firstRow="0" w:lastRow="0" w:firstColumn="0" w:lastColumn="0" w:oddVBand="0" w:evenVBand="0" w:oddHBand="0" w:evenHBand="0" w:firstRowFirstColumn="0" w:firstRowLastColumn="0" w:lastRowFirstColumn="0" w:lastRowLastColumn="0"/>
+              <w:rPr>
+                <w:rFonts w:ascii="Times New Roman" w:eastAsia="Times New Roman" w:hAnsi="Times New Roman" w:cs="Times New Roman"/>
+                <w:b/>
+                <w:bCs/>
+                <w:kern w:val="0"/>
+                <w:sz w:val="20"/>
+                <w:szCs w:val="20"/>
+                <w:lang w:eastAsia="en-GB"/>
+                <w14:ligatures w14:val="none"/>
+              </w:rPr>
+            </w:pPr>
+            <w:r>
+              <w:rPr>
+                <w:rFonts w:ascii="Times New Roman" w:eastAsia="Times New Roman" w:hAnsi="Times New Roman" w:cs="Times New Roman"/>
+                <w:b/>
+                <w:bCs/>
+                <w:kern w:val="0"/>
+                <w:sz w:val="20"/>
+                <w:szCs w:val="20"/>
+                <w:lang w:eastAsia="en-GB"/>
+                <w14:ligatures w14:val="none"/>
+              </w:rPr>
+              <w:t>202</w:t>
+            </w:r>
+            <w:r>
+              <w:rPr>
+                <w:rFonts w:ascii="Times New Roman" w:eastAsia="Times New Roman" w:hAnsi="Times New Roman" w:cs="Times New Roman"/>
+                <w:b/>
+                <w:bCs/>
+                <w:kern w:val="0"/>
+                <w:sz w:val="20"/>
+                <w:szCs w:val="20"/>
+                <w:lang w:eastAsia="en-GB"/>
+                <w14:ligatures w14:val="none"/>
+              </w:rPr>
+              <w:t>3-2024</w:t>
+            </w:r>
+            <w:r>
+              <w:rPr>
+                <w:rFonts w:ascii="Times New Roman" w:eastAsia="Times New Roman" w:hAnsi="Times New Roman" w:cs="Times New Roman"/>
+                <w:b/>
+                <w:bCs/>
+                <w:kern w:val="0"/>
+                <w:sz w:val="20"/>
+                <w:szCs w:val="20"/>
+                <w:lang w:eastAsia="en-GB"/>
+                <w14:ligatures w14:val="none"/>
+              </w:rPr>
+              <w:br/>
+              <w:t>Projects: Multiple REDD+/ARR Projects – South Pole (Global)</w:t>
+            </w:r>
+            <w:r>
+              <w:rPr>
+                <w:rFonts w:ascii="Times New Roman" w:eastAsia="Times New Roman" w:hAnsi="Times New Roman" w:cs="Times New Roman"/>
+                <w:b/>
+                <w:bCs/>
+                <w:kern w:val="0"/>
+                <w:sz w:val="20"/>
+                <w:szCs w:val="20"/>
+                <w:lang w:eastAsia="en-GB"/>
+                <w14:ligatures w14:val="none"/>
+              </w:rPr>
+              <w:br/>
+              <w:t xml:space="preserve">Role: </w:t>
+            </w:r>
+            <w:r>
+              <w:rPr>
+                <w:rFonts w:ascii="Times New Roman" w:eastAsia="Times New Roman" w:hAnsi="Times New Roman" w:cs="Times New Roman"/>
+                <w:b/>
+                <w:bCs/>
+                <w:kern w:val="0"/>
+                <w:sz w:val="20"/>
+                <w:szCs w:val="20"/>
+                <w:lang w:eastAsia="en-GB"/>
+                <w14:ligatures w14:val="none"/>
+              </w:rPr>
+              <w:t>Carbon Compliance Expert</w:t>
+            </w:r>
+            <w:r>
+              <w:rPr>
+                <w:rFonts w:ascii="Times New Roman" w:eastAsia="Times New Roman" w:hAnsi="Times New Roman" w:cs="Times New Roman"/>
+                <w:b/>
+                <w:bCs/>
+                <w:kern w:val="0"/>
+                <w:sz w:val="20"/>
+                <w:szCs w:val="20"/>
+                <w:lang w:eastAsia="en-GB"/>
+                <w14:ligatures w14:val="none"/>
+              </w:rPr>
+              <w:t xml:space="preserve"> </w:t>
+            </w:r>
+          </w:p>
+          <w:p>
+            <w:pPr>
+              <w:cnfStyle w:val="000000000000" w:firstRow="0" w:lastRow="0" w:firstColumn="0" w:lastColumn="0" w:oddVBand="0" w:evenVBand="0" w:oddHBand="0" w:evenHBand="0" w:firstRowFirstColumn="0" w:firstRowLastColumn="0" w:lastRowFirstColumn="0" w:lastRowLastColumn="0"/>
+              <w:rPr>
+                <w:rFonts w:ascii="Times New Roman" w:eastAsia="Times New Roman" w:hAnsi="Times New Roman" w:cs="Times New Roman"/>
+                <w:b/>
+                <w:bCs/>
+                <w:kern w:val="0"/>
+                <w:sz w:val="20"/>
+                <w:szCs w:val="20"/>
+                <w:lang w:eastAsia="en-GB"/>
+                <w14:ligatures w14:val="none"/>
+              </w:rPr>
+            </w:pPr>
+          </w:p>
+          <w:p>
+            <w:pPr>
+              <w:cnfStyle w:val="000000000000" w:firstRow="0" w:lastRow="0" w:firstColumn="0" w:lastColumn="0" w:oddVBand="0" w:evenVBand="0" w:oddHBand="0" w:evenHBand="0" w:firstRowFirstColumn="0" w:firstRowLastColumn="0" w:lastRowFirstColumn="0" w:lastRowLastColumn="0"/>
+              <w:rPr>
+                <w:rFonts w:ascii="Times New Roman" w:eastAsia="Times New Roman" w:hAnsi="Times New Roman" w:cs="Times New Roman"/>
+                <w:b/>
+                <w:bCs/>
+                <w:kern w:val="0"/>
+                <w:sz w:val="20"/>
+                <w:szCs w:val="20"/>
+                <w:lang w:eastAsia="en-GB"/>
+                <w14:ligatures w14:val="none"/>
+              </w:rPr>
+            </w:pPr>
+            <w:r>
+              <w:rPr>
+                <w:rFonts w:ascii="Times New Roman" w:eastAsia="Times New Roman" w:hAnsi="Times New Roman" w:cs="Times New Roman"/>
+                <w:b/>
+                <w:bCs/>
+                <w:kern w:val="0"/>
+                <w:sz w:val="20"/>
+                <w:szCs w:val="20"/>
+                <w:lang w:eastAsia="en-GB"/>
+                <w14:ligatures w14:val="none"/>
+              </w:rPr>
+              <w:t>2021–2023</w:t>
+            </w:r>
+            <w:r>
+              <w:rPr>
+                <w:rFonts w:ascii="Times New Roman" w:eastAsia="Times New Roman" w:hAnsi="Times New Roman" w:cs="Times New Roman"/>
+                <w:b/>
+                <w:bCs/>
+                <w:kern w:val="0"/>
+                <w:sz w:val="20"/>
+                <w:szCs w:val="20"/>
+                <w:lang w:eastAsia="en-GB"/>
+                <w14:ligatures w14:val="none"/>
+              </w:rPr>
+              <w:br/>
+              <w:t>Projects: Multiple REDD+/ARR Projects – South Pole (Colombia &amp; Global)</w:t>
+            </w:r>
+            <w:r>
+              <w:rPr>
+                <w:rFonts w:ascii="Times New Roman" w:eastAsia="Times New Roman" w:hAnsi="Times New Roman" w:cs="Times New Roman"/>
+                <w:b/>
+                <w:bCs/>
+                <w:kern w:val="0"/>
+                <w:sz w:val="20"/>
+                <w:szCs w:val="20"/>
+                <w:lang w:eastAsia="en-GB"/>
+                <w14:ligatures w14:val="none"/>
+              </w:rPr>
+              <w:br/>
+              <w:t xml:space="preserve">Role: Senior Project Coordinator / Regional </w:t>
+            </w:r>
+          </w:p>
+          <w:p>
+            <w:pPr>
+              <w:cnfStyle w:val="000000000000" w:firstRow="0" w:lastRow="0" w:firstColumn="0" w:lastColumn="0" w:oddVBand="0" w:evenVBand="0" w:oddHBand="0" w:evenHBand="0" w:firstRowFirstColumn="0" w:firstRowLastColumn="0" w:lastRowFirstColumn="0" w:lastRowLastColumn="0"/>
+              <w:rPr>
+                <w:rFonts w:ascii="Times New Roman" w:eastAsia="Times New Roman" w:hAnsi="Times New Roman" w:cs="Times New Roman"/>
+                <w:b/>
+                <w:bCs/>
+                <w:kern w:val="0"/>
+                <w:sz w:val="20"/>
+                <w:szCs w:val="20"/>
+                <w:lang w:eastAsia="en-GB"/>
+                <w14:ligatures w14:val="none"/>
+              </w:rPr>
+            </w:pPr>
+          </w:p>
+          <w:p>
+            <w:pPr>
+              <w:cnfStyle w:val="000000000000" w:firstRow="0" w:lastRow="0" w:firstColumn="0" w:lastColumn="0" w:oddVBand="0" w:evenVBand="0" w:oddHBand="0" w:evenHBand="0" w:firstRowFirstColumn="0" w:firstRowLastColumn="0" w:lastRowFirstColumn="0" w:lastRowLastColumn="0"/>
+              <w:rPr>
+                <w:rFonts w:ascii="Times New Roman" w:eastAsia="Times New Roman" w:hAnsi="Times New Roman" w:cs="Times New Roman"/>
+                <w:b/>
+                <w:bCs/>
+                <w:kern w:val="0"/>
+                <w:sz w:val="20"/>
+                <w:szCs w:val="20"/>
+                <w:lang w:eastAsia="en-GB"/>
+                <w14:ligatures w14:val="none"/>
+              </w:rPr>
+            </w:pPr>
+            <w:r>
+              <w:rPr>
+                <w:rFonts w:ascii="Times New Roman" w:eastAsia="Times New Roman" w:hAnsi="Times New Roman" w:cs="Times New Roman"/>
+                <w:b/>
+                <w:bCs/>
+                <w:kern w:val="0"/>
+                <w:sz w:val="20"/>
+                <w:szCs w:val="20"/>
+                <w:lang w:eastAsia="en-GB"/>
+                <w14:ligatures w14:val="none"/>
+              </w:rPr>
+              <w:t>202</w:t>
+            </w:r>
+            <w:r>
+              <w:rPr>
+                <w:rFonts w:ascii="Times New Roman" w:eastAsia="Times New Roman" w:hAnsi="Times New Roman" w:cs="Times New Roman"/>
+                <w:b/>
+                <w:bCs/>
+                <w:kern w:val="0"/>
+                <w:sz w:val="20"/>
+                <w:szCs w:val="20"/>
+                <w:lang w:eastAsia="en-GB"/>
+                <w14:ligatures w14:val="none"/>
+              </w:rPr>
+              <w:t>0</w:t>
+            </w:r>
+            <w:r>
+              <w:rPr>
+                <w:rFonts w:ascii="Times New Roman" w:eastAsia="Times New Roman" w:hAnsi="Times New Roman" w:cs="Times New Roman"/>
+                <w:b/>
+                <w:bCs/>
+                <w:kern w:val="0"/>
+                <w:sz w:val="20"/>
+                <w:szCs w:val="20"/>
+                <w:lang w:eastAsia="en-GB"/>
+                <w14:ligatures w14:val="none"/>
+              </w:rPr>
+              <w:t>–202</w:t>
+            </w:r>
+            <w:r>
+              <w:rPr>
+                <w:rFonts w:ascii="Times New Roman" w:eastAsia="Times New Roman" w:hAnsi="Times New Roman" w:cs="Times New Roman"/>
+                <w:b/>
+                <w:bCs/>
+                <w:kern w:val="0"/>
+                <w:sz w:val="20"/>
+                <w:szCs w:val="20"/>
+                <w:lang w:eastAsia="en-GB"/>
+                <w14:ligatures w14:val="none"/>
+              </w:rPr>
+              <w:t>1</w:t>
+            </w:r>
+            <w:r>
+              <w:rPr>
+                <w:rFonts w:ascii="Times New Roman" w:eastAsia="Times New Roman" w:hAnsi="Times New Roman" w:cs="Times New Roman"/>
+                <w:b/>
+                <w:bCs/>
+                <w:kern w:val="0"/>
+                <w:sz w:val="20"/>
+                <w:szCs w:val="20"/>
+                <w:lang w:eastAsia="en-GB"/>
+                <w14:ligatures w14:val="none"/>
+              </w:rPr>
+              <w:br/>
+              <w:t xml:space="preserve">Projects: </w:t>
+            </w:r>
+            <w:r>
+              <w:rPr>
+                <w:rFonts w:ascii="Times New Roman" w:eastAsia="Times New Roman" w:hAnsi="Times New Roman" w:cs="Times New Roman"/>
+                <w:b/>
+                <w:bCs/>
+                <w:kern w:val="0"/>
+                <w:sz w:val="20"/>
+                <w:szCs w:val="20"/>
+                <w:lang w:eastAsia="en-GB"/>
+                <w14:ligatures w14:val="none"/>
+              </w:rPr>
+              <w:t xml:space="preserve">JNR </w:t>
+            </w:r>
+            <w:r>
+              <w:rPr>
+                <w:rFonts w:ascii="Times New Roman" w:eastAsia="Times New Roman" w:hAnsi="Times New Roman" w:cs="Times New Roman"/>
+                <w:b/>
+                <w:bCs/>
+                <w:kern w:val="0"/>
+                <w:sz w:val="20"/>
+                <w:szCs w:val="20"/>
+                <w:lang w:eastAsia="en-GB"/>
+                <w14:ligatures w14:val="none"/>
+              </w:rPr>
+              <w:t>Isangi REDD+</w:t>
+            </w:r>
+            <w:r>
+              <w:rPr>
+                <w:rFonts w:ascii="Times New Roman" w:eastAsia="Times New Roman" w:hAnsi="Times New Roman" w:cs="Times New Roman"/>
+                <w:b/>
+                <w:bCs/>
+                <w:kern w:val="0"/>
+                <w:sz w:val="20"/>
+                <w:szCs w:val="20"/>
+                <w:lang w:eastAsia="en-GB"/>
+                <w14:ligatures w14:val="none"/>
+              </w:rPr>
+              <w:t>– South Pole (</w:t>
+            </w:r>
+            <w:r>
+              <w:rPr>
+                <w:rFonts w:ascii="Times New Roman" w:eastAsia="Times New Roman" w:hAnsi="Times New Roman" w:cs="Times New Roman"/>
+                <w:b/>
+                <w:bCs/>
+                <w:kern w:val="0"/>
+                <w:sz w:val="20"/>
+                <w:szCs w:val="20"/>
+                <w:lang w:eastAsia="en-GB"/>
+                <w14:ligatures w14:val="none"/>
+              </w:rPr>
+              <w:t>Democratic Republic Congo</w:t>
+            </w:r>
+            <w:r>
+              <w:rPr>
+                <w:rFonts w:ascii="Times New Roman" w:eastAsia="Times New Roman" w:hAnsi="Times New Roman" w:cs="Times New Roman"/>
+                <w:b/>
+                <w:bCs/>
+                <w:kern w:val="0"/>
+                <w:sz w:val="20"/>
+                <w:szCs w:val="20"/>
+                <w:lang w:eastAsia="en-GB"/>
+                <w14:ligatures w14:val="none"/>
+              </w:rPr>
+              <w:t>)</w:t>
+            </w:r>
+            <w:r>
+              <w:rPr>
+                <w:rFonts w:ascii="Times New Roman" w:eastAsia="Times New Roman" w:hAnsi="Times New Roman" w:cs="Times New Roman"/>
+                <w:b/>
+                <w:bCs/>
+                <w:kern w:val="0"/>
+                <w:sz w:val="20"/>
+                <w:szCs w:val="20"/>
+                <w:lang w:eastAsia="en-GB"/>
+                <w14:ligatures w14:val="none"/>
+              </w:rPr>
+              <w:br/>
+              <w:t>Role: Senior Project Coordinator / Regional Lead NBS</w:t>
+            </w:r>
+          </w:p>
           <w:p>
             <w:pPr>
               <w:cnfStyle w:val="000000000000" w:firstRow="0" w:lastRow="0" w:firstColumn="0" w:lastColumn="0" w:oddVBand="0" w:evenVBand="0" w:oddHBand="0" w:evenHBand="0" w:firstRowFirstColumn="0" w:firstRowLastColumn="0" w:lastRowFirstColumn="0" w:lastRowLastColumn="0"/>
@@ -3502,7 +3927,7 @@
                 <w:lang w:eastAsia="en-GB"/>
                 <w14:ligatures w14:val="none"/>
               </w:rPr>
-              <w:t>11. Sexual Exploitation, Sexual Abuse and Sexual Harassment (SEAH)</w:t>
+              <w:t>14. Identification and assessment of legal and regulatory frameworks for safeguard conformance</w:t>
             </w:r>
           </w:p>
         </w:tc>
@@ -3528,7 +3953,7 @@
                 <w:lang w:eastAsia="en-GB"/>
                 <w14:ligatures w14:val="none"/>
               </w:rPr>
-              <w:t>NO</w:t>
+              <w:t>YES</w:t>
             </w:r>
           </w:p>
         </w:tc>
@@ -3549,6 +3974,17 @@
                 <w14:ligatures w14:val="none"/>
               </w:rPr>
             </w:pPr>
+            <w:r>
+              <w:rPr>
+                <w:rFonts w:ascii="Times New Roman" w:eastAsia="Times New Roman" w:hAnsi="Times New Roman" w:cs="Times New Roman"/>
+                <w:kern w:val="0"/>
+                <w:sz w:val="20"/>
+                <w:szCs w:val="20"/>
+                <w:lang w:eastAsia="en-GB"/>
+                <w14:ligatures w14:val="none"/>
+              </w:rPr>
+              <w:t>2</w:t>
+            </w:r>
           </w:p>
         </w:tc>
         <w:tc>
@@ -3556,6 +3992,126 @@
             <w:tcW w:w="5768" w:type="dxa"/>
             <w:hideMark/>
           </w:tcPr>
+          <w:p>
+            <w:pPr>
+              <w:cnfStyle w:val="000000000000" w:firstRow="0" w:lastRow="0" w:firstColumn="0" w:lastColumn="0" w:oddVBand="0" w:evenVBand="0" w:oddHBand="0" w:evenHBand="0" w:firstRowFirstColumn="0" w:firstRowLastColumn="0" w:lastRowFirstColumn="0" w:lastRowLastColumn="0"/>
+              <w:rPr>
+                <w:rFonts w:ascii="Times New Roman" w:eastAsia="Times New Roman" w:hAnsi="Times New Roman" w:cs="Times New Roman"/>
+                <w:kern w:val="0"/>
+                <w:sz w:val="20"/>
+                <w:szCs w:val="20"/>
+                <w:lang w:eastAsia="en-GB"/>
+                <w14:ligatures w14:val="none"/>
+              </w:rPr>
+            </w:pPr>
+            <w:r>
+              <w:rPr>
+                <w:rFonts w:ascii="Times New Roman" w:eastAsia="Times New Roman" w:hAnsi="Times New Roman" w:cs="Times New Roman"/>
+                <w:b/>
+                <w:bCs/>
+                <w:kern w:val="0"/>
+                <w:sz w:val="20"/>
+                <w:szCs w:val="20"/>
+                <w:lang w:eastAsia="en-GB"/>
+                <w14:ligatures w14:val="none"/>
+              </w:rPr>
+              <w:t>Contributions</w:t>
+            </w:r>
+            <w:r>
+              <w:rPr>
+                <w:rFonts w:ascii="Times New Roman" w:eastAsia="Times New Roman" w:hAnsi="Times New Roman" w:cs="Times New Roman"/>
+                <w:kern w:val="0"/>
+                <w:sz w:val="20"/>
+                <w:szCs w:val="20"/>
+                <w:lang w:eastAsia="en-GB"/>
+                <w14:ligatures w14:val="none"/>
+              </w:rPr>
+              <w:t xml:space="preserve">: </w:t>
+            </w:r>
+          </w:p>
+          <w:p>
+            <w:pPr>
+              <w:cnfStyle w:val="000000000000" w:firstRow="0" w:lastRow="0" w:firstColumn="0" w:lastColumn="0" w:oddVBand="0" w:evenVBand="0" w:oddHBand="0" w:evenHBand="0" w:firstRowFirstColumn="0" w:firstRowLastColumn="0" w:lastRowFirstColumn="0" w:lastRowLastColumn="0"/>
+              <w:rPr>
+                <w:rFonts w:ascii="Times New Roman" w:eastAsia="Times New Roman" w:hAnsi="Times New Roman" w:cs="Times New Roman"/>
+                <w:kern w:val="0"/>
+                <w:sz w:val="20"/>
+                <w:szCs w:val="20"/>
+                <w:lang w:eastAsia="en-GB"/>
+                <w14:ligatures w14:val="none"/>
+              </w:rPr>
+            </w:pPr>
+            <w:r>
+              <w:rPr>
+                <w:rFonts w:ascii="Times New Roman" w:eastAsia="Times New Roman" w:hAnsi="Times New Roman" w:cs="Times New Roman"/>
+                <w:kern w:val="0"/>
+                <w:sz w:val="20"/>
+                <w:szCs w:val="20"/>
+                <w:lang w:eastAsia="en-GB"/>
+                <w14:ligatures w14:val="none"/>
+              </w:rPr>
+              <w:t>Evaluated jurisdictional readiness and regulatory conditions for VCS JNR Framework (Version 1).</w:t>
+            </w:r>
+          </w:p>
+          <w:p>
+            <w:pPr>
+              <w:cnfStyle w:val="000000000000" w:firstRow="0" w:lastRow="0" w:firstColumn="0" w:lastColumn="0" w:oddVBand="0" w:evenVBand="0" w:oddHBand="0" w:evenHBand="0" w:firstRowFirstColumn="0" w:firstRowLastColumn="0" w:lastRowFirstColumn="0" w:lastRowLastColumn="0"/>
+              <w:rPr>
+                <w:rFonts w:ascii="Times New Roman" w:eastAsia="Times New Roman" w:hAnsi="Times New Roman" w:cs="Times New Roman"/>
+                <w:kern w:val="0"/>
+                <w:sz w:val="20"/>
+                <w:szCs w:val="20"/>
+                <w:lang w:eastAsia="en-GB"/>
+                <w14:ligatures w14:val="none"/>
+              </w:rPr>
+            </w:pPr>
+          </w:p>
+          <w:p>
+            <w:pPr>
+              <w:cnfStyle w:val="000000000000" w:firstRow="0" w:lastRow="0" w:firstColumn="0" w:lastColumn="0" w:oddVBand="0" w:evenVBand="0" w:oddHBand="0" w:evenHBand="0" w:firstRowFirstColumn="0" w:firstRowLastColumn="0" w:lastRowFirstColumn="0" w:lastRowLastColumn="0"/>
+              <w:rPr>
+                <w:rFonts w:ascii="Times New Roman" w:eastAsia="Times New Roman" w:hAnsi="Times New Roman" w:cs="Times New Roman"/>
+                <w:kern w:val="0"/>
+                <w:sz w:val="20"/>
+                <w:szCs w:val="20"/>
+                <w:lang w:eastAsia="en-GB"/>
+                <w14:ligatures w14:val="none"/>
+              </w:rPr>
+            </w:pPr>
+            <w:r>
+              <w:rPr>
+                <w:rFonts w:ascii="Times New Roman" w:eastAsia="Times New Roman" w:hAnsi="Times New Roman" w:cs="Times New Roman"/>
+                <w:kern w:val="0"/>
+                <w:sz w:val="20"/>
+                <w:szCs w:val="20"/>
+                <w:lang w:eastAsia="en-GB"/>
+                <w14:ligatures w14:val="none"/>
+              </w:rPr>
+              <w:t xml:space="preserve">Evaluate Local and National Regulations on the </w:t>
+            </w:r>
+            <w:r>
+              <w:rPr>
+                <w:rFonts w:ascii="Times New Roman" w:eastAsia="Times New Roman" w:hAnsi="Times New Roman" w:cs="Times New Roman"/>
+                <w:kern w:val="0"/>
+                <w:sz w:val="20"/>
+                <w:szCs w:val="20"/>
+                <w:lang w:eastAsia="en-GB"/>
+                <w14:ligatures w14:val="none"/>
+              </w:rPr>
+              <w:t>Implementation</w:t>
+            </w:r>
+            <w:r>
+              <w:rPr>
+                <w:rFonts w:ascii="Times New Roman" w:eastAsia="Times New Roman" w:hAnsi="Times New Roman" w:cs="Times New Roman"/>
+                <w:kern w:val="0"/>
+                <w:sz w:val="20"/>
+                <w:szCs w:val="20"/>
+                <w:lang w:eastAsia="en-GB"/>
+                <w14:ligatures w14:val="none"/>
+              </w:rPr>
+              <w:t xml:space="preserve"> of CCB and VCS</w:t>
+            </w:r>
+          </w:p>
           <w:p>
             <w:pPr>
               <w:cnfStyle w:val="000000000000" w:firstRow="0" w:lastRow="0" w:firstColumn="0" w:lastColumn="0" w:oddVBand="0" w:evenVBand="0" w:oddHBand="0" w:evenHBand="0" w:firstRowFirstColumn="0" w:firstRowLastColumn="0" w:lastRowFirstColumn="0" w:lastRowLastColumn="0"/>
@@ -3598,7 +4154,7 @@
                 <w:lang w:eastAsia="en-GB"/>
                 <w14:ligatures w14:val="none"/>
               </w:rPr>
-              <w:t>12. Grievance Redress Mechanisms</w:t>
+              <w:t>15. Design of benefit-sharing mechanisms</w:t>
             </w:r>
           </w:p>
         </w:tc>
@@ -3654,7 +4210,7 @@
                 <w:lang w:eastAsia="en-GB"/>
                 <w14:ligatures w14:val="none"/>
               </w:rPr>
-              <w:t>+1</w:t>
+              <w:t>2</w:t>
             </w:r>
           </w:p>
         </w:tc>
@@ -3686,103 +4242,62 @@
                 <w:lang w:eastAsia="en-GB"/>
                 <w14:ligatures w14:val="none"/>
               </w:rPr>
-              <w:t>Contribution:</w:t>
-            </w:r>
-            <w:r>
-              <w:rPr>
-                <w:rFonts w:ascii="Times New Roman" w:eastAsia="Times New Roman" w:hAnsi="Times New Roman" w:cs="Times New Roman"/>
-                <w:kern w:val="0"/>
-                <w:sz w:val="20"/>
-                <w:szCs w:val="20"/>
-                <w:lang w:eastAsia="en-GB"/>
-                <w14:ligatures w14:val="none"/>
-              </w:rPr>
-              <w:t xml:space="preserve"> </w:t>
-            </w:r>
-          </w:p>
-          <w:p>
-            <w:pPr>
-              <w:cnfStyle w:val="000000000000" w:firstRow="0" w:lastRow="0" w:firstColumn="0" w:lastColumn="0" w:oddVBand="0" w:evenVBand="0" w:oddHBand="0" w:evenHBand="0" w:firstRowFirstColumn="0" w:firstRowLastColumn="0" w:lastRowFirstColumn="0" w:lastRowLastColumn="0"/>
-              <w:rPr>
-                <w:rFonts w:ascii="Times New Roman" w:eastAsia="Times New Roman" w:hAnsi="Times New Roman" w:cs="Times New Roman"/>
-                <w:kern w:val="0"/>
-                <w:sz w:val="20"/>
-                <w:szCs w:val="20"/>
-                <w:lang w:eastAsia="en-GB"/>
-                <w14:ligatures w14:val="none"/>
-              </w:rPr>
-            </w:pPr>
-            <w:r>
-              <w:rPr>
-                <w:rFonts w:ascii="Times New Roman" w:eastAsia="Times New Roman" w:hAnsi="Times New Roman" w:cs="Times New Roman"/>
-                <w:kern w:val="0"/>
-                <w:sz w:val="20"/>
-                <w:szCs w:val="20"/>
-                <w:lang w:eastAsia="en-GB"/>
-                <w14:ligatures w14:val="none"/>
-              </w:rPr>
-              <w:t xml:space="preserve">Designed and reviewed stakeholder engagement plans and grievance redress procedures as part of CCB documentation for AFOLU projects. Led the community revalidation process for the </w:t>
-            </w:r>
-            <w:proofErr w:type="spellStart"/>
-            <w:r>
-              <w:rPr>
-                <w:rFonts w:ascii="Times New Roman" w:eastAsia="Times New Roman" w:hAnsi="Times New Roman" w:cs="Times New Roman"/>
-                <w:kern w:val="0"/>
-                <w:sz w:val="20"/>
-                <w:szCs w:val="20"/>
-                <w:lang w:eastAsia="en-GB"/>
-                <w14:ligatures w14:val="none"/>
-              </w:rPr>
-              <w:t>Chyulu</w:t>
-            </w:r>
-            <w:proofErr w:type="spellEnd"/>
-            <w:r>
-              <w:rPr>
-                <w:rFonts w:ascii="Times New Roman" w:eastAsia="Times New Roman" w:hAnsi="Times New Roman" w:cs="Times New Roman"/>
-                <w:kern w:val="0"/>
-                <w:sz w:val="20"/>
-                <w:szCs w:val="20"/>
-                <w:lang w:eastAsia="en-GB"/>
-                <w14:ligatures w14:val="none"/>
-              </w:rPr>
-              <w:t xml:space="preserve"> Hills REDD+ project (Kenya), ensuring accessible, transparent, and culturally appropriate grievance pathways in line with CCB and VCS standards.</w:t>
-            </w:r>
-          </w:p>
-          <w:p>
-            <w:pPr>
-              <w:cnfStyle w:val="000000000000" w:firstRow="0" w:lastRow="0" w:firstColumn="0" w:lastColumn="0" w:oddVBand="0" w:evenVBand="0" w:oddHBand="0" w:evenHBand="0" w:firstRowFirstColumn="0" w:firstRowLastColumn="0" w:lastRowFirstColumn="0" w:lastRowLastColumn="0"/>
-              <w:rPr>
-                <w:rFonts w:ascii="Times New Roman" w:eastAsia="Times New Roman" w:hAnsi="Times New Roman" w:cs="Times New Roman"/>
-                <w:kern w:val="0"/>
-                <w:sz w:val="20"/>
-                <w:szCs w:val="20"/>
-                <w:lang w:eastAsia="en-GB"/>
-                <w14:ligatures w14:val="none"/>
-              </w:rPr>
-            </w:pPr>
-          </w:p>
-          <w:p>
-            <w:pPr>
-              <w:cnfStyle w:val="000000000000" w:firstRow="0" w:lastRow="0" w:firstColumn="0" w:lastColumn="0" w:oddVBand="0" w:evenVBand="0" w:oddHBand="0" w:evenHBand="0" w:firstRowFirstColumn="0" w:firstRowLastColumn="0" w:lastRowFirstColumn="0" w:lastRowLastColumn="0"/>
-              <w:rPr>
-                <w:rFonts w:ascii="Times New Roman" w:eastAsia="Times New Roman" w:hAnsi="Times New Roman" w:cs="Times New Roman"/>
-                <w:kern w:val="0"/>
-                <w:sz w:val="20"/>
-                <w:szCs w:val="20"/>
-                <w:lang w:eastAsia="en-GB"/>
-                <w14:ligatures w14:val="none"/>
-              </w:rPr>
-            </w:pPr>
-            <w:r>
-              <w:rPr>
-                <w:rFonts w:ascii="Times New Roman" w:eastAsia="Times New Roman" w:hAnsi="Times New Roman" w:cs="Times New Roman"/>
-                <w:kern w:val="0"/>
-                <w:sz w:val="20"/>
-                <w:szCs w:val="20"/>
-                <w:lang w:eastAsia="en-GB"/>
-                <w14:ligatures w14:val="none"/>
-              </w:rPr>
-              <w:t>Led the design and review of grievance redress procedures in CCB documentation for REDD+/ARR projects across Africa, Latin America, and Southeast Asia.</w:t>
+              <w:t>Contributions</w:t>
+            </w:r>
+            <w:r>
+              <w:rPr>
+                <w:rFonts w:ascii="Times New Roman" w:eastAsia="Times New Roman" w:hAnsi="Times New Roman" w:cs="Times New Roman"/>
+                <w:kern w:val="0"/>
+                <w:sz w:val="20"/>
+                <w:szCs w:val="20"/>
+                <w:lang w:eastAsia="en-GB"/>
+                <w14:ligatures w14:val="none"/>
+              </w:rPr>
+              <w:t>:</w:t>
+            </w:r>
+            <w:r>
+              <w:rPr>
+                <w:rFonts w:ascii="Times New Roman" w:eastAsia="Times New Roman" w:hAnsi="Times New Roman" w:cs="Times New Roman"/>
+                <w:kern w:val="0"/>
+                <w:sz w:val="20"/>
+                <w:szCs w:val="20"/>
+                <w:lang w:eastAsia="en-GB"/>
+                <w14:ligatures w14:val="none"/>
+              </w:rPr>
+              <w:br/>
+            </w:r>
+            <w:r>
+              <w:rPr>
+                <w:rFonts w:ascii="Times New Roman" w:eastAsia="Times New Roman" w:hAnsi="Times New Roman" w:cs="Times New Roman"/>
+                <w:kern w:val="0"/>
+                <w:sz w:val="20"/>
+                <w:szCs w:val="20"/>
+                <w:lang w:eastAsia="en-GB"/>
+                <w14:ligatures w14:val="none"/>
+              </w:rPr>
+              <w:t>Developed CCB documentation including equitable benefit-sharing models for Indigenous and local communities (e.g., Chyulu Hills REDD+, Kenya</w:t>
+            </w:r>
+            <w:r>
+              <w:rPr>
+                <w:rFonts w:ascii="Times New Roman" w:eastAsia="Times New Roman" w:hAnsi="Times New Roman" w:cs="Times New Roman"/>
+                <w:kern w:val="0"/>
+                <w:sz w:val="20"/>
+                <w:szCs w:val="20"/>
+                <w:lang w:eastAsia="en-GB"/>
+                <w14:ligatures w14:val="none"/>
+              </w:rPr>
+              <w:t>; Flores, Indonesia, Serra do Amolar, Brazil, among others</w:t>
+            </w:r>
+            <w:r>
+              <w:rPr>
+                <w:rFonts w:ascii="Times New Roman" w:eastAsia="Times New Roman" w:hAnsi="Times New Roman" w:cs="Times New Roman"/>
+                <w:kern w:val="0"/>
+                <w:sz w:val="20"/>
+                <w:szCs w:val="20"/>
+                <w:lang w:eastAsia="en-GB"/>
+                <w14:ligatures w14:val="none"/>
+              </w:rPr>
+              <w:t>).</w:t>
             </w:r>
           </w:p>
         </w:tc>
@@ -3814,7 +4329,8 @@
                 <w:lang w:eastAsia="en-GB"/>
                 <w14:ligatures w14:val="none"/>
               </w:rPr>
-              <w:t>13. Gender Equality</w:t>
+              <w:lastRenderedPageBreak/>
+              <w:t>17. Design of stakeholder engagement strategies, including Free Prior and Informed Consent (FPIC)</w:t>
             </w:r>
           </w:p>
         </w:tc>
@@ -3870,7 +4386,7 @@
                 <w:lang w:eastAsia="en-GB"/>
                 <w14:ligatures w14:val="none"/>
               </w:rPr>
-              <w:t>+2</w:t>
+              <w:t>2</w:t>
             </w:r>
           </w:p>
         </w:tc>
@@ -3902,215 +4418,79 @@
                 <w:lang w:eastAsia="en-GB"/>
                 <w14:ligatures w14:val="none"/>
               </w:rPr>
-              <w:t>Contributions:</w:t>
-            </w:r>
-            <w:r>
-              <w:rPr>
-                <w:rFonts w:ascii="Times New Roman" w:eastAsia="Times New Roman" w:hAnsi="Times New Roman" w:cs="Times New Roman"/>
-                <w:kern w:val="0"/>
-                <w:sz w:val="20"/>
-                <w:szCs w:val="20"/>
-                <w:lang w:eastAsia="en-GB"/>
-                <w14:ligatures w14:val="none"/>
-              </w:rPr>
-              <w:br/>
-            </w:r>
-            <w:r>
-              <w:rPr>
-                <w:rFonts w:ascii="Times New Roman" w:eastAsia="Times New Roman" w:hAnsi="Times New Roman" w:cs="Times New Roman"/>
-                <w:kern w:val="0"/>
-                <w:sz w:val="20"/>
-                <w:szCs w:val="20"/>
-                <w:lang w:eastAsia="en-GB"/>
-                <w14:ligatures w14:val="none"/>
-              </w:rPr>
-              <w:t>Integrated gender-responsive planning in Indigenous Livelihood Plans (Colombia), ensuring women’s participation in land-use decisions.</w:t>
-            </w:r>
-          </w:p>
-          <w:p>
-            <w:pPr>
-              <w:cnfStyle w:val="000000000000" w:firstRow="0" w:lastRow="0" w:firstColumn="0" w:lastColumn="0" w:oddVBand="0" w:evenVBand="0" w:oddHBand="0" w:evenHBand="0" w:firstRowFirstColumn="0" w:firstRowLastColumn="0" w:lastRowFirstColumn="0" w:lastRowLastColumn="0"/>
-              <w:rPr>
-                <w:rFonts w:ascii="Times New Roman" w:eastAsia="Times New Roman" w:hAnsi="Times New Roman" w:cs="Times New Roman"/>
-                <w:kern w:val="0"/>
-                <w:sz w:val="20"/>
-                <w:szCs w:val="20"/>
-                <w:lang w:eastAsia="en-GB"/>
-                <w14:ligatures w14:val="none"/>
-              </w:rPr>
-            </w:pPr>
-          </w:p>
-          <w:p>
-            <w:pPr>
-              <w:cnfStyle w:val="000000000000" w:firstRow="0" w:lastRow="0" w:firstColumn="0" w:lastColumn="0" w:oddVBand="0" w:evenVBand="0" w:oddHBand="0" w:evenHBand="0" w:firstRowFirstColumn="0" w:firstRowLastColumn="0" w:lastRowFirstColumn="0" w:lastRowLastColumn="0"/>
-              <w:rPr>
-                <w:rFonts w:ascii="Times New Roman" w:eastAsia="Times New Roman" w:hAnsi="Times New Roman" w:cs="Times New Roman"/>
-                <w:kern w:val="0"/>
-                <w:sz w:val="20"/>
-                <w:szCs w:val="20"/>
-                <w:lang w:eastAsia="en-GB"/>
-                <w14:ligatures w14:val="none"/>
-              </w:rPr>
-            </w:pPr>
-            <w:r>
-              <w:rPr>
-                <w:rFonts w:ascii="Times New Roman" w:eastAsia="Times New Roman" w:hAnsi="Times New Roman" w:cs="Times New Roman"/>
-                <w:kern w:val="0"/>
-                <w:sz w:val="20"/>
-                <w:szCs w:val="20"/>
-                <w:lang w:eastAsia="en-GB"/>
-                <w14:ligatures w14:val="none"/>
-              </w:rPr>
-              <w:lastRenderedPageBreak/>
-              <w:t>Applied gender-aware methodologies during stakeholder consultations for REDD+, identifying differentiated roles and impacts.</w:t>
-            </w:r>
-          </w:p>
-          <w:p>
-            <w:pPr>
-              <w:cnfStyle w:val="000000000000" w:firstRow="0" w:lastRow="0" w:firstColumn="0" w:lastColumn="0" w:oddVBand="0" w:evenVBand="0" w:oddHBand="0" w:evenHBand="0" w:firstRowFirstColumn="0" w:firstRowLastColumn="0" w:lastRowFirstColumn="0" w:lastRowLastColumn="0"/>
-              <w:rPr>
-                <w:rFonts w:ascii="Times New Roman" w:eastAsia="Times New Roman" w:hAnsi="Times New Roman" w:cs="Times New Roman"/>
-                <w:kern w:val="0"/>
-                <w:sz w:val="20"/>
-                <w:szCs w:val="20"/>
-                <w:lang w:eastAsia="en-GB"/>
-                <w14:ligatures w14:val="none"/>
-              </w:rPr>
-            </w:pPr>
-          </w:p>
-          <w:p>
-            <w:pPr>
-              <w:cnfStyle w:val="000000000000" w:firstRow="0" w:lastRow="0" w:firstColumn="0" w:lastColumn="0" w:oddVBand="0" w:evenVBand="0" w:oddHBand="0" w:evenHBand="0" w:firstRowFirstColumn="0" w:firstRowLastColumn="0" w:lastRowFirstColumn="0" w:lastRowLastColumn="0"/>
-              <w:rPr>
-                <w:rFonts w:ascii="Times New Roman" w:eastAsia="Times New Roman" w:hAnsi="Times New Roman" w:cs="Times New Roman"/>
-                <w:kern w:val="0"/>
-                <w:sz w:val="20"/>
-                <w:szCs w:val="20"/>
-                <w:lang w:eastAsia="en-GB"/>
-                <w14:ligatures w14:val="none"/>
-              </w:rPr>
-            </w:pPr>
-            <w:r>
-              <w:rPr>
-                <w:rFonts w:ascii="Times New Roman" w:eastAsia="Times New Roman" w:hAnsi="Times New Roman" w:cs="Times New Roman"/>
-                <w:kern w:val="0"/>
-                <w:sz w:val="20"/>
-                <w:szCs w:val="20"/>
-                <w:lang w:eastAsia="en-GB"/>
-                <w14:ligatures w14:val="none"/>
-              </w:rPr>
-              <w:t>Promoted women’s inclusion in inter-ethnic governance dialogues during advocacy work against illegal mining (WWF-OIA, Colombia).</w:t>
-            </w:r>
-          </w:p>
-          <w:p>
-            <w:pPr>
-              <w:cnfStyle w:val="000000000000" w:firstRow="0" w:lastRow="0" w:firstColumn="0" w:lastColumn="0" w:oddVBand="0" w:evenVBand="0" w:oddHBand="0" w:evenHBand="0" w:firstRowFirstColumn="0" w:firstRowLastColumn="0" w:lastRowFirstColumn="0" w:lastRowLastColumn="0"/>
-              <w:rPr>
-                <w:rFonts w:ascii="Times New Roman" w:eastAsia="Times New Roman" w:hAnsi="Times New Roman" w:cs="Times New Roman"/>
-                <w:kern w:val="0"/>
-                <w:sz w:val="20"/>
-                <w:szCs w:val="20"/>
-                <w:lang w:eastAsia="en-GB"/>
-                <w14:ligatures w14:val="none"/>
-              </w:rPr>
-            </w:pPr>
-          </w:p>
-          <w:p>
-            <w:pPr>
-              <w:cnfStyle w:val="000000000000" w:firstRow="0" w:lastRow="0" w:firstColumn="0" w:lastColumn="0" w:oddVBand="0" w:evenVBand="0" w:oddHBand="0" w:evenHBand="0" w:firstRowFirstColumn="0" w:firstRowLastColumn="0" w:lastRowFirstColumn="0" w:lastRowLastColumn="0"/>
-              <w:rPr>
-                <w:rFonts w:ascii="Times New Roman" w:eastAsia="Times New Roman" w:hAnsi="Times New Roman" w:cs="Times New Roman"/>
-                <w:kern w:val="0"/>
-                <w:sz w:val="20"/>
-                <w:szCs w:val="20"/>
-                <w:lang w:eastAsia="en-GB"/>
-                <w14:ligatures w14:val="none"/>
-              </w:rPr>
-            </w:pPr>
-            <w:r>
-              <w:rPr>
-                <w:rFonts w:ascii="Times New Roman" w:eastAsia="Times New Roman" w:hAnsi="Times New Roman" w:cs="Times New Roman"/>
-                <w:kern w:val="0"/>
-                <w:sz w:val="20"/>
-                <w:szCs w:val="20"/>
-                <w:lang w:eastAsia="en-GB"/>
-                <w14:ligatures w14:val="none"/>
-              </w:rPr>
-              <w:t>Promoted gender-sensitive stakeholder engagement and baseline assessments in multiple CCB projects.</w:t>
-            </w:r>
-          </w:p>
-          <w:p>
-            <w:pPr>
-              <w:cnfStyle w:val="000000000000" w:firstRow="0" w:lastRow="0" w:firstColumn="0" w:lastColumn="0" w:oddVBand="0" w:evenVBand="0" w:oddHBand="0" w:evenHBand="0" w:firstRowFirstColumn="0" w:firstRowLastColumn="0" w:lastRowFirstColumn="0" w:lastRowLastColumn="0"/>
-              <w:rPr>
-                <w:rFonts w:ascii="Times New Roman" w:eastAsia="Times New Roman" w:hAnsi="Times New Roman" w:cs="Times New Roman"/>
-                <w:kern w:val="0"/>
-                <w:sz w:val="20"/>
-                <w:szCs w:val="20"/>
-                <w:lang w:eastAsia="en-GB"/>
-                <w14:ligatures w14:val="none"/>
-              </w:rPr>
-            </w:pPr>
-          </w:p>
-          <w:p>
-            <w:pPr>
-              <w:cnfStyle w:val="000000000000" w:firstRow="0" w:lastRow="0" w:firstColumn="0" w:lastColumn="0" w:oddVBand="0" w:evenVBand="0" w:oddHBand="0" w:evenHBand="0" w:firstRowFirstColumn="0" w:firstRowLastColumn="0" w:lastRowFirstColumn="0" w:lastRowLastColumn="0"/>
-              <w:rPr>
-                <w:rFonts w:ascii="Times New Roman" w:eastAsia="Times New Roman" w:hAnsi="Times New Roman" w:cs="Times New Roman"/>
-                <w:kern w:val="0"/>
-                <w:sz w:val="20"/>
-                <w:szCs w:val="20"/>
-                <w:lang w:eastAsia="en-GB"/>
-                <w14:ligatures w14:val="none"/>
-              </w:rPr>
-            </w:pPr>
-            <w:r>
-              <w:rPr>
-                <w:rFonts w:ascii="Times New Roman" w:eastAsia="Times New Roman" w:hAnsi="Times New Roman" w:cs="Times New Roman"/>
-                <w:kern w:val="0"/>
-                <w:sz w:val="20"/>
-                <w:szCs w:val="20"/>
-                <w:lang w:eastAsia="en-GB"/>
-                <w14:ligatures w14:val="none"/>
-              </w:rPr>
-              <w:t>Reviewed gender-related safeguards in CCB documentation for REDD+ and ARR projects across Latin America, Africa, and Southeast Asia.</w:t>
-            </w:r>
-          </w:p>
-          <w:p>
-            <w:pPr>
-              <w:cnfStyle w:val="000000000000" w:firstRow="0" w:lastRow="0" w:firstColumn="0" w:lastColumn="0" w:oddVBand="0" w:evenVBand="0" w:oddHBand="0" w:evenHBand="0" w:firstRowFirstColumn="0" w:firstRowLastColumn="0" w:lastRowFirstColumn="0" w:lastRowLastColumn="0"/>
-              <w:rPr>
-                <w:rFonts w:ascii="Times New Roman" w:eastAsia="Times New Roman" w:hAnsi="Times New Roman" w:cs="Times New Roman"/>
-                <w:kern w:val="0"/>
-                <w:sz w:val="20"/>
-                <w:szCs w:val="20"/>
-                <w:lang w:eastAsia="en-GB"/>
-                <w14:ligatures w14:val="none"/>
-              </w:rPr>
-            </w:pPr>
-          </w:p>
-          <w:p>
-            <w:pPr>
-              <w:cnfStyle w:val="000000000000" w:firstRow="0" w:lastRow="0" w:firstColumn="0" w:lastColumn="0" w:oddVBand="0" w:evenVBand="0" w:oddHBand="0" w:evenHBand="0" w:firstRowFirstColumn="0" w:firstRowLastColumn="0" w:lastRowFirstColumn="0" w:lastRowLastColumn="0"/>
-              <w:rPr>
-                <w:rFonts w:ascii="Times New Roman" w:eastAsia="Times New Roman" w:hAnsi="Times New Roman" w:cs="Times New Roman"/>
-                <w:kern w:val="0"/>
-                <w:sz w:val="20"/>
-                <w:szCs w:val="20"/>
-                <w:lang w:eastAsia="en-GB"/>
-                <w14:ligatures w14:val="none"/>
-              </w:rPr>
-            </w:pPr>
-            <w:r>
-              <w:rPr>
-                <w:rFonts w:ascii="Times New Roman" w:eastAsia="Times New Roman" w:hAnsi="Times New Roman" w:cs="Times New Roman"/>
-                <w:kern w:val="0"/>
-                <w:sz w:val="20"/>
-                <w:szCs w:val="20"/>
-                <w:lang w:eastAsia="en-GB"/>
-                <w14:ligatures w14:val="none"/>
-              </w:rPr>
-              <w:t>Supported the design of inclusive consultation processes under FPIC frameworks, with attention to women’s roles and access to benefits.</w:t>
+              <w:t>Contributions</w:t>
+            </w:r>
+            <w:r>
+              <w:rPr>
+                <w:rFonts w:ascii="Times New Roman" w:eastAsia="Times New Roman" w:hAnsi="Times New Roman" w:cs="Times New Roman"/>
+                <w:kern w:val="0"/>
+                <w:sz w:val="20"/>
+                <w:szCs w:val="20"/>
+                <w:lang w:eastAsia="en-GB"/>
+                <w14:ligatures w14:val="none"/>
+              </w:rPr>
+              <w:t>:</w:t>
+            </w:r>
+          </w:p>
+          <w:p>
+            <w:pPr>
+              <w:cnfStyle w:val="000000000000" w:firstRow="0" w:lastRow="0" w:firstColumn="0" w:lastColumn="0" w:oddVBand="0" w:evenVBand="0" w:oddHBand="0" w:evenHBand="0" w:firstRowFirstColumn="0" w:firstRowLastColumn="0" w:lastRowFirstColumn="0" w:lastRowLastColumn="0"/>
+              <w:rPr>
+                <w:rFonts w:ascii="Times New Roman" w:eastAsia="Times New Roman" w:hAnsi="Times New Roman" w:cs="Times New Roman"/>
+                <w:kern w:val="0"/>
+                <w:sz w:val="20"/>
+                <w:szCs w:val="20"/>
+                <w:lang w:eastAsia="en-GB"/>
+                <w14:ligatures w14:val="none"/>
+              </w:rPr>
+            </w:pPr>
+            <w:r>
+              <w:rPr>
+                <w:rFonts w:ascii="Times New Roman" w:eastAsia="Times New Roman" w:hAnsi="Times New Roman" w:cs="Times New Roman"/>
+                <w:kern w:val="0"/>
+                <w:sz w:val="20"/>
+                <w:szCs w:val="20"/>
+                <w:lang w:eastAsia="en-GB"/>
+                <w14:ligatures w14:val="none"/>
+              </w:rPr>
+              <w:t>South Pole (2021–2023): Participated in indicator selection, monitoring strategy design, and documentation to report on safeguard implementation under CCB and VCS.</w:t>
+            </w:r>
+          </w:p>
+          <w:p>
+            <w:pPr>
+              <w:cnfStyle w:val="000000000000" w:firstRow="0" w:lastRow="0" w:firstColumn="0" w:lastColumn="0" w:oddVBand="0" w:evenVBand="0" w:oddHBand="0" w:evenHBand="0" w:firstRowFirstColumn="0" w:firstRowLastColumn="0" w:lastRowFirstColumn="0" w:lastRowLastColumn="0"/>
+              <w:rPr>
+                <w:rFonts w:ascii="Times New Roman" w:eastAsia="Times New Roman" w:hAnsi="Times New Roman" w:cs="Times New Roman"/>
+                <w:kern w:val="0"/>
+                <w:sz w:val="20"/>
+                <w:szCs w:val="20"/>
+                <w:lang w:eastAsia="en-GB"/>
+                <w14:ligatures w14:val="none"/>
+              </w:rPr>
+            </w:pPr>
+          </w:p>
+          <w:p>
+            <w:pPr>
+              <w:cnfStyle w:val="000000000000" w:firstRow="0" w:lastRow="0" w:firstColumn="0" w:lastColumn="0" w:oddVBand="0" w:evenVBand="0" w:oddHBand="0" w:evenHBand="0" w:firstRowFirstColumn="0" w:firstRowLastColumn="0" w:lastRowFirstColumn="0" w:lastRowLastColumn="0"/>
+              <w:rPr>
+                <w:rFonts w:ascii="Times New Roman" w:eastAsia="Times New Roman" w:hAnsi="Times New Roman" w:cs="Times New Roman"/>
+                <w:kern w:val="0"/>
+                <w:sz w:val="20"/>
+                <w:szCs w:val="20"/>
+                <w:lang w:eastAsia="en-GB"/>
+                <w14:ligatures w14:val="none"/>
+              </w:rPr>
+            </w:pPr>
+            <w:r>
+              <w:rPr>
+                <w:rFonts w:ascii="Times New Roman" w:eastAsia="Times New Roman" w:hAnsi="Times New Roman" w:cs="Times New Roman"/>
+                <w:kern w:val="0"/>
+                <w:sz w:val="20"/>
+                <w:szCs w:val="20"/>
+                <w:lang w:eastAsia="en-GB"/>
+                <w14:ligatures w14:val="none"/>
+              </w:rPr>
+              <w:t>Designed and facilitated community-led stakeholder consultations in Colombia.</w:t>
             </w:r>
           </w:p>
         </w:tc>
@@ -4126,20 +4506,23 @@
             <w:pPr>
               <w:rPr>
                 <w:rFonts w:ascii="Times New Roman" w:eastAsia="Times New Roman" w:hAnsi="Times New Roman" w:cs="Times New Roman"/>
-                <w:kern w:val="0"/>
-                <w:lang w:eastAsia="en-GB"/>
-                <w14:ligatures w14:val="none"/>
-              </w:rPr>
-            </w:pPr>
-            <w:r>
-              <w:rPr>
-                <w:rFonts w:ascii="Times New Roman" w:eastAsia="Times New Roman" w:hAnsi="Times New Roman" w:cs="Times New Roman"/>
-                <w:kern w:val="0"/>
-                <w:lang w:eastAsia="en-GB"/>
-                <w14:ligatures w14:val="none"/>
-              </w:rPr>
-              <w:lastRenderedPageBreak/>
-              <w:t>Environmental and Social Safeguards for REDD+ Jurisdictional Programmes</w:t>
+                <w:b w:val="0"/>
+                <w:bCs w:val="0"/>
+                <w:kern w:val="0"/>
+                <w:lang w:eastAsia="en-GB"/>
+                <w14:ligatures w14:val="none"/>
+              </w:rPr>
+            </w:pPr>
+            <w:r>
+              <w:rPr>
+                <w:rFonts w:ascii="Times New Roman" w:eastAsia="Times New Roman" w:hAnsi="Times New Roman" w:cs="Times New Roman"/>
+                <w:b w:val="0"/>
+                <w:bCs w:val="0"/>
+                <w:kern w:val="0"/>
+                <w:lang w:eastAsia="en-GB"/>
+                <w14:ligatures w14:val="none"/>
+              </w:rPr>
+              <w:t>18. Set-up of grievance redress mechanisms</w:t>
             </w:r>
           </w:p>
         </w:tc>
@@ -4195,7 +4578,7 @@
                 <w:lang w:eastAsia="en-GB"/>
                 <w14:ligatures w14:val="none"/>
               </w:rPr>
-              <w:t>2+</w:t>
+              <w:t>2</w:t>
             </w:r>
           </w:p>
         </w:tc>
@@ -4209,469 +4592,6 @@
               <w:cnfStyle w:val="000000000000" w:firstRow="0" w:lastRow="0" w:firstColumn="0" w:lastColumn="0" w:oddVBand="0" w:evenVBand="0" w:oddHBand="0" w:evenHBand="0" w:firstRowFirstColumn="0" w:firstRowLastColumn="0" w:lastRowFirstColumn="0" w:lastRowLastColumn="0"/>
               <w:rPr>
                 <w:rFonts w:ascii="Times New Roman" w:eastAsia="Times New Roman" w:hAnsi="Times New Roman" w:cs="Times New Roman"/>
-                <w:b/>
-                <w:bCs/>
-                <w:kern w:val="0"/>
-                <w:sz w:val="20"/>
-                <w:szCs w:val="20"/>
-                <w:lang w:eastAsia="en-GB"/>
-                <w14:ligatures w14:val="none"/>
-              </w:rPr>
-            </w:pPr>
-            <w:r>
-              <w:rPr>
-                <w:rFonts w:ascii="Times New Roman" w:eastAsia="Times New Roman" w:hAnsi="Times New Roman" w:cs="Times New Roman"/>
-                <w:b/>
-                <w:bCs/>
-                <w:kern w:val="0"/>
-                <w:sz w:val="20"/>
-                <w:szCs w:val="20"/>
-                <w:lang w:eastAsia="en-GB"/>
-                <w14:ligatures w14:val="none"/>
-              </w:rPr>
-              <w:t>202</w:t>
-            </w:r>
-            <w:r>
-              <w:rPr>
-                <w:rFonts w:ascii="Times New Roman" w:eastAsia="Times New Roman" w:hAnsi="Times New Roman" w:cs="Times New Roman"/>
-                <w:b/>
-                <w:bCs/>
-                <w:kern w:val="0"/>
-                <w:sz w:val="20"/>
-                <w:szCs w:val="20"/>
-                <w:lang w:eastAsia="en-GB"/>
-                <w14:ligatures w14:val="none"/>
-              </w:rPr>
-              <w:t>3-2024</w:t>
-            </w:r>
-            <w:r>
-              <w:rPr>
-                <w:rFonts w:ascii="Times New Roman" w:eastAsia="Times New Roman" w:hAnsi="Times New Roman" w:cs="Times New Roman"/>
-                <w:b/>
-                <w:bCs/>
-                <w:kern w:val="0"/>
-                <w:sz w:val="20"/>
-                <w:szCs w:val="20"/>
-                <w:lang w:eastAsia="en-GB"/>
-                <w14:ligatures w14:val="none"/>
-              </w:rPr>
-              <w:br/>
-              <w:t>Projects: Multiple REDD+/ARR Projects – South Pole (Global)</w:t>
-            </w:r>
-            <w:r>
-              <w:rPr>
-                <w:rFonts w:ascii="Times New Roman" w:eastAsia="Times New Roman" w:hAnsi="Times New Roman" w:cs="Times New Roman"/>
-                <w:b/>
-                <w:bCs/>
-                <w:kern w:val="0"/>
-                <w:sz w:val="20"/>
-                <w:szCs w:val="20"/>
-                <w:lang w:eastAsia="en-GB"/>
-                <w14:ligatures w14:val="none"/>
-              </w:rPr>
-              <w:br/>
-              <w:t xml:space="preserve">Role: </w:t>
-            </w:r>
-            <w:r>
-              <w:rPr>
-                <w:rFonts w:ascii="Times New Roman" w:eastAsia="Times New Roman" w:hAnsi="Times New Roman" w:cs="Times New Roman"/>
-                <w:b/>
-                <w:bCs/>
-                <w:kern w:val="0"/>
-                <w:sz w:val="20"/>
-                <w:szCs w:val="20"/>
-                <w:lang w:eastAsia="en-GB"/>
-                <w14:ligatures w14:val="none"/>
-              </w:rPr>
-              <w:t>Carbon Compliance Expert</w:t>
-            </w:r>
-            <w:r>
-              <w:rPr>
-                <w:rFonts w:ascii="Times New Roman" w:eastAsia="Times New Roman" w:hAnsi="Times New Roman" w:cs="Times New Roman"/>
-                <w:b/>
-                <w:bCs/>
-                <w:kern w:val="0"/>
-                <w:sz w:val="20"/>
-                <w:szCs w:val="20"/>
-                <w:lang w:eastAsia="en-GB"/>
-                <w14:ligatures w14:val="none"/>
-              </w:rPr>
-              <w:t xml:space="preserve"> </w:t>
-            </w:r>
-          </w:p>
-          <w:p>
-            <w:pPr>
-              <w:cnfStyle w:val="000000000000" w:firstRow="0" w:lastRow="0" w:firstColumn="0" w:lastColumn="0" w:oddVBand="0" w:evenVBand="0" w:oddHBand="0" w:evenHBand="0" w:firstRowFirstColumn="0" w:firstRowLastColumn="0" w:lastRowFirstColumn="0" w:lastRowLastColumn="0"/>
-              <w:rPr>
-                <w:rFonts w:ascii="Times New Roman" w:eastAsia="Times New Roman" w:hAnsi="Times New Roman" w:cs="Times New Roman"/>
-                <w:b/>
-                <w:bCs/>
-                <w:kern w:val="0"/>
-                <w:sz w:val="20"/>
-                <w:szCs w:val="20"/>
-                <w:lang w:eastAsia="en-GB"/>
-                <w14:ligatures w14:val="none"/>
-              </w:rPr>
-            </w:pPr>
-          </w:p>
-          <w:p>
-            <w:pPr>
-              <w:cnfStyle w:val="000000000000" w:firstRow="0" w:lastRow="0" w:firstColumn="0" w:lastColumn="0" w:oddVBand="0" w:evenVBand="0" w:oddHBand="0" w:evenHBand="0" w:firstRowFirstColumn="0" w:firstRowLastColumn="0" w:lastRowFirstColumn="0" w:lastRowLastColumn="0"/>
-              <w:rPr>
-                <w:rFonts w:ascii="Times New Roman" w:eastAsia="Times New Roman" w:hAnsi="Times New Roman" w:cs="Times New Roman"/>
-                <w:b/>
-                <w:bCs/>
-                <w:kern w:val="0"/>
-                <w:sz w:val="20"/>
-                <w:szCs w:val="20"/>
-                <w:lang w:eastAsia="en-GB"/>
-                <w14:ligatures w14:val="none"/>
-              </w:rPr>
-            </w:pPr>
-            <w:r>
-              <w:rPr>
-                <w:rFonts w:ascii="Times New Roman" w:eastAsia="Times New Roman" w:hAnsi="Times New Roman" w:cs="Times New Roman"/>
-                <w:b/>
-                <w:bCs/>
-                <w:kern w:val="0"/>
-                <w:sz w:val="20"/>
-                <w:szCs w:val="20"/>
-                <w:lang w:eastAsia="en-GB"/>
-                <w14:ligatures w14:val="none"/>
-              </w:rPr>
-              <w:t>2021–2023</w:t>
-            </w:r>
-            <w:r>
-              <w:rPr>
-                <w:rFonts w:ascii="Times New Roman" w:eastAsia="Times New Roman" w:hAnsi="Times New Roman" w:cs="Times New Roman"/>
-                <w:b/>
-                <w:bCs/>
-                <w:kern w:val="0"/>
-                <w:sz w:val="20"/>
-                <w:szCs w:val="20"/>
-                <w:lang w:eastAsia="en-GB"/>
-                <w14:ligatures w14:val="none"/>
-              </w:rPr>
-              <w:br/>
-              <w:t>Projects: Multiple REDD+/ARR Projects – South Pole (Colombia &amp; Global)</w:t>
-            </w:r>
-            <w:r>
-              <w:rPr>
-                <w:rFonts w:ascii="Times New Roman" w:eastAsia="Times New Roman" w:hAnsi="Times New Roman" w:cs="Times New Roman"/>
-                <w:b/>
-                <w:bCs/>
-                <w:kern w:val="0"/>
-                <w:sz w:val="20"/>
-                <w:szCs w:val="20"/>
-                <w:lang w:eastAsia="en-GB"/>
-                <w14:ligatures w14:val="none"/>
-              </w:rPr>
-              <w:br/>
-              <w:t xml:space="preserve">Role: Senior Project Coordinator / Regional </w:t>
-            </w:r>
-          </w:p>
-          <w:p>
-            <w:pPr>
-              <w:cnfStyle w:val="000000000000" w:firstRow="0" w:lastRow="0" w:firstColumn="0" w:lastColumn="0" w:oddVBand="0" w:evenVBand="0" w:oddHBand="0" w:evenHBand="0" w:firstRowFirstColumn="0" w:firstRowLastColumn="0" w:lastRowFirstColumn="0" w:lastRowLastColumn="0"/>
-              <w:rPr>
-                <w:rFonts w:ascii="Times New Roman" w:eastAsia="Times New Roman" w:hAnsi="Times New Roman" w:cs="Times New Roman"/>
-                <w:b/>
-                <w:bCs/>
-                <w:kern w:val="0"/>
-                <w:sz w:val="20"/>
-                <w:szCs w:val="20"/>
-                <w:lang w:eastAsia="en-GB"/>
-                <w14:ligatures w14:val="none"/>
-              </w:rPr>
-            </w:pPr>
-          </w:p>
-          <w:p>
-            <w:pPr>
-              <w:cnfStyle w:val="000000000000" w:firstRow="0" w:lastRow="0" w:firstColumn="0" w:lastColumn="0" w:oddVBand="0" w:evenVBand="0" w:oddHBand="0" w:evenHBand="0" w:firstRowFirstColumn="0" w:firstRowLastColumn="0" w:lastRowFirstColumn="0" w:lastRowLastColumn="0"/>
-              <w:rPr>
-                <w:rFonts w:ascii="Times New Roman" w:eastAsia="Times New Roman" w:hAnsi="Times New Roman" w:cs="Times New Roman"/>
-                <w:b/>
-                <w:bCs/>
-                <w:kern w:val="0"/>
-                <w:sz w:val="20"/>
-                <w:szCs w:val="20"/>
-                <w:lang w:eastAsia="en-GB"/>
-                <w14:ligatures w14:val="none"/>
-              </w:rPr>
-            </w:pPr>
-            <w:r>
-              <w:rPr>
-                <w:rFonts w:ascii="Times New Roman" w:eastAsia="Times New Roman" w:hAnsi="Times New Roman" w:cs="Times New Roman"/>
-                <w:b/>
-                <w:bCs/>
-                <w:kern w:val="0"/>
-                <w:sz w:val="20"/>
-                <w:szCs w:val="20"/>
-                <w:lang w:eastAsia="en-GB"/>
-                <w14:ligatures w14:val="none"/>
-              </w:rPr>
-              <w:t>202</w:t>
-            </w:r>
-            <w:r>
-              <w:rPr>
-                <w:rFonts w:ascii="Times New Roman" w:eastAsia="Times New Roman" w:hAnsi="Times New Roman" w:cs="Times New Roman"/>
-                <w:b/>
-                <w:bCs/>
-                <w:kern w:val="0"/>
-                <w:sz w:val="20"/>
-                <w:szCs w:val="20"/>
-                <w:lang w:eastAsia="en-GB"/>
-                <w14:ligatures w14:val="none"/>
-              </w:rPr>
-              <w:t>0</w:t>
-            </w:r>
-            <w:r>
-              <w:rPr>
-                <w:rFonts w:ascii="Times New Roman" w:eastAsia="Times New Roman" w:hAnsi="Times New Roman" w:cs="Times New Roman"/>
-                <w:b/>
-                <w:bCs/>
-                <w:kern w:val="0"/>
-                <w:sz w:val="20"/>
-                <w:szCs w:val="20"/>
-                <w:lang w:eastAsia="en-GB"/>
-                <w14:ligatures w14:val="none"/>
-              </w:rPr>
-              <w:t>–202</w:t>
-            </w:r>
-            <w:r>
-              <w:rPr>
-                <w:rFonts w:ascii="Times New Roman" w:eastAsia="Times New Roman" w:hAnsi="Times New Roman" w:cs="Times New Roman"/>
-                <w:b/>
-                <w:bCs/>
-                <w:kern w:val="0"/>
-                <w:sz w:val="20"/>
-                <w:szCs w:val="20"/>
-                <w:lang w:eastAsia="en-GB"/>
-                <w14:ligatures w14:val="none"/>
-              </w:rPr>
-              <w:t>1</w:t>
-            </w:r>
-            <w:r>
-              <w:rPr>
-                <w:rFonts w:ascii="Times New Roman" w:eastAsia="Times New Roman" w:hAnsi="Times New Roman" w:cs="Times New Roman"/>
-                <w:b/>
-                <w:bCs/>
-                <w:kern w:val="0"/>
-                <w:sz w:val="20"/>
-                <w:szCs w:val="20"/>
-                <w:lang w:eastAsia="en-GB"/>
-                <w14:ligatures w14:val="none"/>
-              </w:rPr>
-              <w:br/>
-              <w:t xml:space="preserve">Projects: </w:t>
-            </w:r>
-            <w:r>
-              <w:rPr>
-                <w:rFonts w:ascii="Times New Roman" w:eastAsia="Times New Roman" w:hAnsi="Times New Roman" w:cs="Times New Roman"/>
-                <w:b/>
-                <w:bCs/>
-                <w:kern w:val="0"/>
-                <w:sz w:val="20"/>
-                <w:szCs w:val="20"/>
-                <w:lang w:eastAsia="en-GB"/>
-                <w14:ligatures w14:val="none"/>
-              </w:rPr>
-              <w:t xml:space="preserve">JNR </w:t>
-            </w:r>
-            <w:proofErr w:type="spellStart"/>
-            <w:r>
-              <w:rPr>
-                <w:rFonts w:ascii="Times New Roman" w:eastAsia="Times New Roman" w:hAnsi="Times New Roman" w:cs="Times New Roman"/>
-                <w:b/>
-                <w:bCs/>
-                <w:kern w:val="0"/>
-                <w:sz w:val="20"/>
-                <w:szCs w:val="20"/>
-                <w:lang w:eastAsia="en-GB"/>
-                <w14:ligatures w14:val="none"/>
-              </w:rPr>
-              <w:t>Isangi</w:t>
-            </w:r>
-            <w:proofErr w:type="spellEnd"/>
-            <w:r>
-              <w:rPr>
-                <w:rFonts w:ascii="Times New Roman" w:eastAsia="Times New Roman" w:hAnsi="Times New Roman" w:cs="Times New Roman"/>
-                <w:b/>
-                <w:bCs/>
-                <w:kern w:val="0"/>
-                <w:sz w:val="20"/>
-                <w:szCs w:val="20"/>
-                <w:lang w:eastAsia="en-GB"/>
-                <w14:ligatures w14:val="none"/>
-              </w:rPr>
-              <w:t xml:space="preserve"> REDD+</w:t>
-            </w:r>
-            <w:r>
-              <w:rPr>
-                <w:rFonts w:ascii="Times New Roman" w:eastAsia="Times New Roman" w:hAnsi="Times New Roman" w:cs="Times New Roman"/>
-                <w:b/>
-                <w:bCs/>
-                <w:kern w:val="0"/>
-                <w:sz w:val="20"/>
-                <w:szCs w:val="20"/>
-                <w:lang w:eastAsia="en-GB"/>
-                <w14:ligatures w14:val="none"/>
-              </w:rPr>
-              <w:t>– South Pole (</w:t>
-            </w:r>
-            <w:r>
-              <w:rPr>
-                <w:rFonts w:ascii="Times New Roman" w:eastAsia="Times New Roman" w:hAnsi="Times New Roman" w:cs="Times New Roman"/>
-                <w:b/>
-                <w:bCs/>
-                <w:kern w:val="0"/>
-                <w:sz w:val="20"/>
-                <w:szCs w:val="20"/>
-                <w:lang w:eastAsia="en-GB"/>
-                <w14:ligatures w14:val="none"/>
-              </w:rPr>
-              <w:t>Democratic Republic Congo</w:t>
-            </w:r>
-            <w:r>
-              <w:rPr>
-                <w:rFonts w:ascii="Times New Roman" w:eastAsia="Times New Roman" w:hAnsi="Times New Roman" w:cs="Times New Roman"/>
-                <w:b/>
-                <w:bCs/>
-                <w:kern w:val="0"/>
-                <w:sz w:val="20"/>
-                <w:szCs w:val="20"/>
-                <w:lang w:eastAsia="en-GB"/>
-                <w14:ligatures w14:val="none"/>
-              </w:rPr>
-              <w:t>)</w:t>
-            </w:r>
-            <w:r>
-              <w:rPr>
-                <w:rFonts w:ascii="Times New Roman" w:eastAsia="Times New Roman" w:hAnsi="Times New Roman" w:cs="Times New Roman"/>
-                <w:b/>
-                <w:bCs/>
-                <w:kern w:val="0"/>
-                <w:sz w:val="20"/>
-                <w:szCs w:val="20"/>
-                <w:lang w:eastAsia="en-GB"/>
-                <w14:ligatures w14:val="none"/>
-              </w:rPr>
-              <w:br/>
-              <w:t>Role: Senior Project Coordinator / Regional Lead NBS</w:t>
-            </w:r>
-          </w:p>
-          <w:p>
-            <w:pPr>
-              <w:cnfStyle w:val="000000000000" w:firstRow="0" w:lastRow="0" w:firstColumn="0" w:lastColumn="0" w:oddVBand="0" w:evenVBand="0" w:oddHBand="0" w:evenHBand="0" w:firstRowFirstColumn="0" w:firstRowLastColumn="0" w:lastRowFirstColumn="0" w:lastRowLastColumn="0"/>
-              <w:rPr>
-                <w:rFonts w:ascii="Times New Roman" w:eastAsia="Times New Roman" w:hAnsi="Times New Roman" w:cs="Times New Roman"/>
-                <w:kern w:val="0"/>
-                <w:sz w:val="20"/>
-                <w:szCs w:val="20"/>
-                <w:lang w:eastAsia="en-GB"/>
-                <w14:ligatures w14:val="none"/>
-              </w:rPr>
-            </w:pPr>
-          </w:p>
-        </w:tc>
-      </w:tr>
-      <w:tr>
-        <w:tc>
-          <w:tcPr>
-            <w:cnfStyle w:val="001000000000" w:firstRow="0" w:lastRow="0" w:firstColumn="1" w:lastColumn="0" w:oddVBand="0" w:evenVBand="0" w:oddHBand="0" w:evenHBand="0" w:firstRowFirstColumn="0" w:firstRowLastColumn="0" w:lastRowFirstColumn="0" w:lastRowLastColumn="0"/>
-            <w:tcW w:w="5282" w:type="dxa"/>
-            <w:hideMark/>
-          </w:tcPr>
-          <w:p>
-            <w:pPr>
-              <w:rPr>
-                <w:rFonts w:ascii="Times New Roman" w:eastAsia="Times New Roman" w:hAnsi="Times New Roman" w:cs="Times New Roman"/>
-                <w:b w:val="0"/>
-                <w:bCs w:val="0"/>
-                <w:kern w:val="0"/>
-                <w:lang w:eastAsia="en-GB"/>
-                <w14:ligatures w14:val="none"/>
-              </w:rPr>
-            </w:pPr>
-            <w:r>
-              <w:rPr>
-                <w:rFonts w:ascii="Times New Roman" w:eastAsia="Times New Roman" w:hAnsi="Times New Roman" w:cs="Times New Roman"/>
-                <w:b w:val="0"/>
-                <w:bCs w:val="0"/>
-                <w:kern w:val="0"/>
-                <w:lang w:eastAsia="en-GB"/>
-                <w14:ligatures w14:val="none"/>
-              </w:rPr>
-              <w:t>14. Identification and assessment of legal and regulatory frameworks for safeguard conformance</w:t>
-            </w:r>
-          </w:p>
-        </w:tc>
-        <w:tc>
-          <w:tcPr>
-            <w:tcW w:w="1110" w:type="dxa"/>
-            <w:hideMark/>
-          </w:tcPr>
-          <w:p>
-            <w:pPr>
-              <w:cnfStyle w:val="000000000000" w:firstRow="0" w:lastRow="0" w:firstColumn="0" w:lastColumn="0" w:oddVBand="0" w:evenVBand="0" w:oddHBand="0" w:evenHBand="0" w:firstRowFirstColumn="0" w:firstRowLastColumn="0" w:lastRowFirstColumn="0" w:lastRowLastColumn="0"/>
-              <w:rPr>
-                <w:rFonts w:ascii="Times New Roman" w:eastAsia="Times New Roman" w:hAnsi="Times New Roman" w:cs="Times New Roman"/>
-                <w:kern w:val="0"/>
-                <w:lang w:eastAsia="en-GB"/>
-                <w14:ligatures w14:val="none"/>
-              </w:rPr>
-            </w:pPr>
-            <w:r>
-              <w:rPr>
-                <w:rFonts w:ascii="Times New Roman" w:eastAsia="Times New Roman" w:hAnsi="Times New Roman" w:cs="Times New Roman"/>
-                <w:kern w:val="0"/>
-                <w:lang w:eastAsia="en-GB"/>
-                <w14:ligatures w14:val="none"/>
-              </w:rPr>
-              <w:t>YES</w:t>
-            </w:r>
-          </w:p>
-        </w:tc>
-        <w:tc>
-          <w:tcPr>
-            <w:tcW w:w="1790" w:type="dxa"/>
-            <w:hideMark/>
-          </w:tcPr>
-          <w:p>
-            <w:pPr>
-              <w:cnfStyle w:val="000000000000" w:firstRow="0" w:lastRow="0" w:firstColumn="0" w:lastColumn="0" w:oddVBand="0" w:evenVBand="0" w:oddHBand="0" w:evenHBand="0" w:firstRowFirstColumn="0" w:firstRowLastColumn="0" w:lastRowFirstColumn="0" w:lastRowLastColumn="0"/>
-              <w:rPr>
-                <w:rFonts w:ascii="Times New Roman" w:eastAsia="Times New Roman" w:hAnsi="Times New Roman" w:cs="Times New Roman"/>
-                <w:kern w:val="0"/>
-                <w:sz w:val="20"/>
-                <w:szCs w:val="20"/>
-                <w:lang w:eastAsia="en-GB"/>
-                <w14:ligatures w14:val="none"/>
-              </w:rPr>
-            </w:pPr>
-            <w:r>
-              <w:rPr>
-                <w:rFonts w:ascii="Times New Roman" w:eastAsia="Times New Roman" w:hAnsi="Times New Roman" w:cs="Times New Roman"/>
-                <w:kern w:val="0"/>
-                <w:sz w:val="20"/>
-                <w:szCs w:val="20"/>
-                <w:lang w:eastAsia="en-GB"/>
-                <w14:ligatures w14:val="none"/>
-              </w:rPr>
-              <w:t>2</w:t>
-            </w:r>
-          </w:p>
-        </w:tc>
-        <w:tc>
-          <w:tcPr>
-            <w:tcW w:w="5768" w:type="dxa"/>
-            <w:hideMark/>
-          </w:tcPr>
-          <w:p>
-            <w:pPr>
-              <w:cnfStyle w:val="000000000000" w:firstRow="0" w:lastRow="0" w:firstColumn="0" w:lastColumn="0" w:oddVBand="0" w:evenVBand="0" w:oddHBand="0" w:evenHBand="0" w:firstRowFirstColumn="0" w:firstRowLastColumn="0" w:lastRowFirstColumn="0" w:lastRowLastColumn="0"/>
-              <w:rPr>
-                <w:rFonts w:ascii="Times New Roman" w:eastAsia="Times New Roman" w:hAnsi="Times New Roman" w:cs="Times New Roman"/>
                 <w:kern w:val="0"/>
                 <w:sz w:val="20"/>
                 <w:szCs w:val="20"/>
@@ -4692,757 +4612,6 @@
               </w:rPr>
               <w:t>Contributions</w:t>
             </w:r>
-            <w:r>
-              <w:rPr>
-                <w:rFonts w:ascii="Times New Roman" w:eastAsia="Times New Roman" w:hAnsi="Times New Roman" w:cs="Times New Roman"/>
-                <w:kern w:val="0"/>
-                <w:sz w:val="20"/>
-                <w:szCs w:val="20"/>
-                <w:lang w:eastAsia="en-GB"/>
-                <w14:ligatures w14:val="none"/>
-              </w:rPr>
-              <w:t xml:space="preserve">: </w:t>
-            </w:r>
-          </w:p>
-          <w:p>
-            <w:pPr>
-              <w:cnfStyle w:val="000000000000" w:firstRow="0" w:lastRow="0" w:firstColumn="0" w:lastColumn="0" w:oddVBand="0" w:evenVBand="0" w:oddHBand="0" w:evenHBand="0" w:firstRowFirstColumn="0" w:firstRowLastColumn="0" w:lastRowFirstColumn="0" w:lastRowLastColumn="0"/>
-              <w:rPr>
-                <w:rFonts w:ascii="Times New Roman" w:eastAsia="Times New Roman" w:hAnsi="Times New Roman" w:cs="Times New Roman"/>
-                <w:kern w:val="0"/>
-                <w:sz w:val="20"/>
-                <w:szCs w:val="20"/>
-                <w:lang w:eastAsia="en-GB"/>
-                <w14:ligatures w14:val="none"/>
-              </w:rPr>
-            </w:pPr>
-            <w:r>
-              <w:rPr>
-                <w:rFonts w:ascii="Times New Roman" w:eastAsia="Times New Roman" w:hAnsi="Times New Roman" w:cs="Times New Roman"/>
-                <w:kern w:val="0"/>
-                <w:sz w:val="20"/>
-                <w:szCs w:val="20"/>
-                <w:lang w:eastAsia="en-GB"/>
-                <w14:ligatures w14:val="none"/>
-              </w:rPr>
-              <w:t>Evaluated jurisdictional readiness and regulatory conditions for VCS JNR Framework (Version 1).</w:t>
-            </w:r>
-          </w:p>
-          <w:p>
-            <w:pPr>
-              <w:cnfStyle w:val="000000000000" w:firstRow="0" w:lastRow="0" w:firstColumn="0" w:lastColumn="0" w:oddVBand="0" w:evenVBand="0" w:oddHBand="0" w:evenHBand="0" w:firstRowFirstColumn="0" w:firstRowLastColumn="0" w:lastRowFirstColumn="0" w:lastRowLastColumn="0"/>
-              <w:rPr>
-                <w:rFonts w:ascii="Times New Roman" w:eastAsia="Times New Roman" w:hAnsi="Times New Roman" w:cs="Times New Roman"/>
-                <w:kern w:val="0"/>
-                <w:sz w:val="20"/>
-                <w:szCs w:val="20"/>
-                <w:lang w:eastAsia="en-GB"/>
-                <w14:ligatures w14:val="none"/>
-              </w:rPr>
-            </w:pPr>
-          </w:p>
-          <w:p>
-            <w:pPr>
-              <w:cnfStyle w:val="000000000000" w:firstRow="0" w:lastRow="0" w:firstColumn="0" w:lastColumn="0" w:oddVBand="0" w:evenVBand="0" w:oddHBand="0" w:evenHBand="0" w:firstRowFirstColumn="0" w:firstRowLastColumn="0" w:lastRowFirstColumn="0" w:lastRowLastColumn="0"/>
-              <w:rPr>
-                <w:rFonts w:ascii="Times New Roman" w:eastAsia="Times New Roman" w:hAnsi="Times New Roman" w:cs="Times New Roman"/>
-                <w:kern w:val="0"/>
-                <w:sz w:val="20"/>
-                <w:szCs w:val="20"/>
-                <w:lang w:eastAsia="en-GB"/>
-                <w14:ligatures w14:val="none"/>
-              </w:rPr>
-            </w:pPr>
-            <w:r>
-              <w:rPr>
-                <w:rFonts w:ascii="Times New Roman" w:eastAsia="Times New Roman" w:hAnsi="Times New Roman" w:cs="Times New Roman"/>
-                <w:kern w:val="0"/>
-                <w:sz w:val="20"/>
-                <w:szCs w:val="20"/>
-                <w:lang w:eastAsia="en-GB"/>
-                <w14:ligatures w14:val="none"/>
-              </w:rPr>
-              <w:t xml:space="preserve">Evaluate Local and National Regulations on the </w:t>
-            </w:r>
-            <w:r>
-              <w:rPr>
-                <w:rFonts w:ascii="Times New Roman" w:eastAsia="Times New Roman" w:hAnsi="Times New Roman" w:cs="Times New Roman"/>
-                <w:kern w:val="0"/>
-                <w:sz w:val="20"/>
-                <w:szCs w:val="20"/>
-                <w:lang w:eastAsia="en-GB"/>
-                <w14:ligatures w14:val="none"/>
-              </w:rPr>
-              <w:t>Implementation</w:t>
-            </w:r>
-            <w:r>
-              <w:rPr>
-                <w:rFonts w:ascii="Times New Roman" w:eastAsia="Times New Roman" w:hAnsi="Times New Roman" w:cs="Times New Roman"/>
-                <w:kern w:val="0"/>
-                <w:sz w:val="20"/>
-                <w:szCs w:val="20"/>
-                <w:lang w:eastAsia="en-GB"/>
-                <w14:ligatures w14:val="none"/>
-              </w:rPr>
-              <w:t xml:space="preserve"> of CCB and VCS</w:t>
-            </w:r>
-          </w:p>
-          <w:p>
-            <w:pPr>
-              <w:cnfStyle w:val="000000000000" w:firstRow="0" w:lastRow="0" w:firstColumn="0" w:lastColumn="0" w:oddVBand="0" w:evenVBand="0" w:oddHBand="0" w:evenHBand="0" w:firstRowFirstColumn="0" w:firstRowLastColumn="0" w:lastRowFirstColumn="0" w:lastRowLastColumn="0"/>
-              <w:rPr>
-                <w:rFonts w:ascii="Times New Roman" w:eastAsia="Times New Roman" w:hAnsi="Times New Roman" w:cs="Times New Roman"/>
-                <w:kern w:val="0"/>
-                <w:sz w:val="20"/>
-                <w:szCs w:val="20"/>
-                <w:lang w:eastAsia="en-GB"/>
-                <w14:ligatures w14:val="none"/>
-              </w:rPr>
-            </w:pPr>
-          </w:p>
-        </w:tc>
-      </w:tr>
-      <w:tr>
-        <w:tc>
-          <w:tcPr>
-            <w:cnfStyle w:val="001000000000" w:firstRow="0" w:lastRow="0" w:firstColumn="1" w:lastColumn="0" w:oddVBand="0" w:evenVBand="0" w:oddHBand="0" w:evenHBand="0" w:firstRowFirstColumn="0" w:firstRowLastColumn="0" w:lastRowFirstColumn="0" w:lastRowLastColumn="0"/>
-            <w:tcW w:w="5282" w:type="dxa"/>
-            <w:hideMark/>
-          </w:tcPr>
-          <w:p>
-            <w:pPr>
-              <w:rPr>
-                <w:rFonts w:ascii="Times New Roman" w:eastAsia="Times New Roman" w:hAnsi="Times New Roman" w:cs="Times New Roman"/>
-                <w:b w:val="0"/>
-                <w:bCs w:val="0"/>
-                <w:kern w:val="0"/>
-                <w:lang w:eastAsia="en-GB"/>
-                <w14:ligatures w14:val="none"/>
-              </w:rPr>
-            </w:pPr>
-            <w:r>
-              <w:rPr>
-                <w:rFonts w:ascii="Times New Roman" w:eastAsia="Times New Roman" w:hAnsi="Times New Roman" w:cs="Times New Roman"/>
-                <w:b w:val="0"/>
-                <w:bCs w:val="0"/>
-                <w:kern w:val="0"/>
-                <w:lang w:eastAsia="en-GB"/>
-                <w14:ligatures w14:val="none"/>
-              </w:rPr>
-              <w:t>15. Design of benefit-sharing mechanisms</w:t>
-            </w:r>
-          </w:p>
-        </w:tc>
-        <w:tc>
-          <w:tcPr>
-            <w:tcW w:w="1110" w:type="dxa"/>
-            <w:hideMark/>
-          </w:tcPr>
-          <w:p>
-            <w:pPr>
-              <w:cnfStyle w:val="000000000000" w:firstRow="0" w:lastRow="0" w:firstColumn="0" w:lastColumn="0" w:oddVBand="0" w:evenVBand="0" w:oddHBand="0" w:evenHBand="0" w:firstRowFirstColumn="0" w:firstRowLastColumn="0" w:lastRowFirstColumn="0" w:lastRowLastColumn="0"/>
-              <w:rPr>
-                <w:rFonts w:ascii="Times New Roman" w:eastAsia="Times New Roman" w:hAnsi="Times New Roman" w:cs="Times New Roman"/>
-                <w:kern w:val="0"/>
-                <w:lang w:eastAsia="en-GB"/>
-                <w14:ligatures w14:val="none"/>
-              </w:rPr>
-            </w:pPr>
-            <w:r>
-              <w:rPr>
-                <w:rFonts w:ascii="Times New Roman" w:eastAsia="Times New Roman" w:hAnsi="Times New Roman" w:cs="Times New Roman"/>
-                <w:kern w:val="0"/>
-                <w:lang w:eastAsia="en-GB"/>
-                <w14:ligatures w14:val="none"/>
-              </w:rPr>
-              <w:t>YES</w:t>
-            </w:r>
-          </w:p>
-        </w:tc>
-        <w:tc>
-          <w:tcPr>
-            <w:tcW w:w="1790" w:type="dxa"/>
-            <w:hideMark/>
-          </w:tcPr>
-          <w:p>
-            <w:pPr>
-              <w:cnfStyle w:val="000000000000" w:firstRow="0" w:lastRow="0" w:firstColumn="0" w:lastColumn="0" w:oddVBand="0" w:evenVBand="0" w:oddHBand="0" w:evenHBand="0" w:firstRowFirstColumn="0" w:firstRowLastColumn="0" w:lastRowFirstColumn="0" w:lastRowLastColumn="0"/>
-              <w:rPr>
-                <w:rFonts w:ascii="Times New Roman" w:eastAsia="Times New Roman" w:hAnsi="Times New Roman" w:cs="Times New Roman"/>
-                <w:kern w:val="0"/>
-                <w:sz w:val="20"/>
-                <w:szCs w:val="20"/>
-                <w:lang w:eastAsia="en-GB"/>
-                <w14:ligatures w14:val="none"/>
-              </w:rPr>
-            </w:pPr>
-            <w:r>
-              <w:rPr>
-                <w:rFonts w:ascii="Times New Roman" w:eastAsia="Times New Roman" w:hAnsi="Times New Roman" w:cs="Times New Roman"/>
-                <w:kern w:val="0"/>
-                <w:sz w:val="20"/>
-                <w:szCs w:val="20"/>
-                <w:lang w:eastAsia="en-GB"/>
-                <w14:ligatures w14:val="none"/>
-              </w:rPr>
-              <w:t>2</w:t>
-            </w:r>
-          </w:p>
-        </w:tc>
-        <w:tc>
-          <w:tcPr>
-            <w:tcW w:w="5768" w:type="dxa"/>
-            <w:hideMark/>
-          </w:tcPr>
-          <w:p>
-            <w:pPr>
-              <w:cnfStyle w:val="000000000000" w:firstRow="0" w:lastRow="0" w:firstColumn="0" w:lastColumn="0" w:oddVBand="0" w:evenVBand="0" w:oddHBand="0" w:evenHBand="0" w:firstRowFirstColumn="0" w:firstRowLastColumn="0" w:lastRowFirstColumn="0" w:lastRowLastColumn="0"/>
-              <w:rPr>
-                <w:rFonts w:ascii="Times New Roman" w:eastAsia="Times New Roman" w:hAnsi="Times New Roman" w:cs="Times New Roman"/>
-                <w:kern w:val="0"/>
-                <w:sz w:val="20"/>
-                <w:szCs w:val="20"/>
-                <w:lang w:eastAsia="en-GB"/>
-                <w14:ligatures w14:val="none"/>
-              </w:rPr>
-            </w:pPr>
-            <w:r>
-              <w:rPr>
-                <w:rFonts w:ascii="Times New Roman" w:eastAsia="Times New Roman" w:hAnsi="Times New Roman" w:cs="Times New Roman"/>
-                <w:b/>
-                <w:bCs/>
-                <w:kern w:val="0"/>
-                <w:sz w:val="20"/>
-                <w:szCs w:val="20"/>
-                <w:lang w:eastAsia="en-GB"/>
-                <w14:ligatures w14:val="none"/>
-              </w:rPr>
-              <w:t>Contributions</w:t>
-            </w:r>
-            <w:r>
-              <w:rPr>
-                <w:rFonts w:ascii="Times New Roman" w:eastAsia="Times New Roman" w:hAnsi="Times New Roman" w:cs="Times New Roman"/>
-                <w:kern w:val="0"/>
-                <w:sz w:val="20"/>
-                <w:szCs w:val="20"/>
-                <w:lang w:eastAsia="en-GB"/>
-                <w14:ligatures w14:val="none"/>
-              </w:rPr>
-              <w:t>:</w:t>
-            </w:r>
-            <w:r>
-              <w:rPr>
-                <w:rFonts w:ascii="Times New Roman" w:eastAsia="Times New Roman" w:hAnsi="Times New Roman" w:cs="Times New Roman"/>
-                <w:kern w:val="0"/>
-                <w:sz w:val="20"/>
-                <w:szCs w:val="20"/>
-                <w:lang w:eastAsia="en-GB"/>
-                <w14:ligatures w14:val="none"/>
-              </w:rPr>
-              <w:br/>
-            </w:r>
-            <w:r>
-              <w:rPr>
-                <w:rFonts w:ascii="Times New Roman" w:eastAsia="Times New Roman" w:hAnsi="Times New Roman" w:cs="Times New Roman"/>
-                <w:kern w:val="0"/>
-                <w:sz w:val="20"/>
-                <w:szCs w:val="20"/>
-                <w:lang w:eastAsia="en-GB"/>
-                <w14:ligatures w14:val="none"/>
-              </w:rPr>
-              <w:t xml:space="preserve">Developed CCB documentation including equitable benefit-sharing models for Indigenous and local communities (e.g., </w:t>
-            </w:r>
-            <w:proofErr w:type="spellStart"/>
-            <w:r>
-              <w:rPr>
-                <w:rFonts w:ascii="Times New Roman" w:eastAsia="Times New Roman" w:hAnsi="Times New Roman" w:cs="Times New Roman"/>
-                <w:kern w:val="0"/>
-                <w:sz w:val="20"/>
-                <w:szCs w:val="20"/>
-                <w:lang w:eastAsia="en-GB"/>
-                <w14:ligatures w14:val="none"/>
-              </w:rPr>
-              <w:t>Chyulu</w:t>
-            </w:r>
-            <w:proofErr w:type="spellEnd"/>
-            <w:r>
-              <w:rPr>
-                <w:rFonts w:ascii="Times New Roman" w:eastAsia="Times New Roman" w:hAnsi="Times New Roman" w:cs="Times New Roman"/>
-                <w:kern w:val="0"/>
-                <w:sz w:val="20"/>
-                <w:szCs w:val="20"/>
-                <w:lang w:eastAsia="en-GB"/>
-                <w14:ligatures w14:val="none"/>
-              </w:rPr>
-              <w:t xml:space="preserve"> Hills </w:t>
-            </w:r>
-            <w:r>
-              <w:rPr>
-                <w:rFonts w:ascii="Times New Roman" w:eastAsia="Times New Roman" w:hAnsi="Times New Roman" w:cs="Times New Roman"/>
-                <w:kern w:val="0"/>
-                <w:sz w:val="20"/>
-                <w:szCs w:val="20"/>
-                <w:lang w:eastAsia="en-GB"/>
-                <w14:ligatures w14:val="none"/>
-              </w:rPr>
-              <w:lastRenderedPageBreak/>
-              <w:t>REDD+, Kenya</w:t>
-            </w:r>
-            <w:r>
-              <w:rPr>
-                <w:rFonts w:ascii="Times New Roman" w:eastAsia="Times New Roman" w:hAnsi="Times New Roman" w:cs="Times New Roman"/>
-                <w:kern w:val="0"/>
-                <w:sz w:val="20"/>
-                <w:szCs w:val="20"/>
-                <w:lang w:eastAsia="en-GB"/>
-                <w14:ligatures w14:val="none"/>
-              </w:rPr>
-              <w:t xml:space="preserve">; Flores, Indonesia, Serra do </w:t>
-            </w:r>
-            <w:proofErr w:type="spellStart"/>
-            <w:r>
-              <w:rPr>
-                <w:rFonts w:ascii="Times New Roman" w:eastAsia="Times New Roman" w:hAnsi="Times New Roman" w:cs="Times New Roman"/>
-                <w:kern w:val="0"/>
-                <w:sz w:val="20"/>
-                <w:szCs w:val="20"/>
-                <w:lang w:eastAsia="en-GB"/>
-                <w14:ligatures w14:val="none"/>
-              </w:rPr>
-              <w:t>Amolar</w:t>
-            </w:r>
-            <w:proofErr w:type="spellEnd"/>
-            <w:r>
-              <w:rPr>
-                <w:rFonts w:ascii="Times New Roman" w:eastAsia="Times New Roman" w:hAnsi="Times New Roman" w:cs="Times New Roman"/>
-                <w:kern w:val="0"/>
-                <w:sz w:val="20"/>
-                <w:szCs w:val="20"/>
-                <w:lang w:eastAsia="en-GB"/>
-                <w14:ligatures w14:val="none"/>
-              </w:rPr>
-              <w:t>, Brazil, among others</w:t>
-            </w:r>
-            <w:r>
-              <w:rPr>
-                <w:rFonts w:ascii="Times New Roman" w:eastAsia="Times New Roman" w:hAnsi="Times New Roman" w:cs="Times New Roman"/>
-                <w:kern w:val="0"/>
-                <w:sz w:val="20"/>
-                <w:szCs w:val="20"/>
-                <w:lang w:eastAsia="en-GB"/>
-                <w14:ligatures w14:val="none"/>
-              </w:rPr>
-              <w:t>).</w:t>
-            </w:r>
-          </w:p>
-        </w:tc>
-      </w:tr>
-      <w:tr>
-        <w:tc>
-          <w:tcPr>
-            <w:cnfStyle w:val="001000000000" w:firstRow="0" w:lastRow="0" w:firstColumn="1" w:lastColumn="0" w:oddVBand="0" w:evenVBand="0" w:oddHBand="0" w:evenHBand="0" w:firstRowFirstColumn="0" w:firstRowLastColumn="0" w:lastRowFirstColumn="0" w:lastRowLastColumn="0"/>
-            <w:tcW w:w="5282" w:type="dxa"/>
-            <w:hideMark/>
-          </w:tcPr>
-          <w:p>
-            <w:pPr>
-              <w:rPr>
-                <w:rFonts w:ascii="Times New Roman" w:eastAsia="Times New Roman" w:hAnsi="Times New Roman" w:cs="Times New Roman"/>
-                <w:b w:val="0"/>
-                <w:bCs w:val="0"/>
-                <w:kern w:val="0"/>
-                <w:lang w:eastAsia="en-GB"/>
-                <w14:ligatures w14:val="none"/>
-              </w:rPr>
-            </w:pPr>
-            <w:r>
-              <w:rPr>
-                <w:rFonts w:ascii="Times New Roman" w:eastAsia="Times New Roman" w:hAnsi="Times New Roman" w:cs="Times New Roman"/>
-                <w:b w:val="0"/>
-                <w:bCs w:val="0"/>
-                <w:kern w:val="0"/>
-                <w:lang w:eastAsia="en-GB"/>
-                <w14:ligatures w14:val="none"/>
-              </w:rPr>
-              <w:lastRenderedPageBreak/>
-              <w:t>16. Design of safeguard information systems</w:t>
-            </w:r>
-          </w:p>
-        </w:tc>
-        <w:tc>
-          <w:tcPr>
-            <w:tcW w:w="1110" w:type="dxa"/>
-            <w:hideMark/>
-          </w:tcPr>
-          <w:p>
-            <w:pPr>
-              <w:cnfStyle w:val="000000000000" w:firstRow="0" w:lastRow="0" w:firstColumn="0" w:lastColumn="0" w:oddVBand="0" w:evenVBand="0" w:oddHBand="0" w:evenHBand="0" w:firstRowFirstColumn="0" w:firstRowLastColumn="0" w:lastRowFirstColumn="0" w:lastRowLastColumn="0"/>
-              <w:rPr>
-                <w:rFonts w:ascii="Times New Roman" w:eastAsia="Times New Roman" w:hAnsi="Times New Roman" w:cs="Times New Roman"/>
-                <w:kern w:val="0"/>
-                <w:lang w:eastAsia="en-GB"/>
-                <w14:ligatures w14:val="none"/>
-              </w:rPr>
-            </w:pPr>
-            <w:r>
-              <w:rPr>
-                <w:rFonts w:ascii="Times New Roman" w:eastAsia="Times New Roman" w:hAnsi="Times New Roman" w:cs="Times New Roman"/>
-                <w:kern w:val="0"/>
-                <w:lang w:eastAsia="en-GB"/>
-                <w14:ligatures w14:val="none"/>
-              </w:rPr>
-              <w:t>NO</w:t>
-            </w:r>
-          </w:p>
-        </w:tc>
-        <w:tc>
-          <w:tcPr>
-            <w:tcW w:w="1790" w:type="dxa"/>
-            <w:hideMark/>
-          </w:tcPr>
-          <w:p>
-            <w:pPr>
-              <w:cnfStyle w:val="000000000000" w:firstRow="0" w:lastRow="0" w:firstColumn="0" w:lastColumn="0" w:oddVBand="0" w:evenVBand="0" w:oddHBand="0" w:evenHBand="0" w:firstRowFirstColumn="0" w:firstRowLastColumn="0" w:lastRowFirstColumn="0" w:lastRowLastColumn="0"/>
-              <w:rPr>
-                <w:rFonts w:ascii="Times New Roman" w:eastAsia="Times New Roman" w:hAnsi="Times New Roman" w:cs="Times New Roman"/>
-                <w:kern w:val="0"/>
-                <w:sz w:val="20"/>
-                <w:szCs w:val="20"/>
-                <w:lang w:eastAsia="en-GB"/>
-                <w14:ligatures w14:val="none"/>
-              </w:rPr>
-            </w:pPr>
-          </w:p>
-        </w:tc>
-        <w:tc>
-          <w:tcPr>
-            <w:tcW w:w="5768" w:type="dxa"/>
-            <w:hideMark/>
-          </w:tcPr>
-          <w:p>
-            <w:pPr>
-              <w:cnfStyle w:val="000000000000" w:firstRow="0" w:lastRow="0" w:firstColumn="0" w:lastColumn="0" w:oddVBand="0" w:evenVBand="0" w:oddHBand="0" w:evenHBand="0" w:firstRowFirstColumn="0" w:firstRowLastColumn="0" w:lastRowFirstColumn="0" w:lastRowLastColumn="0"/>
-              <w:rPr>
-                <w:rFonts w:ascii="Times New Roman" w:eastAsia="Times New Roman" w:hAnsi="Times New Roman" w:cs="Times New Roman"/>
-                <w:kern w:val="0"/>
-                <w:sz w:val="20"/>
-                <w:szCs w:val="20"/>
-                <w:lang w:eastAsia="en-GB"/>
-                <w14:ligatures w14:val="none"/>
-              </w:rPr>
-            </w:pPr>
-          </w:p>
-        </w:tc>
-      </w:tr>
-      <w:tr>
-        <w:tc>
-          <w:tcPr>
-            <w:cnfStyle w:val="001000000000" w:firstRow="0" w:lastRow="0" w:firstColumn="1" w:lastColumn="0" w:oddVBand="0" w:evenVBand="0" w:oddHBand="0" w:evenHBand="0" w:firstRowFirstColumn="0" w:firstRowLastColumn="0" w:lastRowFirstColumn="0" w:lastRowLastColumn="0"/>
-            <w:tcW w:w="5282" w:type="dxa"/>
-            <w:hideMark/>
-          </w:tcPr>
-          <w:p>
-            <w:pPr>
-              <w:rPr>
-                <w:rFonts w:ascii="Times New Roman" w:eastAsia="Times New Roman" w:hAnsi="Times New Roman" w:cs="Times New Roman"/>
-                <w:b w:val="0"/>
-                <w:bCs w:val="0"/>
-                <w:kern w:val="0"/>
-                <w:lang w:eastAsia="en-GB"/>
-                <w14:ligatures w14:val="none"/>
-              </w:rPr>
-            </w:pPr>
-            <w:r>
-              <w:rPr>
-                <w:rFonts w:ascii="Times New Roman" w:eastAsia="Times New Roman" w:hAnsi="Times New Roman" w:cs="Times New Roman"/>
-                <w:b w:val="0"/>
-                <w:bCs w:val="0"/>
-                <w:kern w:val="0"/>
-                <w:lang w:eastAsia="en-GB"/>
-                <w14:ligatures w14:val="none"/>
-              </w:rPr>
-              <w:t>17. Design of stakeholder engagement strategies, including Free Prior and Informed Consent (FPIC)</w:t>
-            </w:r>
-          </w:p>
-        </w:tc>
-        <w:tc>
-          <w:tcPr>
-            <w:tcW w:w="1110" w:type="dxa"/>
-            <w:hideMark/>
-          </w:tcPr>
-          <w:p>
-            <w:pPr>
-              <w:cnfStyle w:val="000000000000" w:firstRow="0" w:lastRow="0" w:firstColumn="0" w:lastColumn="0" w:oddVBand="0" w:evenVBand="0" w:oddHBand="0" w:evenHBand="0" w:firstRowFirstColumn="0" w:firstRowLastColumn="0" w:lastRowFirstColumn="0" w:lastRowLastColumn="0"/>
-              <w:rPr>
-                <w:rFonts w:ascii="Times New Roman" w:eastAsia="Times New Roman" w:hAnsi="Times New Roman" w:cs="Times New Roman"/>
-                <w:kern w:val="0"/>
-                <w:lang w:eastAsia="en-GB"/>
-                <w14:ligatures w14:val="none"/>
-              </w:rPr>
-            </w:pPr>
-            <w:r>
-              <w:rPr>
-                <w:rFonts w:ascii="Times New Roman" w:eastAsia="Times New Roman" w:hAnsi="Times New Roman" w:cs="Times New Roman"/>
-                <w:kern w:val="0"/>
-                <w:lang w:eastAsia="en-GB"/>
-                <w14:ligatures w14:val="none"/>
-              </w:rPr>
-              <w:t>YES</w:t>
-            </w:r>
-          </w:p>
-        </w:tc>
-        <w:tc>
-          <w:tcPr>
-            <w:tcW w:w="1790" w:type="dxa"/>
-            <w:hideMark/>
-          </w:tcPr>
-          <w:p>
-            <w:pPr>
-              <w:cnfStyle w:val="000000000000" w:firstRow="0" w:lastRow="0" w:firstColumn="0" w:lastColumn="0" w:oddVBand="0" w:evenVBand="0" w:oddHBand="0" w:evenHBand="0" w:firstRowFirstColumn="0" w:firstRowLastColumn="0" w:lastRowFirstColumn="0" w:lastRowLastColumn="0"/>
-              <w:rPr>
-                <w:rFonts w:ascii="Times New Roman" w:eastAsia="Times New Roman" w:hAnsi="Times New Roman" w:cs="Times New Roman"/>
-                <w:kern w:val="0"/>
-                <w:sz w:val="20"/>
-                <w:szCs w:val="20"/>
-                <w:lang w:eastAsia="en-GB"/>
-                <w14:ligatures w14:val="none"/>
-              </w:rPr>
-            </w:pPr>
-            <w:r>
-              <w:rPr>
-                <w:rFonts w:ascii="Times New Roman" w:eastAsia="Times New Roman" w:hAnsi="Times New Roman" w:cs="Times New Roman"/>
-                <w:kern w:val="0"/>
-                <w:sz w:val="20"/>
-                <w:szCs w:val="20"/>
-                <w:lang w:eastAsia="en-GB"/>
-                <w14:ligatures w14:val="none"/>
-              </w:rPr>
-              <w:t>2</w:t>
-            </w:r>
-          </w:p>
-        </w:tc>
-        <w:tc>
-          <w:tcPr>
-            <w:tcW w:w="5768" w:type="dxa"/>
-            <w:hideMark/>
-          </w:tcPr>
-          <w:p>
-            <w:pPr>
-              <w:cnfStyle w:val="000000000000" w:firstRow="0" w:lastRow="0" w:firstColumn="0" w:lastColumn="0" w:oddVBand="0" w:evenVBand="0" w:oddHBand="0" w:evenHBand="0" w:firstRowFirstColumn="0" w:firstRowLastColumn="0" w:lastRowFirstColumn="0" w:lastRowLastColumn="0"/>
-              <w:rPr>
-                <w:rFonts w:ascii="Times New Roman" w:eastAsia="Times New Roman" w:hAnsi="Times New Roman" w:cs="Times New Roman"/>
-                <w:kern w:val="0"/>
-                <w:sz w:val="20"/>
-                <w:szCs w:val="20"/>
-                <w:lang w:eastAsia="en-GB"/>
-                <w14:ligatures w14:val="none"/>
-              </w:rPr>
-            </w:pPr>
-            <w:r>
-              <w:rPr>
-                <w:rFonts w:ascii="Times New Roman" w:eastAsia="Times New Roman" w:hAnsi="Times New Roman" w:cs="Times New Roman"/>
-                <w:b/>
-                <w:bCs/>
-                <w:kern w:val="0"/>
-                <w:sz w:val="20"/>
-                <w:szCs w:val="20"/>
-                <w:lang w:eastAsia="en-GB"/>
-                <w14:ligatures w14:val="none"/>
-              </w:rPr>
-              <w:t>Contributions</w:t>
-            </w:r>
-            <w:r>
-              <w:rPr>
-                <w:rFonts w:ascii="Times New Roman" w:eastAsia="Times New Roman" w:hAnsi="Times New Roman" w:cs="Times New Roman"/>
-                <w:kern w:val="0"/>
-                <w:sz w:val="20"/>
-                <w:szCs w:val="20"/>
-                <w:lang w:eastAsia="en-GB"/>
-                <w14:ligatures w14:val="none"/>
-              </w:rPr>
-              <w:t>:</w:t>
-            </w:r>
-          </w:p>
-          <w:p>
-            <w:pPr>
-              <w:cnfStyle w:val="000000000000" w:firstRow="0" w:lastRow="0" w:firstColumn="0" w:lastColumn="0" w:oddVBand="0" w:evenVBand="0" w:oddHBand="0" w:evenHBand="0" w:firstRowFirstColumn="0" w:firstRowLastColumn="0" w:lastRowFirstColumn="0" w:lastRowLastColumn="0"/>
-              <w:rPr>
-                <w:rFonts w:ascii="Times New Roman" w:eastAsia="Times New Roman" w:hAnsi="Times New Roman" w:cs="Times New Roman"/>
-                <w:kern w:val="0"/>
-                <w:sz w:val="20"/>
-                <w:szCs w:val="20"/>
-                <w:lang w:eastAsia="en-GB"/>
-                <w14:ligatures w14:val="none"/>
-              </w:rPr>
-            </w:pPr>
-            <w:r>
-              <w:rPr>
-                <w:rFonts w:ascii="Times New Roman" w:eastAsia="Times New Roman" w:hAnsi="Times New Roman" w:cs="Times New Roman"/>
-                <w:kern w:val="0"/>
-                <w:sz w:val="20"/>
-                <w:szCs w:val="20"/>
-                <w:lang w:eastAsia="en-GB"/>
-                <w14:ligatures w14:val="none"/>
-              </w:rPr>
-              <w:t>South Pole (2021–2023): Participated in indicator selection, monitoring strategy design, and documentation to report on safeguard implementation under CCB and VCS.</w:t>
-            </w:r>
-          </w:p>
-          <w:p>
-            <w:pPr>
-              <w:cnfStyle w:val="000000000000" w:firstRow="0" w:lastRow="0" w:firstColumn="0" w:lastColumn="0" w:oddVBand="0" w:evenVBand="0" w:oddHBand="0" w:evenHBand="0" w:firstRowFirstColumn="0" w:firstRowLastColumn="0" w:lastRowFirstColumn="0" w:lastRowLastColumn="0"/>
-              <w:rPr>
-                <w:rFonts w:ascii="Times New Roman" w:eastAsia="Times New Roman" w:hAnsi="Times New Roman" w:cs="Times New Roman"/>
-                <w:kern w:val="0"/>
-                <w:sz w:val="20"/>
-                <w:szCs w:val="20"/>
-                <w:lang w:eastAsia="en-GB"/>
-                <w14:ligatures w14:val="none"/>
-              </w:rPr>
-            </w:pPr>
-          </w:p>
-          <w:p>
-            <w:pPr>
-              <w:cnfStyle w:val="000000000000" w:firstRow="0" w:lastRow="0" w:firstColumn="0" w:lastColumn="0" w:oddVBand="0" w:evenVBand="0" w:oddHBand="0" w:evenHBand="0" w:firstRowFirstColumn="0" w:firstRowLastColumn="0" w:lastRowFirstColumn="0" w:lastRowLastColumn="0"/>
-              <w:rPr>
-                <w:rFonts w:ascii="Times New Roman" w:eastAsia="Times New Roman" w:hAnsi="Times New Roman" w:cs="Times New Roman"/>
-                <w:kern w:val="0"/>
-                <w:sz w:val="20"/>
-                <w:szCs w:val="20"/>
-                <w:lang w:eastAsia="en-GB"/>
-                <w14:ligatures w14:val="none"/>
-              </w:rPr>
-            </w:pPr>
-            <w:r>
-              <w:rPr>
-                <w:rFonts w:ascii="Times New Roman" w:eastAsia="Times New Roman" w:hAnsi="Times New Roman" w:cs="Times New Roman"/>
-                <w:kern w:val="0"/>
-                <w:sz w:val="20"/>
-                <w:szCs w:val="20"/>
-                <w:lang w:eastAsia="en-GB"/>
-                <w14:ligatures w14:val="none"/>
-              </w:rPr>
-              <w:t>Designed and facilitated community-led stakeholder consultations in Colombia.</w:t>
-            </w:r>
-          </w:p>
-        </w:tc>
-      </w:tr>
-      <w:tr>
-        <w:tc>
-          <w:tcPr>
-            <w:cnfStyle w:val="001000000000" w:firstRow="0" w:lastRow="0" w:firstColumn="1" w:lastColumn="0" w:oddVBand="0" w:evenVBand="0" w:oddHBand="0" w:evenHBand="0" w:firstRowFirstColumn="0" w:firstRowLastColumn="0" w:lastRowFirstColumn="0" w:lastRowLastColumn="0"/>
-            <w:tcW w:w="5282" w:type="dxa"/>
-            <w:hideMark/>
-          </w:tcPr>
-          <w:p>
-            <w:pPr>
-              <w:rPr>
-                <w:rFonts w:ascii="Times New Roman" w:eastAsia="Times New Roman" w:hAnsi="Times New Roman" w:cs="Times New Roman"/>
-                <w:b w:val="0"/>
-                <w:bCs w:val="0"/>
-                <w:kern w:val="0"/>
-                <w:lang w:eastAsia="en-GB"/>
-                <w14:ligatures w14:val="none"/>
-              </w:rPr>
-            </w:pPr>
-            <w:r>
-              <w:rPr>
-                <w:rFonts w:ascii="Times New Roman" w:eastAsia="Times New Roman" w:hAnsi="Times New Roman" w:cs="Times New Roman"/>
-                <w:b w:val="0"/>
-                <w:bCs w:val="0"/>
-                <w:kern w:val="0"/>
-                <w:lang w:eastAsia="en-GB"/>
-                <w14:ligatures w14:val="none"/>
-              </w:rPr>
-              <w:t>18. Set-up of grievance redress mechanisms</w:t>
-            </w:r>
-          </w:p>
-        </w:tc>
-        <w:tc>
-          <w:tcPr>
-            <w:tcW w:w="1110" w:type="dxa"/>
-            <w:hideMark/>
-          </w:tcPr>
-          <w:p>
-            <w:pPr>
-              <w:cnfStyle w:val="000000000000" w:firstRow="0" w:lastRow="0" w:firstColumn="0" w:lastColumn="0" w:oddVBand="0" w:evenVBand="0" w:oddHBand="0" w:evenHBand="0" w:firstRowFirstColumn="0" w:firstRowLastColumn="0" w:lastRowFirstColumn="0" w:lastRowLastColumn="0"/>
-              <w:rPr>
-                <w:rFonts w:ascii="Times New Roman" w:eastAsia="Times New Roman" w:hAnsi="Times New Roman" w:cs="Times New Roman"/>
-                <w:kern w:val="0"/>
-                <w:lang w:eastAsia="en-GB"/>
-                <w14:ligatures w14:val="none"/>
-              </w:rPr>
-            </w:pPr>
-            <w:r>
-              <w:rPr>
-                <w:rFonts w:ascii="Times New Roman" w:eastAsia="Times New Roman" w:hAnsi="Times New Roman" w:cs="Times New Roman"/>
-                <w:kern w:val="0"/>
-                <w:lang w:eastAsia="en-GB"/>
-                <w14:ligatures w14:val="none"/>
-              </w:rPr>
-              <w:t>YES</w:t>
-            </w:r>
-          </w:p>
-        </w:tc>
-        <w:tc>
-          <w:tcPr>
-            <w:tcW w:w="1790" w:type="dxa"/>
-            <w:hideMark/>
-          </w:tcPr>
-          <w:p>
-            <w:pPr>
-              <w:cnfStyle w:val="000000000000" w:firstRow="0" w:lastRow="0" w:firstColumn="0" w:lastColumn="0" w:oddVBand="0" w:evenVBand="0" w:oddHBand="0" w:evenHBand="0" w:firstRowFirstColumn="0" w:firstRowLastColumn="0" w:lastRowFirstColumn="0" w:lastRowLastColumn="0"/>
-              <w:rPr>
-                <w:rFonts w:ascii="Times New Roman" w:eastAsia="Times New Roman" w:hAnsi="Times New Roman" w:cs="Times New Roman"/>
-                <w:kern w:val="0"/>
-                <w:sz w:val="20"/>
-                <w:szCs w:val="20"/>
-                <w:lang w:eastAsia="en-GB"/>
-                <w14:ligatures w14:val="none"/>
-              </w:rPr>
-            </w:pPr>
-            <w:r>
-              <w:rPr>
-                <w:rFonts w:ascii="Times New Roman" w:eastAsia="Times New Roman" w:hAnsi="Times New Roman" w:cs="Times New Roman"/>
-                <w:kern w:val="0"/>
-                <w:sz w:val="20"/>
-                <w:szCs w:val="20"/>
-                <w:lang w:eastAsia="en-GB"/>
-                <w14:ligatures w14:val="none"/>
-              </w:rPr>
-              <w:t>2</w:t>
-            </w:r>
-          </w:p>
-        </w:tc>
-        <w:tc>
-          <w:tcPr>
-            <w:tcW w:w="5768" w:type="dxa"/>
-            <w:hideMark/>
-          </w:tcPr>
-          <w:p>
-            <w:pPr>
-              <w:cnfStyle w:val="000000000000" w:firstRow="0" w:lastRow="0" w:firstColumn="0" w:lastColumn="0" w:oddVBand="0" w:evenVBand="0" w:oddHBand="0" w:evenHBand="0" w:firstRowFirstColumn="0" w:firstRowLastColumn="0" w:lastRowFirstColumn="0" w:lastRowLastColumn="0"/>
-              <w:rPr>
-                <w:rFonts w:ascii="Times New Roman" w:eastAsia="Times New Roman" w:hAnsi="Times New Roman" w:cs="Times New Roman"/>
-                <w:kern w:val="0"/>
-                <w:sz w:val="20"/>
-                <w:szCs w:val="20"/>
-                <w:lang w:eastAsia="en-GB"/>
-                <w14:ligatures w14:val="none"/>
-              </w:rPr>
-            </w:pPr>
-            <w:r>
-              <w:rPr>
-                <w:rFonts w:ascii="Times New Roman" w:eastAsia="Times New Roman" w:hAnsi="Times New Roman" w:cs="Times New Roman"/>
-                <w:b/>
-                <w:bCs/>
-                <w:kern w:val="0"/>
-                <w:sz w:val="20"/>
-                <w:szCs w:val="20"/>
-                <w:lang w:eastAsia="en-GB"/>
-                <w14:ligatures w14:val="none"/>
-              </w:rPr>
-              <w:t>Contributions</w:t>
-            </w:r>
           </w:p>
           <w:p>
             <w:pPr>
@@ -5493,461 +4662,17 @@
                 <w14:ligatures w14:val="none"/>
               </w:rPr>
             </w:pPr>
-            <w:proofErr w:type="spellStart"/>
-            <w:r>
-              <w:rPr>
-                <w:rFonts w:ascii="Times New Roman" w:eastAsia="Times New Roman" w:hAnsi="Times New Roman" w:cs="Times New Roman"/>
-                <w:kern w:val="0"/>
-                <w:sz w:val="20"/>
-                <w:szCs w:val="20"/>
-                <w:lang w:eastAsia="en-GB"/>
-                <w14:ligatures w14:val="none"/>
-              </w:rPr>
-              <w:t>BirdLife</w:t>
-            </w:r>
-            <w:proofErr w:type="spellEnd"/>
-            <w:r>
-              <w:rPr>
-                <w:rFonts w:ascii="Times New Roman" w:eastAsia="Times New Roman" w:hAnsi="Times New Roman" w:cs="Times New Roman"/>
-                <w:kern w:val="0"/>
-                <w:sz w:val="20"/>
-                <w:szCs w:val="20"/>
-                <w:lang w:eastAsia="en-GB"/>
-                <w14:ligatures w14:val="none"/>
-              </w:rPr>
-              <w:t xml:space="preserve"> International (2023): Supported validation of culturally adapted grievance pathways in Cambodia’s REDD+ documentation.</w:t>
-            </w:r>
-          </w:p>
-        </w:tc>
-      </w:tr>
-      <w:tr>
-        <w:tc>
-          <w:tcPr>
-            <w:cnfStyle w:val="001000000000" w:firstRow="0" w:lastRow="0" w:firstColumn="1" w:lastColumn="0" w:oddVBand="0" w:evenVBand="0" w:oddHBand="0" w:evenHBand="0" w:firstRowFirstColumn="0" w:firstRowLastColumn="0" w:lastRowFirstColumn="0" w:lastRowLastColumn="0"/>
-            <w:tcW w:w="5282" w:type="dxa"/>
-            <w:hideMark/>
-          </w:tcPr>
-          <w:p>
-            <w:pPr>
-              <w:rPr>
-                <w:rFonts w:ascii="Times New Roman" w:eastAsia="Times New Roman" w:hAnsi="Times New Roman" w:cs="Times New Roman"/>
-                <w:kern w:val="0"/>
-                <w:lang w:eastAsia="en-GB"/>
-                <w14:ligatures w14:val="none"/>
-              </w:rPr>
-            </w:pPr>
-            <w:r>
-              <w:rPr>
-                <w:rFonts w:ascii="Times New Roman" w:eastAsia="Times New Roman" w:hAnsi="Times New Roman" w:cs="Times New Roman"/>
-                <w:kern w:val="0"/>
-                <w:lang w:eastAsia="en-GB"/>
-                <w14:ligatures w14:val="none"/>
-              </w:rPr>
-              <w:t>Additional Areas of Expertise</w:t>
-            </w:r>
-          </w:p>
-        </w:tc>
-        <w:tc>
-          <w:tcPr>
-            <w:tcW w:w="1110" w:type="dxa"/>
-            <w:hideMark/>
-          </w:tcPr>
-          <w:p>
-            <w:pPr>
-              <w:cnfStyle w:val="000000000000" w:firstRow="0" w:lastRow="0" w:firstColumn="0" w:lastColumn="0" w:oddVBand="0" w:evenVBand="0" w:oddHBand="0" w:evenHBand="0" w:firstRowFirstColumn="0" w:firstRowLastColumn="0" w:lastRowFirstColumn="0" w:lastRowLastColumn="0"/>
-              <w:rPr>
-                <w:rFonts w:ascii="Times New Roman" w:eastAsia="Times New Roman" w:hAnsi="Times New Roman" w:cs="Times New Roman"/>
-                <w:kern w:val="0"/>
-                <w:lang w:eastAsia="en-GB"/>
-                <w14:ligatures w14:val="none"/>
-              </w:rPr>
-            </w:pPr>
-          </w:p>
-        </w:tc>
-        <w:tc>
-          <w:tcPr>
-            <w:tcW w:w="1790" w:type="dxa"/>
-            <w:hideMark/>
-          </w:tcPr>
-          <w:p>
-            <w:pPr>
-              <w:cnfStyle w:val="000000000000" w:firstRow="0" w:lastRow="0" w:firstColumn="0" w:lastColumn="0" w:oddVBand="0" w:evenVBand="0" w:oddHBand="0" w:evenHBand="0" w:firstRowFirstColumn="0" w:firstRowLastColumn="0" w:lastRowFirstColumn="0" w:lastRowLastColumn="0"/>
-              <w:rPr>
-                <w:rFonts w:ascii="Times New Roman" w:eastAsia="Times New Roman" w:hAnsi="Times New Roman" w:cs="Times New Roman"/>
-                <w:kern w:val="0"/>
-                <w:sz w:val="20"/>
-                <w:szCs w:val="20"/>
-                <w:lang w:eastAsia="en-GB"/>
-                <w14:ligatures w14:val="none"/>
-              </w:rPr>
-            </w:pPr>
-          </w:p>
-        </w:tc>
-        <w:tc>
-          <w:tcPr>
-            <w:tcW w:w="5768" w:type="dxa"/>
-            <w:hideMark/>
-          </w:tcPr>
-          <w:p>
-            <w:pPr>
-              <w:cnfStyle w:val="000000000000" w:firstRow="0" w:lastRow="0" w:firstColumn="0" w:lastColumn="0" w:oddVBand="0" w:evenVBand="0" w:oddHBand="0" w:evenHBand="0" w:firstRowFirstColumn="0" w:firstRowLastColumn="0" w:lastRowFirstColumn="0" w:lastRowLastColumn="0"/>
-              <w:rPr>
-                <w:rFonts w:ascii="Times New Roman" w:eastAsia="Times New Roman" w:hAnsi="Times New Roman" w:cs="Times New Roman"/>
-                <w:kern w:val="0"/>
-                <w:sz w:val="20"/>
-                <w:szCs w:val="20"/>
-                <w:lang w:eastAsia="en-GB"/>
-                <w14:ligatures w14:val="none"/>
-              </w:rPr>
-            </w:pPr>
-          </w:p>
-        </w:tc>
-      </w:tr>
-      <w:tr>
-        <w:tc>
-          <w:tcPr>
-            <w:cnfStyle w:val="001000000000" w:firstRow="0" w:lastRow="0" w:firstColumn="1" w:lastColumn="0" w:oddVBand="0" w:evenVBand="0" w:oddHBand="0" w:evenHBand="0" w:firstRowFirstColumn="0" w:firstRowLastColumn="0" w:lastRowFirstColumn="0" w:lastRowLastColumn="0"/>
-            <w:tcW w:w="5282" w:type="dxa"/>
-            <w:hideMark/>
-          </w:tcPr>
-          <w:p>
-            <w:pPr>
-              <w:rPr>
-                <w:rFonts w:ascii="Times New Roman" w:eastAsia="Times New Roman" w:hAnsi="Times New Roman" w:cs="Times New Roman"/>
-                <w:b w:val="0"/>
-                <w:bCs w:val="0"/>
-                <w:kern w:val="0"/>
-                <w:lang w:eastAsia="en-GB"/>
-                <w14:ligatures w14:val="none"/>
-              </w:rPr>
-            </w:pPr>
-            <w:r>
-              <w:rPr>
-                <w:rFonts w:ascii="Times New Roman" w:eastAsia="Times New Roman" w:hAnsi="Times New Roman" w:cs="Times New Roman"/>
-                <w:b w:val="0"/>
-                <w:bCs w:val="0"/>
-                <w:kern w:val="0"/>
-                <w:lang w:eastAsia="en-GB"/>
-                <w14:ligatures w14:val="none"/>
-              </w:rPr>
-              <w:t>19. Conflict Sensitivity and Fragility Assessments</w:t>
-            </w:r>
-          </w:p>
-        </w:tc>
-        <w:tc>
-          <w:tcPr>
-            <w:tcW w:w="1110" w:type="dxa"/>
-            <w:hideMark/>
-          </w:tcPr>
-          <w:p>
-            <w:pPr>
-              <w:cnfStyle w:val="000000000000" w:firstRow="0" w:lastRow="0" w:firstColumn="0" w:lastColumn="0" w:oddVBand="0" w:evenVBand="0" w:oddHBand="0" w:evenHBand="0" w:firstRowFirstColumn="0" w:firstRowLastColumn="0" w:lastRowFirstColumn="0" w:lastRowLastColumn="0"/>
-              <w:rPr>
-                <w:rFonts w:ascii="Times New Roman" w:eastAsia="Times New Roman" w:hAnsi="Times New Roman" w:cs="Times New Roman"/>
-                <w:kern w:val="0"/>
-                <w:lang w:eastAsia="en-GB"/>
-                <w14:ligatures w14:val="none"/>
-              </w:rPr>
-            </w:pPr>
-          </w:p>
-        </w:tc>
-        <w:tc>
-          <w:tcPr>
-            <w:tcW w:w="1790" w:type="dxa"/>
-            <w:hideMark/>
-          </w:tcPr>
-          <w:p>
-            <w:pPr>
-              <w:cnfStyle w:val="000000000000" w:firstRow="0" w:lastRow="0" w:firstColumn="0" w:lastColumn="0" w:oddVBand="0" w:evenVBand="0" w:oddHBand="0" w:evenHBand="0" w:firstRowFirstColumn="0" w:firstRowLastColumn="0" w:lastRowFirstColumn="0" w:lastRowLastColumn="0"/>
-              <w:rPr>
-                <w:rFonts w:ascii="Times New Roman" w:eastAsia="Times New Roman" w:hAnsi="Times New Roman" w:cs="Times New Roman"/>
-                <w:kern w:val="0"/>
-                <w:sz w:val="20"/>
-                <w:szCs w:val="20"/>
-                <w:lang w:eastAsia="en-GB"/>
-                <w14:ligatures w14:val="none"/>
-              </w:rPr>
-            </w:pPr>
-          </w:p>
-        </w:tc>
-        <w:tc>
-          <w:tcPr>
-            <w:tcW w:w="5768" w:type="dxa"/>
-            <w:hideMark/>
-          </w:tcPr>
-          <w:p>
-            <w:pPr>
-              <w:cnfStyle w:val="000000000000" w:firstRow="0" w:lastRow="0" w:firstColumn="0" w:lastColumn="0" w:oddVBand="0" w:evenVBand="0" w:oddHBand="0" w:evenHBand="0" w:firstRowFirstColumn="0" w:firstRowLastColumn="0" w:lastRowFirstColumn="0" w:lastRowLastColumn="0"/>
-              <w:rPr>
-                <w:rFonts w:ascii="Times New Roman" w:eastAsia="Times New Roman" w:hAnsi="Times New Roman" w:cs="Times New Roman"/>
-                <w:kern w:val="0"/>
-                <w:sz w:val="20"/>
-                <w:szCs w:val="20"/>
-                <w:lang w:eastAsia="en-GB"/>
-                <w14:ligatures w14:val="none"/>
-              </w:rPr>
-            </w:pPr>
-          </w:p>
-        </w:tc>
-      </w:tr>
-      <w:tr>
-        <w:tc>
-          <w:tcPr>
-            <w:cnfStyle w:val="001000000000" w:firstRow="0" w:lastRow="0" w:firstColumn="1" w:lastColumn="0" w:oddVBand="0" w:evenVBand="0" w:oddHBand="0" w:evenHBand="0" w:firstRowFirstColumn="0" w:firstRowLastColumn="0" w:lastRowFirstColumn="0" w:lastRowLastColumn="0"/>
-            <w:tcW w:w="5282" w:type="dxa"/>
-            <w:hideMark/>
-          </w:tcPr>
-          <w:p>
-            <w:pPr>
-              <w:rPr>
-                <w:rFonts w:ascii="Times New Roman" w:eastAsia="Times New Roman" w:hAnsi="Times New Roman" w:cs="Times New Roman"/>
-                <w:b w:val="0"/>
-                <w:bCs w:val="0"/>
-                <w:kern w:val="0"/>
-                <w:lang w:eastAsia="en-GB"/>
-                <w14:ligatures w14:val="none"/>
-              </w:rPr>
-            </w:pPr>
-            <w:r>
-              <w:rPr>
-                <w:rFonts w:ascii="Times New Roman" w:eastAsia="Times New Roman" w:hAnsi="Times New Roman" w:cs="Times New Roman"/>
-                <w:b w:val="0"/>
-                <w:bCs w:val="0"/>
-                <w:kern w:val="0"/>
-                <w:lang w:eastAsia="en-GB"/>
-                <w14:ligatures w14:val="none"/>
-              </w:rPr>
-              <w:t>20. Early Warning Systems</w:t>
-            </w:r>
-          </w:p>
-        </w:tc>
-        <w:tc>
-          <w:tcPr>
-            <w:tcW w:w="1110" w:type="dxa"/>
-            <w:hideMark/>
-          </w:tcPr>
-          <w:p>
-            <w:pPr>
-              <w:cnfStyle w:val="000000000000" w:firstRow="0" w:lastRow="0" w:firstColumn="0" w:lastColumn="0" w:oddVBand="0" w:evenVBand="0" w:oddHBand="0" w:evenHBand="0" w:firstRowFirstColumn="0" w:firstRowLastColumn="0" w:lastRowFirstColumn="0" w:lastRowLastColumn="0"/>
-              <w:rPr>
-                <w:rFonts w:ascii="Times New Roman" w:eastAsia="Times New Roman" w:hAnsi="Times New Roman" w:cs="Times New Roman"/>
-                <w:kern w:val="0"/>
-                <w:lang w:eastAsia="en-GB"/>
-                <w14:ligatures w14:val="none"/>
-              </w:rPr>
-            </w:pPr>
-          </w:p>
-        </w:tc>
-        <w:tc>
-          <w:tcPr>
-            <w:tcW w:w="1790" w:type="dxa"/>
-            <w:hideMark/>
-          </w:tcPr>
-          <w:p>
-            <w:pPr>
-              <w:cnfStyle w:val="000000000000" w:firstRow="0" w:lastRow="0" w:firstColumn="0" w:lastColumn="0" w:oddVBand="0" w:evenVBand="0" w:oddHBand="0" w:evenHBand="0" w:firstRowFirstColumn="0" w:firstRowLastColumn="0" w:lastRowFirstColumn="0" w:lastRowLastColumn="0"/>
-              <w:rPr>
-                <w:rFonts w:ascii="Times New Roman" w:eastAsia="Times New Roman" w:hAnsi="Times New Roman" w:cs="Times New Roman"/>
-                <w:kern w:val="0"/>
-                <w:sz w:val="20"/>
-                <w:szCs w:val="20"/>
-                <w:lang w:eastAsia="en-GB"/>
-                <w14:ligatures w14:val="none"/>
-              </w:rPr>
-            </w:pPr>
-          </w:p>
-        </w:tc>
-        <w:tc>
-          <w:tcPr>
-            <w:tcW w:w="5768" w:type="dxa"/>
-            <w:hideMark/>
-          </w:tcPr>
-          <w:p>
-            <w:pPr>
-              <w:cnfStyle w:val="000000000000" w:firstRow="0" w:lastRow="0" w:firstColumn="0" w:lastColumn="0" w:oddVBand="0" w:evenVBand="0" w:oddHBand="0" w:evenHBand="0" w:firstRowFirstColumn="0" w:firstRowLastColumn="0" w:lastRowFirstColumn="0" w:lastRowLastColumn="0"/>
-              <w:rPr>
-                <w:rFonts w:ascii="Times New Roman" w:eastAsia="Times New Roman" w:hAnsi="Times New Roman" w:cs="Times New Roman"/>
-                <w:kern w:val="0"/>
-                <w:sz w:val="20"/>
-                <w:szCs w:val="20"/>
-                <w:lang w:eastAsia="en-GB"/>
-                <w14:ligatures w14:val="none"/>
-              </w:rPr>
-            </w:pPr>
-          </w:p>
-        </w:tc>
-      </w:tr>
-      <w:tr>
-        <w:tc>
-          <w:tcPr>
-            <w:cnfStyle w:val="001000000000" w:firstRow="0" w:lastRow="0" w:firstColumn="1" w:lastColumn="0" w:oddVBand="0" w:evenVBand="0" w:oddHBand="0" w:evenHBand="0" w:firstRowFirstColumn="0" w:firstRowLastColumn="0" w:lastRowFirstColumn="0" w:lastRowLastColumn="0"/>
-            <w:tcW w:w="5282" w:type="dxa"/>
-            <w:hideMark/>
-          </w:tcPr>
-          <w:p>
-            <w:pPr>
-              <w:rPr>
-                <w:rFonts w:ascii="Times New Roman" w:eastAsia="Times New Roman" w:hAnsi="Times New Roman" w:cs="Times New Roman"/>
-                <w:b w:val="0"/>
-                <w:bCs w:val="0"/>
-                <w:kern w:val="0"/>
-                <w:lang w:eastAsia="en-GB"/>
-                <w14:ligatures w14:val="none"/>
-              </w:rPr>
-            </w:pPr>
-            <w:r>
-              <w:rPr>
-                <w:rFonts w:ascii="Times New Roman" w:eastAsia="Times New Roman" w:hAnsi="Times New Roman" w:cs="Times New Roman"/>
-                <w:b w:val="0"/>
-                <w:bCs w:val="0"/>
-                <w:kern w:val="0"/>
-                <w:lang w:eastAsia="en-GB"/>
-                <w14:ligatures w14:val="none"/>
-              </w:rPr>
-              <w:t>21. Disaster Risk Reduction and Resilience Building</w:t>
-            </w:r>
-          </w:p>
-        </w:tc>
-        <w:tc>
-          <w:tcPr>
-            <w:tcW w:w="1110" w:type="dxa"/>
-            <w:hideMark/>
-          </w:tcPr>
-          <w:p>
-            <w:pPr>
-              <w:cnfStyle w:val="000000000000" w:firstRow="0" w:lastRow="0" w:firstColumn="0" w:lastColumn="0" w:oddVBand="0" w:evenVBand="0" w:oddHBand="0" w:evenHBand="0" w:firstRowFirstColumn="0" w:firstRowLastColumn="0" w:lastRowFirstColumn="0" w:lastRowLastColumn="0"/>
-              <w:rPr>
-                <w:rFonts w:ascii="Times New Roman" w:eastAsia="Times New Roman" w:hAnsi="Times New Roman" w:cs="Times New Roman"/>
-                <w:kern w:val="0"/>
-                <w:lang w:eastAsia="en-GB"/>
-                <w14:ligatures w14:val="none"/>
-              </w:rPr>
-            </w:pPr>
-          </w:p>
-        </w:tc>
-        <w:tc>
-          <w:tcPr>
-            <w:tcW w:w="1790" w:type="dxa"/>
-            <w:hideMark/>
-          </w:tcPr>
-          <w:p>
-            <w:pPr>
-              <w:cnfStyle w:val="000000000000" w:firstRow="0" w:lastRow="0" w:firstColumn="0" w:lastColumn="0" w:oddVBand="0" w:evenVBand="0" w:oddHBand="0" w:evenHBand="0" w:firstRowFirstColumn="0" w:firstRowLastColumn="0" w:lastRowFirstColumn="0" w:lastRowLastColumn="0"/>
-              <w:rPr>
-                <w:rFonts w:ascii="Times New Roman" w:eastAsia="Times New Roman" w:hAnsi="Times New Roman" w:cs="Times New Roman"/>
-                <w:kern w:val="0"/>
-                <w:sz w:val="20"/>
-                <w:szCs w:val="20"/>
-                <w:lang w:eastAsia="en-GB"/>
-                <w14:ligatures w14:val="none"/>
-              </w:rPr>
-            </w:pPr>
-          </w:p>
-        </w:tc>
-        <w:tc>
-          <w:tcPr>
-            <w:tcW w:w="5768" w:type="dxa"/>
-            <w:hideMark/>
-          </w:tcPr>
-          <w:p>
-            <w:pPr>
-              <w:cnfStyle w:val="000000000000" w:firstRow="0" w:lastRow="0" w:firstColumn="0" w:lastColumn="0" w:oddVBand="0" w:evenVBand="0" w:oddHBand="0" w:evenHBand="0" w:firstRowFirstColumn="0" w:firstRowLastColumn="0" w:lastRowFirstColumn="0" w:lastRowLastColumn="0"/>
-              <w:rPr>
-                <w:rFonts w:ascii="Times New Roman" w:eastAsia="Times New Roman" w:hAnsi="Times New Roman" w:cs="Times New Roman"/>
-                <w:kern w:val="0"/>
-                <w:sz w:val="20"/>
-                <w:szCs w:val="20"/>
-                <w:lang w:eastAsia="en-GB"/>
-                <w14:ligatures w14:val="none"/>
-              </w:rPr>
-            </w:pPr>
-          </w:p>
-        </w:tc>
-      </w:tr>
-      <w:tr>
-        <w:tc>
-          <w:tcPr>
-            <w:cnfStyle w:val="001000000000" w:firstRow="0" w:lastRow="0" w:firstColumn="1" w:lastColumn="0" w:oddVBand="0" w:evenVBand="0" w:oddHBand="0" w:evenHBand="0" w:firstRowFirstColumn="0" w:firstRowLastColumn="0" w:lastRowFirstColumn="0" w:lastRowLastColumn="0"/>
-            <w:tcW w:w="5282" w:type="dxa"/>
-            <w:hideMark/>
-          </w:tcPr>
-          <w:p>
-            <w:pPr>
-              <w:rPr>
-                <w:rFonts w:ascii="Times New Roman" w:eastAsia="Times New Roman" w:hAnsi="Times New Roman" w:cs="Times New Roman"/>
-                <w:b w:val="0"/>
-                <w:bCs w:val="0"/>
-                <w:kern w:val="0"/>
-                <w:lang w:eastAsia="en-GB"/>
-                <w14:ligatures w14:val="none"/>
-              </w:rPr>
-            </w:pPr>
-            <w:r>
-              <w:rPr>
-                <w:rFonts w:ascii="Times New Roman" w:eastAsia="Times New Roman" w:hAnsi="Times New Roman" w:cs="Times New Roman"/>
-                <w:b w:val="0"/>
-                <w:bCs w:val="0"/>
-                <w:kern w:val="0"/>
-                <w:lang w:eastAsia="en-GB"/>
-                <w14:ligatures w14:val="none"/>
-              </w:rPr>
-              <w:t>22. Article 6</w:t>
-            </w:r>
-          </w:p>
-        </w:tc>
-        <w:tc>
-          <w:tcPr>
-            <w:tcW w:w="1110" w:type="dxa"/>
-            <w:hideMark/>
-          </w:tcPr>
-          <w:p>
-            <w:pPr>
-              <w:cnfStyle w:val="000000000000" w:firstRow="0" w:lastRow="0" w:firstColumn="0" w:lastColumn="0" w:oddVBand="0" w:evenVBand="0" w:oddHBand="0" w:evenHBand="0" w:firstRowFirstColumn="0" w:firstRowLastColumn="0" w:lastRowFirstColumn="0" w:lastRowLastColumn="0"/>
-              <w:rPr>
-                <w:rFonts w:ascii="Times New Roman" w:eastAsia="Times New Roman" w:hAnsi="Times New Roman" w:cs="Times New Roman"/>
-                <w:kern w:val="0"/>
-                <w:lang w:eastAsia="en-GB"/>
-                <w14:ligatures w14:val="none"/>
-              </w:rPr>
-            </w:pPr>
-          </w:p>
-        </w:tc>
-        <w:tc>
-          <w:tcPr>
-            <w:tcW w:w="1790" w:type="dxa"/>
-            <w:hideMark/>
-          </w:tcPr>
-          <w:p>
-            <w:pPr>
-              <w:cnfStyle w:val="000000000000" w:firstRow="0" w:lastRow="0" w:firstColumn="0" w:lastColumn="0" w:oddVBand="0" w:evenVBand="0" w:oddHBand="0" w:evenHBand="0" w:firstRowFirstColumn="0" w:firstRowLastColumn="0" w:lastRowFirstColumn="0" w:lastRowLastColumn="0"/>
-              <w:rPr>
-                <w:rFonts w:ascii="Times New Roman" w:eastAsia="Times New Roman" w:hAnsi="Times New Roman" w:cs="Times New Roman"/>
-                <w:kern w:val="0"/>
-                <w:sz w:val="20"/>
-                <w:szCs w:val="20"/>
-                <w:lang w:eastAsia="en-GB"/>
-                <w14:ligatures w14:val="none"/>
-              </w:rPr>
-            </w:pPr>
-          </w:p>
-        </w:tc>
-        <w:tc>
-          <w:tcPr>
-            <w:tcW w:w="5768" w:type="dxa"/>
-            <w:hideMark/>
-          </w:tcPr>
-          <w:p>
-            <w:pPr>
-              <w:cnfStyle w:val="000000000000" w:firstRow="0" w:lastRow="0" w:firstColumn="0" w:lastColumn="0" w:oddVBand="0" w:evenVBand="0" w:oddHBand="0" w:evenHBand="0" w:firstRowFirstColumn="0" w:firstRowLastColumn="0" w:lastRowFirstColumn="0" w:lastRowLastColumn="0"/>
-              <w:rPr>
-                <w:rFonts w:ascii="Times New Roman" w:eastAsia="Times New Roman" w:hAnsi="Times New Roman" w:cs="Times New Roman"/>
-                <w:kern w:val="0"/>
-                <w:sz w:val="20"/>
-                <w:szCs w:val="20"/>
-                <w:lang w:eastAsia="en-GB"/>
-                <w14:ligatures w14:val="none"/>
-              </w:rPr>
-            </w:pPr>
+            <w:r>
+              <w:rPr>
+                <w:rFonts w:ascii="Times New Roman" w:eastAsia="Times New Roman" w:hAnsi="Times New Roman" w:cs="Times New Roman"/>
+                <w:kern w:val="0"/>
+                <w:sz w:val="20"/>
+                <w:szCs w:val="20"/>
+                <w:lang w:eastAsia="en-GB"/>
+                <w14:ligatures w14:val="none"/>
+              </w:rPr>
+              <w:t>BirdLife International (2023): Supported validation of culturally adapted grievance pathways in Cambodia’s REDD+ documentation.</w:t>
+            </w:r>
           </w:p>
         </w:tc>
       </w:tr>
